--- a/Laboratorios complementarios - Manuscrito a texto con CNN/Laboratorio_UCV_CNN_Digitos_UCI-Joaquin.docx
+++ b/Laboratorios complementarios - Manuscrito a texto con CNN/Laboratorio_UCV_CNN_Digitos_UCI-Joaquin.docx
@@ -4,23 +4,21 @@
   <w:body>
     <w:p>
       <w:pPr>
-        <w:pStyle w:val="139"/>
+        <w:pStyle w:val="831"/>
         <w:pBdr/>
         <w:spacing/>
         <w:ind/>
         <w:jc w:val="center"/>
         <w:rPr/>
       </w:pPr>
-      <w:r/>
       <w:r>
         <w:t xml:space="preserve">Laboratorio_UCV_CNN_Digitos_UCI</w:t>
       </w:r>
       <w:r/>
-      <w:r/>
     </w:p>
     <w:p>
       <w:pPr>
-        <w:pStyle w:val="140"/>
+        <w:pStyle w:val="832"/>
         <w:pBdr>
           <w:top w:val="none" w:color="000000" w:sz="4" w:space="0"/>
           <w:left w:val="none" w:color="000000" w:sz="4" w:space="0"/>
@@ -29,10 +27,11 @@
         </w:pBdr>
         <w:spacing/>
         <w:ind w:right="0" w:firstLine="0" w:left="0"/>
+        <w:jc w:val="center"/>
         <w:rPr>
           <w:rFonts w:ascii="Times New Roman" w:hAnsi="Times New Roman" w:eastAsia="Times New Roman" w:cs="Times New Roman"/>
-          <w:b w:val="0"/>
-          <w:bCs w:val="0"/>
+          <w:b/>
+          <w:bCs/>
           <w:sz w:val="24"/>
           <w:szCs w:val="24"/>
         </w:rPr>
@@ -40,8 +39,8 @@
       <w:r>
         <w:rPr>
           <w:rFonts w:ascii="Times New Roman" w:hAnsi="Times New Roman" w:eastAsia="Times New Roman" w:cs="Times New Roman"/>
-          <w:b w:val="0"/>
-          <w:bCs w:val="0"/>
+          <w:b/>
+          <w:bCs/>
           <w:color w:val="000000"/>
           <w:sz w:val="24"/>
           <w:szCs w:val="24"/>
@@ -51,29 +50,46 @@
       <w:r>
         <w:rPr>
           <w:rFonts w:ascii="Times New Roman" w:hAnsi="Times New Roman" w:eastAsia="Times New Roman" w:cs="Times New Roman"/>
-          <w:b w:val="0"/>
-          <w:bCs w:val="0"/>
+          <w:b/>
+          <w:bCs/>
           <w:color w:val="000000"/>
           <w:sz w:val="24"/>
           <w:szCs w:val="24"/>
           <w:highlight w:val="none"/>
         </w:rPr>
+        <w:t xml:space="preserve">GITHUB:</w:t>
       </w:r>
       <w:r>
         <w:rPr>
           <w:rFonts w:ascii="Times New Roman" w:hAnsi="Times New Roman" w:eastAsia="Times New Roman" w:cs="Times New Roman"/>
-          <w:b w:val="0"/>
-          <w:bCs w:val="0"/>
+          <w:b/>
+          <w:bCs/>
           <w:color w:val="000000"/>
           <w:sz w:val="24"/>
           <w:szCs w:val="24"/>
           <w:highlight w:val="none"/>
         </w:rPr>
+        <w:t xml:space="preserve"> https://github.com/Joaquin694/Laboratorios-13</w:t>
+      </w:r>
+      <w:r>
+        <w:rPr>
+          <w:b/>
+          <w:bCs/>
+        </w:rPr>
+      </w:r>
+      <w:r>
+        <w:rPr>
+          <w:rFonts w:ascii="Times New Roman" w:hAnsi="Times New Roman" w:eastAsia="Times New Roman" w:cs="Times New Roman"/>
+          <w:b/>
+          <w:bCs/>
+          <w:sz w:val="24"/>
+          <w:szCs w:val="24"/>
+        </w:rPr>
       </w:r>
     </w:p>
     <w:p>
       <w:pPr>
-        <w:pStyle w:val="140"/>
+        <w:pStyle w:val="832"/>
         <w:pBdr>
           <w:top w:val="none" w:color="000000" w:sz="4" w:space="0"/>
           <w:left w:val="none" w:color="000000" w:sz="4" w:space="0"/>
@@ -107,24 +123,6 @@
       </w:r>
       <w:r>
         <w:rPr>
-          <w:rFonts w:ascii="Times New Roman" w:hAnsi="Times New Roman" w:eastAsia="Times New Roman" w:cs="Times New Roman"/>
-          <w:b/>
-          <w:color w:val="000000"/>
-          <w:sz w:val="40"/>
-          <w:szCs w:val="40"/>
-        </w:rPr>
-      </w:r>
-      <w:r>
-        <w:rPr>
-          <w:rFonts w:ascii="Times New Roman" w:hAnsi="Times New Roman" w:eastAsia="Times New Roman" w:cs="Times New Roman"/>
-          <w:sz w:val="40"/>
-          <w:szCs w:val="40"/>
-        </w:rPr>
-      </w:r>
-      <w:r/>
-      <w:r>
-        <w:rPr>
-          <w:rFonts w:ascii="Times New Roman" w:hAnsi="Times New Roman" w:eastAsia="Times New Roman" w:cs="Times New Roman"/>
           <w:sz w:val="40"/>
           <w:szCs w:val="40"/>
         </w:rPr>
@@ -150,25 +148,17 @@
         </w:rPr>
         <w:t xml:space="preserve">El estudiante deberá experimentar con tres variantes del modelo:</w:t>
       </w:r>
-      <w:r/>
-      <w:r>
-        <w:rPr>
-          <w:rFonts w:ascii="Times New Roman" w:hAnsi="Times New Roman" w:eastAsia="Times New Roman" w:cs="Times New Roman"/>
-          <w:color w:val="000000"/>
-          <w:sz w:val="24"/>
-        </w:rPr>
-      </w:r>
-      <w:r/>
       <w:r>
         <w:rPr>
           <w:rFonts w:ascii="Times New Roman" w:hAnsi="Times New Roman" w:eastAsia="Times New Roman" w:cs="Times New Roman"/>
           <w:sz w:val="24"/>
         </w:rPr>
       </w:r>
+      <w:r/>
     </w:p>
     <w:p>
       <w:pPr>
-        <w:pStyle w:val="668"/>
+        <w:pStyle w:val="894"/>
         <w:numPr>
           <w:ilvl w:val="0"/>
           <w:numId w:val="1"/>
@@ -195,7 +185,7 @@
     </w:p>
     <w:p>
       <w:pPr>
-        <w:pStyle w:val="668"/>
+        <w:pStyle w:val="894"/>
         <w:numPr>
           <w:ilvl w:val="0"/>
           <w:numId w:val="1"/>
@@ -222,7 +212,7 @@
     </w:p>
     <w:p>
       <w:pPr>
-        <w:pStyle w:val="668"/>
+        <w:pStyle w:val="894"/>
         <w:numPr>
           <w:ilvl w:val="0"/>
           <w:numId w:val="1"/>
@@ -251,6 +241,7 @@
           <w:sz w:val="24"/>
         </w:rPr>
       </w:r>
+      <w:r/>
     </w:p>
     <w:p>
       <w:pPr>
@@ -290,7 +281,7 @@
     </w:p>
     <w:p>
       <w:pPr>
-        <w:pStyle w:val="668"/>
+        <w:pStyle w:val="894"/>
         <w:numPr>
           <w:ilvl w:val="0"/>
           <w:numId w:val="2"/>
@@ -316,7 +307,12 @@
         </w:rPr>
         <w:t xml:space="preserve">Accuracy.</w:t>
       </w:r>
-      <w:r/>
+      <w:r>
+        <w:rPr>
+          <w:rFonts w:ascii="Times New Roman" w:hAnsi="Times New Roman" w:eastAsia="Times New Roman" w:cs="Times New Roman"/>
+          <w:sz w:val="24"/>
+        </w:rPr>
+      </w:r>
       <w:r>
         <w:rPr>
           <w:rFonts w:ascii="Times New Roman" w:hAnsi="Times New Roman" w:eastAsia="Times New Roman" w:cs="Times New Roman"/>
@@ -326,7 +322,7 @@
     </w:p>
     <w:p>
       <w:pPr>
-        <w:pStyle w:val="668"/>
+        <w:pStyle w:val="894"/>
         <w:numPr>
           <w:ilvl w:val="0"/>
           <w:numId w:val="2"/>
@@ -352,7 +348,12 @@
         </w:rPr>
         <w:t xml:space="preserve">Loss.</w:t>
       </w:r>
-      <w:r/>
+      <w:r>
+        <w:rPr>
+          <w:rFonts w:ascii="Times New Roman" w:hAnsi="Times New Roman" w:eastAsia="Times New Roman" w:cs="Times New Roman"/>
+          <w:sz w:val="24"/>
+        </w:rPr>
+      </w:r>
       <w:r>
         <w:rPr>
           <w:rFonts w:ascii="Times New Roman" w:hAnsi="Times New Roman" w:eastAsia="Times New Roman" w:cs="Times New Roman"/>
@@ -362,7 +363,7 @@
     </w:p>
     <w:p>
       <w:pPr>
-        <w:pStyle w:val="668"/>
+        <w:pStyle w:val="894"/>
         <w:numPr>
           <w:ilvl w:val="0"/>
           <w:numId w:val="2"/>
@@ -388,7 +389,12 @@
         </w:rPr>
         <w:t xml:space="preserve">Cantidad de errores.</w:t>
       </w:r>
-      <w:r/>
+      <w:r>
+        <w:rPr>
+          <w:rFonts w:ascii="Times New Roman" w:hAnsi="Times New Roman" w:eastAsia="Times New Roman" w:cs="Times New Roman"/>
+          <w:sz w:val="24"/>
+        </w:rPr>
+      </w:r>
       <w:r>
         <w:rPr>
           <w:rFonts w:ascii="Times New Roman" w:hAnsi="Times New Roman" w:eastAsia="Times New Roman" w:cs="Times New Roman"/>
@@ -398,7 +404,7 @@
     </w:p>
     <w:p>
       <w:pPr>
-        <w:pStyle w:val="668"/>
+        <w:pStyle w:val="894"/>
         <w:numPr>
           <w:ilvl w:val="0"/>
           <w:numId w:val="2"/>
@@ -424,7 +430,12 @@
         </w:rPr>
         <w:t xml:space="preserve">Dígitos más confundidos.</w:t>
       </w:r>
-      <w:r/>
+      <w:r>
+        <w:rPr>
+          <w:rFonts w:ascii="Times New Roman" w:hAnsi="Times New Roman" w:eastAsia="Times New Roman" w:cs="Times New Roman"/>
+          <w:sz w:val="24"/>
+        </w:rPr>
+      </w:r>
       <w:r>
         <w:rPr>
           <w:rFonts w:ascii="Times New Roman" w:hAnsi="Times New Roman" w:eastAsia="Times New Roman" w:cs="Times New Roman"/>
@@ -455,7 +466,12 @@
         </w:rPr>
         <w:t xml:space="preserve"> </w:t>
       </w:r>
-      <w:r/>
+      <w:r>
+        <w:rPr>
+          <w:rFonts w:ascii="Times New Roman" w:hAnsi="Times New Roman" w:eastAsia="Times New Roman" w:cs="Times New Roman"/>
+          <w:sz w:val="24"/>
+        </w:rPr>
+      </w:r>
       <w:r>
         <w:rPr>
           <w:rFonts w:ascii="Times New Roman" w:hAnsi="Times New Roman" w:eastAsia="Times New Roman" w:cs="Times New Roman"/>
@@ -522,11 +538,15 @@
         </w:rPr>
         <w:t xml:space="preserve">Si tuviera que implementar este modelo en un sistema OCR real, ¿qué arquitectura elegiría y por qué?</w:t>
       </w:r>
-      <w:r/>
       <w:r>
         <w:rPr>
           <w:rFonts w:ascii="Times New Roman" w:hAnsi="Times New Roman" w:eastAsia="Times New Roman" w:cs="Times New Roman"/>
           <w:sz w:val="24"/>
+        </w:rPr>
+      </w:r>
+      <w:r>
+        <w:rPr>
+          <w:highlight w:val="none"/>
         </w:rPr>
       </w:r>
     </w:p>
@@ -558,7 +578,9 @@
       </w:r>
       <w:r>
         <w:rPr>
-          <w:highlight w:val="none"/>
+          <w:rFonts w:ascii="Times New Roman" w:hAnsi="Times New Roman" w:eastAsia="Times New Roman" w:cs="Times New Roman"/>
+          <w:sz w:val="24"/>
+          <w:szCs w:val="24"/>
         </w:rPr>
       </w:r>
     </w:p>
@@ -610,6 +632,15 @@
           <w:color w:val="000000"/>
           <w:sz w:val="24"/>
           <w:highlight w:val="none"/>
+        </w:rPr>
+      </w:r>
+      <w:r>
+        <w:rPr>
+          <w:rFonts w:ascii="Times New Roman" w:hAnsi="Times New Roman" w:eastAsia="Times New Roman" w:cs="Times New Roman"/>
+          <w:b/>
+          <w:bCs/>
+          <w:sz w:val="24"/>
+          <w:szCs w:val="24"/>
         </w:rPr>
       </w:r>
     </w:p>
@@ -711,14 +742,16 @@
       <w:r>
         <w:rPr>
           <w:rFonts w:ascii="Times New Roman" w:hAnsi="Times New Roman" w:eastAsia="Times New Roman" w:cs="Times New Roman"/>
-          <w:color w:val="000000"/>
           <w:sz w:val="24"/>
         </w:rPr>
       </w:r>
       <w:r>
         <w:rPr>
           <w:rFonts w:ascii="Times New Roman" w:hAnsi="Times New Roman" w:eastAsia="Times New Roman" w:cs="Times New Roman"/>
+          <w:color w:val="000000"/>
           <w:sz w:val="24"/>
+          <w:szCs w:val="24"/>
+          <w:highlight w:val="none"/>
         </w:rPr>
       </w:r>
     </w:p>
@@ -783,6 +816,13 @@
           <w:szCs w:val="24"/>
         </w:rPr>
         <w:t xml:space="preserve">DESCARGANDO DATOS PUBLICOS Y DE LIBRE USO EN GITHUB</w:t>
+      </w:r>
+      <w:r>
+        <w:rPr>
+          <w:rFonts w:ascii="Times New Roman" w:hAnsi="Times New Roman" w:eastAsia="Times New Roman" w:cs="Times New Roman"/>
+          <w:sz w:val="24"/>
+          <w:szCs w:val="24"/>
+        </w:rPr>
       </w:r>
       <w:r>
         <w:rPr>
@@ -892,14 +932,7 @@
           <w:rFonts w:ascii="Times New Roman" w:hAnsi="Times New Roman" w:eastAsia="Times New Roman" w:cs="Times New Roman"/>
           <w:color w:val="000000"/>
           <w:sz w:val="24"/>
-          <w:highlight w:val="none"/>
-        </w:rPr>
-      </w:r>
-      <w:r>
-        <w:rPr>
-          <w:rFonts w:ascii="Times New Roman" w:hAnsi="Times New Roman" w:eastAsia="Times New Roman" w:cs="Times New Roman"/>
-          <w:color w:val="000000"/>
-          <w:sz w:val="24"/>
+          <w:szCs w:val="24"/>
           <w:highlight w:val="none"/>
         </w:rPr>
       </w:r>
@@ -999,6 +1032,7 @@
           <w:rFonts w:ascii="Times New Roman" w:hAnsi="Times New Roman" w:eastAsia="Times New Roman" w:cs="Times New Roman"/>
           <w:color w:val="000000"/>
           <w:sz w:val="24"/>
+          <w:szCs w:val="24"/>
           <w:highlight w:val="none"/>
         </w:rPr>
       </w:r>
@@ -1020,13 +1054,6 @@
           <w:highlight w:val="none"/>
         </w:rPr>
       </w:pPr>
-      <w:r>
-        <w:rPr>
-          <w:rFonts w:ascii="Times New Roman" w:hAnsi="Times New Roman" w:eastAsia="Times New Roman" w:cs="Times New Roman"/>
-          <w:sz w:val="24"/>
-          <w:szCs w:val="24"/>
-        </w:rPr>
-      </w:r>
       <w:r>
         <w:rPr>
           <w:rFonts w:ascii="Times New Roman" w:hAnsi="Times New Roman" w:eastAsia="Times New Roman" w:cs="Times New Roman"/>
@@ -1115,6 +1142,7 @@
           <w:rFonts w:ascii="Times New Roman" w:hAnsi="Times New Roman" w:eastAsia="Times New Roman" w:cs="Times New Roman"/>
           <w:sz w:val="24"/>
           <w:szCs w:val="24"/>
+          <w:highlight w:val="none"/>
         </w:rPr>
       </w:r>
     </w:p>
@@ -1179,6 +1207,13 @@
           <w:szCs w:val="24"/>
         </w:rPr>
         <w:t xml:space="preserve">SE CREAN LOS VECTORES “IMAGENES ENTRENA” Y “CLASES ENTRENA” Y SE COLOCA RESPECIVAMENTE LOS DATOS QUE DEBEN CONTENER CON UN “FOR” QUE INGRESA LOS DATOS EN BUCLE</w:t>
+      </w:r>
+      <w:r>
+        <w:rPr>
+          <w:rFonts w:ascii="Times New Roman" w:hAnsi="Times New Roman" w:eastAsia="Times New Roman" w:cs="Times New Roman"/>
+          <w:sz w:val="24"/>
+          <w:szCs w:val="24"/>
+        </w:rPr>
       </w:r>
       <w:r>
         <w:rPr>
@@ -1298,14 +1333,6 @@
           <w:highlight w:val="none"/>
         </w:rPr>
       </w:r>
-      <w:r>
-        <w:rPr>
-          <w:rFonts w:ascii="Times New Roman" w:hAnsi="Times New Roman" w:eastAsia="Times New Roman" w:cs="Times New Roman"/>
-          <w:sz w:val="24"/>
-          <w:szCs w:val="24"/>
-          <w:highlight w:val="none"/>
-        </w:rPr>
-      </w:r>
     </w:p>
     <w:p>
       <w:pPr>
@@ -1414,13 +1441,6 @@
           <w:szCs w:val="24"/>
         </w:rPr>
         <w:t xml:space="preserve">SE CREAN LOS VECTORES “IMAGENES PRUEBA” Y “CLASES PRUEBA” Y SE COLOCA RESPECIVAMENTE LOS DATOS QUE DEBEN CONTENER CON UN “FOR” QUE INGRESA LOS DATOS EN BUCLE</w:t>
-      </w:r>
-      <w:r>
-        <w:rPr>
-          <w:rFonts w:ascii="Times New Roman" w:hAnsi="Times New Roman" w:eastAsia="Times New Roman" w:cs="Times New Roman"/>
-          <w:sz w:val="24"/>
-          <w:szCs w:val="24"/>
-        </w:rPr>
       </w:r>
       <w:r>
         <w:rPr>
@@ -1536,7 +1556,6 @@
           <w:rFonts w:ascii="Times New Roman" w:hAnsi="Times New Roman" w:eastAsia="Times New Roman" w:cs="Times New Roman"/>
           <w:sz w:val="24"/>
           <w:szCs w:val="24"/>
-          <w:highlight w:val="none"/>
         </w:rPr>
       </w:r>
       <w:r>
@@ -1545,13 +1564,6 @@
           <w:sz w:val="24"/>
           <w:szCs w:val="24"/>
           <w:highlight w:val="none"/>
-        </w:rPr>
-      </w:r>
-      <w:r>
-        <w:rPr>
-          <w:rFonts w:ascii="Times New Roman" w:hAnsi="Times New Roman" w:eastAsia="Times New Roman" w:cs="Times New Roman"/>
-          <w:sz w:val="24"/>
-          <w:szCs w:val="24"/>
         </w:rPr>
       </w:r>
     </w:p>
@@ -1616,6 +1628,13 @@
           <w:szCs w:val="24"/>
         </w:rPr>
         <w:t xml:space="preserve">SE NORMALIZARON LOS DATOS DANDOLES UN VALOR DEL 0 AL 1</w:t>
+      </w:r>
+      <w:r>
+        <w:rPr>
+          <w:rFonts w:ascii="Times New Roman" w:hAnsi="Times New Roman" w:eastAsia="Times New Roman" w:cs="Times New Roman"/>
+          <w:sz w:val="24"/>
+          <w:szCs w:val="24"/>
+        </w:rPr>
       </w:r>
       <w:r>
         <w:rPr>
@@ -1724,7 +1743,6 @@
           <w:rFonts w:ascii="Times New Roman" w:hAnsi="Times New Roman" w:eastAsia="Times New Roman" w:cs="Times New Roman"/>
           <w:sz w:val="24"/>
           <w:szCs w:val="24"/>
-          <w:highlight w:val="none"/>
         </w:rPr>
       </w:r>
       <w:r>
@@ -1733,13 +1751,6 @@
           <w:sz w:val="24"/>
           <w:szCs w:val="24"/>
           <w:highlight w:val="none"/>
-        </w:rPr>
-      </w:r>
-      <w:r>
-        <w:rPr>
-          <w:rFonts w:ascii="Times New Roman" w:hAnsi="Times New Roman" w:eastAsia="Times New Roman" w:cs="Times New Roman"/>
-          <w:sz w:val="24"/>
-          <w:szCs w:val="24"/>
         </w:rPr>
       </w:r>
     </w:p>
@@ -1812,6 +1823,14 @@
           <w:rFonts w:ascii="Times New Roman" w:hAnsi="Times New Roman" w:eastAsia="Times New Roman" w:cs="Times New Roman"/>
           <w:sz w:val="24"/>
           <w:szCs w:val="24"/>
+        </w:rPr>
+      </w:r>
+      <w:r>
+        <w:rPr>
+          <w:rFonts w:ascii="Times New Roman" w:hAnsi="Times New Roman" w:eastAsia="Times New Roman" w:cs="Times New Roman"/>
+          <w:sz w:val="24"/>
+          <w:szCs w:val="24"/>
+          <w:highlight w:val="none"/>
         </w:rPr>
       </w:r>
     </w:p>
@@ -1914,7 +1933,6 @@
           <w:rFonts w:ascii="Times New Roman" w:hAnsi="Times New Roman" w:eastAsia="Times New Roman" w:cs="Times New Roman"/>
           <w:sz w:val="24"/>
           <w:szCs w:val="24"/>
-          <w:highlight w:val="none"/>
         </w:rPr>
       </w:r>
       <w:r>
@@ -1923,13 +1941,6 @@
           <w:sz w:val="24"/>
           <w:szCs w:val="24"/>
           <w:highlight w:val="none"/>
-        </w:rPr>
-      </w:r>
-      <w:r>
-        <w:rPr>
-          <w:rFonts w:ascii="Times New Roman" w:hAnsi="Times New Roman" w:eastAsia="Times New Roman" w:cs="Times New Roman"/>
-          <w:sz w:val="24"/>
-          <w:szCs w:val="24"/>
         </w:rPr>
       </w:r>
     </w:p>
@@ -2032,7 +2043,6 @@
           <w:rFonts w:ascii="Times New Roman" w:hAnsi="Times New Roman" w:eastAsia="Times New Roman" w:cs="Times New Roman"/>
           <w:sz w:val="24"/>
           <w:szCs w:val="24"/>
-          <w:highlight w:val="none"/>
         </w:rPr>
       </w:r>
       <w:r>
@@ -2041,13 +2051,6 @@
           <w:sz w:val="24"/>
           <w:szCs w:val="24"/>
           <w:highlight w:val="none"/>
-        </w:rPr>
-      </w:r>
-      <w:r>
-        <w:rPr>
-          <w:rFonts w:ascii="Times New Roman" w:hAnsi="Times New Roman" w:eastAsia="Times New Roman" w:cs="Times New Roman"/>
-          <w:sz w:val="24"/>
-          <w:szCs w:val="24"/>
         </w:rPr>
       </w:r>
     </w:p>
@@ -2120,6 +2123,14 @@
           <w:rFonts w:ascii="Times New Roman" w:hAnsi="Times New Roman" w:eastAsia="Times New Roman" w:cs="Times New Roman"/>
           <w:sz w:val="24"/>
           <w:szCs w:val="24"/>
+        </w:rPr>
+      </w:r>
+      <w:r>
+        <w:rPr>
+          <w:rFonts w:ascii="Times New Roman" w:hAnsi="Times New Roman" w:eastAsia="Times New Roman" w:cs="Times New Roman"/>
+          <w:sz w:val="24"/>
+          <w:szCs w:val="24"/>
+          <w:highlight w:val="none"/>
         </w:rPr>
       </w:r>
     </w:p>
@@ -2222,7 +2233,6 @@
           <w:rFonts w:ascii="Times New Roman" w:hAnsi="Times New Roman" w:eastAsia="Times New Roman" w:cs="Times New Roman"/>
           <w:sz w:val="24"/>
           <w:szCs w:val="24"/>
-          <w:highlight w:val="none"/>
         </w:rPr>
       </w:r>
       <w:r>
@@ -2231,13 +2241,6 @@
           <w:sz w:val="24"/>
           <w:szCs w:val="24"/>
           <w:highlight w:val="none"/>
-        </w:rPr>
-      </w:r>
-      <w:r>
-        <w:rPr>
-          <w:rFonts w:ascii="Times New Roman" w:hAnsi="Times New Roman" w:eastAsia="Times New Roman" w:cs="Times New Roman"/>
-          <w:sz w:val="24"/>
-          <w:szCs w:val="24"/>
         </w:rPr>
       </w:r>
     </w:p>
@@ -2310,6 +2313,14 @@
           <w:rFonts w:ascii="Times New Roman" w:hAnsi="Times New Roman" w:eastAsia="Times New Roman" w:cs="Times New Roman"/>
           <w:sz w:val="24"/>
           <w:szCs w:val="24"/>
+        </w:rPr>
+      </w:r>
+      <w:r>
+        <w:rPr>
+          <w:rFonts w:ascii="Times New Roman" w:hAnsi="Times New Roman" w:eastAsia="Times New Roman" w:cs="Times New Roman"/>
+          <w:sz w:val="24"/>
+          <w:szCs w:val="24"/>
+          <w:highlight w:val="none"/>
         </w:rPr>
       </w:r>
     </w:p>
@@ -2412,7 +2423,6 @@
           <w:rFonts w:ascii="Times New Roman" w:hAnsi="Times New Roman" w:eastAsia="Times New Roman" w:cs="Times New Roman"/>
           <w:sz w:val="24"/>
           <w:szCs w:val="24"/>
-          <w:highlight w:val="none"/>
         </w:rPr>
       </w:r>
       <w:r>
@@ -2421,13 +2431,6 @@
           <w:sz w:val="24"/>
           <w:szCs w:val="24"/>
           <w:highlight w:val="none"/>
-        </w:rPr>
-      </w:r>
-      <w:r>
-        <w:rPr>
-          <w:rFonts w:ascii="Times New Roman" w:hAnsi="Times New Roman" w:eastAsia="Times New Roman" w:cs="Times New Roman"/>
-          <w:sz w:val="24"/>
-          <w:szCs w:val="24"/>
         </w:rPr>
       </w:r>
     </w:p>
@@ -2500,6 +2503,14 @@
           <w:rFonts w:ascii="Times New Roman" w:hAnsi="Times New Roman" w:eastAsia="Times New Roman" w:cs="Times New Roman"/>
           <w:sz w:val="24"/>
           <w:szCs w:val="24"/>
+        </w:rPr>
+      </w:r>
+      <w:r>
+        <w:rPr>
+          <w:rFonts w:ascii="Times New Roman" w:hAnsi="Times New Roman" w:eastAsia="Times New Roman" w:cs="Times New Roman"/>
+          <w:sz w:val="24"/>
+          <w:szCs w:val="24"/>
+          <w:highlight w:val="none"/>
         </w:rPr>
       </w:r>
     </w:p>
@@ -2602,7 +2613,6 @@
           <w:rFonts w:ascii="Times New Roman" w:hAnsi="Times New Roman" w:eastAsia="Times New Roman" w:cs="Times New Roman"/>
           <w:sz w:val="24"/>
           <w:szCs w:val="24"/>
-          <w:highlight w:val="none"/>
         </w:rPr>
       </w:r>
       <w:r>
@@ -2611,13 +2621,6 @@
           <w:sz w:val="24"/>
           <w:szCs w:val="24"/>
           <w:highlight w:val="none"/>
-        </w:rPr>
-      </w:r>
-      <w:r>
-        <w:rPr>
-          <w:rFonts w:ascii="Times New Roman" w:hAnsi="Times New Roman" w:eastAsia="Times New Roman" w:cs="Times New Roman"/>
-          <w:sz w:val="24"/>
-          <w:szCs w:val="24"/>
         </w:rPr>
       </w:r>
     </w:p>
@@ -2653,6 +2656,14 @@
           <w:rFonts w:ascii="Times New Roman" w:hAnsi="Times New Roman" w:eastAsia="Times New Roman" w:cs="Times New Roman"/>
           <w:sz w:val="24"/>
           <w:szCs w:val="24"/>
+        </w:rPr>
+      </w:r>
+      <w:r>
+        <w:rPr>
+          <w:rFonts w:ascii="Times New Roman" w:hAnsi="Times New Roman" w:eastAsia="Times New Roman" w:cs="Times New Roman"/>
+          <w:sz w:val="24"/>
+          <w:szCs w:val="24"/>
+          <w:highlight w:val="none"/>
         </w:rPr>
       </w:r>
     </w:p>
@@ -2762,15 +2773,6 @@
           <w:rFonts w:ascii="Times New Roman" w:hAnsi="Times New Roman" w:eastAsia="Times New Roman" w:cs="Times New Roman"/>
           <w:sz w:val="24"/>
           <w:szCs w:val="24"/>
-          <w:highlight w:val="none"/>
-        </w:rPr>
-      </w:r>
-      <w:r>
-        <w:rPr>
-          <w:rFonts w:ascii="Times New Roman" w:hAnsi="Times New Roman" w:eastAsia="Times New Roman" w:cs="Times New Roman"/>
-          <w:sz w:val="24"/>
-          <w:szCs w:val="24"/>
-          <w:highlight w:val="none"/>
         </w:rPr>
       </w:r>
     </w:p>
@@ -2809,9 +2811,8 @@
       <w:r>
         <w:rPr>
           <w:rFonts w:ascii="Times New Roman" w:hAnsi="Times New Roman" w:eastAsia="Times New Roman" w:cs="Times New Roman"/>
-          <w:color w:val="000000"/>
           <w:sz w:val="24"/>
-          <w:highlight w:val="none"/>
+          <w:szCs w:val="24"/>
         </w:rPr>
       </w:r>
     </w:p>
@@ -2836,8 +2837,8 @@
       </w:r>
       <w:r>
         <w:rPr>
-          <w:sz w:val="40"/>
-          <w:szCs w:val="40"/>
+          <w:sz w:val="24"/>
+          <w:szCs w:val="24"/>
         </w:rPr>
       </w:r>
       <w:r>
@@ -2849,7 +2850,7 @@
     </w:p>
     <w:p>
       <w:pPr>
-        <w:pStyle w:val="140"/>
+        <w:pStyle w:val="832"/>
         <w:pBdr>
           <w:top w:val="none" w:color="000000" w:sz="4" w:space="0"/>
           <w:left w:val="none" w:color="000000" w:sz="4" w:space="0"/>
@@ -2906,7 +2907,7 @@
     </w:p>
     <w:p>
       <w:pPr>
-        <w:pStyle w:val="140"/>
+        <w:pStyle w:val="832"/>
         <w:pBdr>
           <w:top w:val="none" w:color="000000" w:sz="4" w:space="0"/>
           <w:left w:val="none" w:color="000000" w:sz="4" w:space="0"/>
@@ -3004,8 +3005,10 @@
           <w:rFonts w:ascii="Times New Roman" w:hAnsi="Times New Roman" w:eastAsia="Times New Roman" w:cs="Times New Roman"/>
           <w:b w:val="0"/>
           <w:bCs w:val="0"/>
+          <w:color w:val="000000"/>
           <w:sz w:val="24"/>
           <w:szCs w:val="24"/>
+          <w:highlight w:val="none"/>
         </w:rPr>
       </w:r>
     </w:p>
@@ -3117,9 +3120,9 @@
           <w:bCs w:val="0"/>
           <w:sz w:val="24"/>
           <w:szCs w:val="24"/>
+          <w:highlight w:val="none"/>
         </w:rPr>
       </w:r>
-      <w:r/>
     </w:p>
     <w:p>
       <w:pPr>
@@ -3235,16 +3238,6 @@
           <w:highlight w:val="none"/>
         </w:rPr>
       </w:r>
-      <w:r>
-        <w:rPr>
-          <w:rFonts w:ascii="Times New Roman" w:hAnsi="Times New Roman" w:eastAsia="Times New Roman" w:cs="Times New Roman"/>
-          <w:b w:val="0"/>
-          <w:bCs w:val="0"/>
-          <w:sz w:val="24"/>
-          <w:szCs w:val="24"/>
-          <w:highlight w:val="none"/>
-        </w:rPr>
-      </w:r>
     </w:p>
     <w:p>
       <w:pPr>
@@ -3253,7 +3246,6 @@
         <w:ind/>
         <w:rPr/>
       </w:pPr>
-      <w:r/>
       <w:r/>
       <w:r/>
     </w:p>
@@ -3375,7 +3367,6 @@
           <w:highlight w:val="none"/>
         </w:rPr>
       </w:r>
-      <w:r/>
       <w:r>
         <w:rPr>
           <w:rFonts w:ascii="Times New Roman" w:hAnsi="Times New Roman" w:eastAsia="Times New Roman" w:cs="Times New Roman"/>
@@ -3386,7 +3377,12 @@
           <w:highlight w:val="none"/>
         </w:rPr>
       </w:r>
-      <w:r>
+    </w:p>
+    <w:p>
+      <w:pPr>
+        <w:pBdr/>
+        <w:spacing/>
+        <w:ind/>
         <w:rPr>
           <w:rFonts w:ascii="Times New Roman" w:hAnsi="Times New Roman" w:eastAsia="Times New Roman" w:cs="Times New Roman"/>
           <w:b w:val="0"/>
@@ -3395,7 +3391,7 @@
           <w:szCs w:val="24"/>
           <w:highlight w:val="none"/>
         </w:rPr>
-      </w:r>
+      </w:pPr>
       <w:r>
         <w:rPr>
           <w:rFonts w:ascii="Times New Roman" w:hAnsi="Times New Roman" w:eastAsia="Times New Roman" w:cs="Times New Roman"/>
@@ -3450,51 +3446,6 @@
           <w:szCs w:val="24"/>
           <w:highlight w:val="none"/>
         </w:rPr>
-      </w:r>
-      <w:r>
-        <w:rPr>
-          <w:rFonts w:ascii="Times New Roman" w:hAnsi="Times New Roman" w:eastAsia="Times New Roman" w:cs="Times New Roman"/>
-          <w:b w:val="0"/>
-          <w:bCs w:val="0"/>
-          <w:sz w:val="24"/>
-          <w:szCs w:val="24"/>
-          <w:highlight w:val="none"/>
-        </w:rPr>
-      </w:r>
-      <w:r>
-        <w:rPr>
-          <w:rFonts w:ascii="Times New Roman" w:hAnsi="Times New Roman" w:eastAsia="Times New Roman" w:cs="Times New Roman"/>
-          <w:b w:val="0"/>
-          <w:bCs w:val="0"/>
-          <w:sz w:val="24"/>
-          <w:szCs w:val="24"/>
-          <w:highlight w:val="none"/>
-        </w:rPr>
-      </w:r>
-    </w:p>
-    <w:p>
-      <w:pPr>
-        <w:pBdr/>
-        <w:spacing/>
-        <w:ind/>
-        <w:rPr>
-          <w:rFonts w:ascii="Times New Roman" w:hAnsi="Times New Roman" w:eastAsia="Times New Roman" w:cs="Times New Roman"/>
-          <w:b w:val="0"/>
-          <w:bCs w:val="0"/>
-          <w:sz w:val="24"/>
-          <w:szCs w:val="24"/>
-          <w:highlight w:val="none"/>
-        </w:rPr>
-      </w:pPr>
-      <w:r>
-        <w:rPr>
-          <w:rFonts w:ascii="Times New Roman" w:hAnsi="Times New Roman" w:eastAsia="Times New Roman" w:cs="Times New Roman"/>
-          <w:b w:val="0"/>
-          <w:bCs w:val="0"/>
-          <w:sz w:val="24"/>
-          <w:szCs w:val="24"/>
-          <w:highlight w:val="none"/>
-        </w:rPr>
         <w:t xml:space="preserve">Pre-Procesamos los datos usando Min-Max, categorizamos cada figura y destinamos la catidad que se hara para entrenar y probar el modelo.</w:t>
       </w:r>
       <w:r>
@@ -3507,19 +3458,6 @@
           <w:highlight w:val="none"/>
         </w:rPr>
       </w:r>
-      <w:r>
-        <w:rPr>
-          <w:rFonts w:ascii="Times New Roman" w:hAnsi="Times New Roman" w:eastAsia="Times New Roman" w:cs="Times New Roman"/>
-          <w:b w:val="0"/>
-          <w:bCs w:val="0"/>
-          <w:sz w:val="24"/>
-          <w:szCs w:val="24"/>
-          <w:highlight w:val="none"/>
-        </w:rPr>
-      </w:r>
-      <w:r/>
-      <w:r/>
-      <w:r/>
       <w:r>
         <w:rPr>
           <w:rFonts w:ascii="Times New Roman" w:hAnsi="Times New Roman" w:eastAsia="Times New Roman" w:cs="Times New Roman"/>
@@ -3644,7 +3582,6 @@
           <w:highlight w:val="none"/>
         </w:rPr>
       </w:r>
-      <w:r/>
     </w:p>
     <w:p>
       <w:pPr>
@@ -3653,7 +3590,6 @@
         <w:ind/>
         <w:rPr/>
       </w:pPr>
-      <w:r/>
       <w:r/>
       <w:r/>
     </w:p>
@@ -3772,7 +3708,16 @@
           <w:highlight w:val="none"/>
         </w:rPr>
       </w:r>
-      <w:r/>
+      <w:r>
+        <w:rPr>
+          <w:rFonts w:ascii="Times New Roman" w:hAnsi="Times New Roman" w:eastAsia="Times New Roman" w:cs="Times New Roman"/>
+          <w:b w:val="0"/>
+          <w:bCs w:val="0"/>
+          <w:sz w:val="24"/>
+          <w:szCs w:val="24"/>
+          <w:highlight w:val="none"/>
+        </w:rPr>
+      </w:r>
     </w:p>
     <w:p>
       <w:pPr>
@@ -3781,7 +3726,6 @@
         <w:ind/>
         <w:rPr/>
       </w:pPr>
-      <w:r/>
       <w:r/>
       <w:r/>
     </w:p>
@@ -3802,6 +3746,12 @@
           <w:bCs/>
         </w:rPr>
         <w:t xml:space="preserve">Resultados del Entrenamiento</w:t>
+      </w:r>
+      <w:r>
+        <w:rPr>
+          <w:b/>
+          <w:bCs/>
+        </w:rPr>
       </w:r>
       <w:r>
         <w:rPr>
@@ -3923,18 +3873,6 @@
           <w:highlight w:val="none"/>
         </w:rPr>
       </w:r>
-      <w:r/>
-      <w:r/>
-      <w:r>
-        <w:rPr>
-          <w:rFonts w:ascii="Times New Roman" w:hAnsi="Times New Roman" w:eastAsia="Times New Roman" w:cs="Times New Roman"/>
-          <w:b w:val="0"/>
-          <w:bCs w:val="0"/>
-          <w:sz w:val="24"/>
-          <w:szCs w:val="24"/>
-          <w:highlight w:val="none"/>
-        </w:rPr>
-      </w:r>
     </w:p>
     <w:p>
       <w:pPr>
@@ -4049,7 +3987,6 @@
           <w:highlight w:val="none"/>
         </w:rPr>
       </w:r>
-      <w:r/>
     </w:p>
     <w:p>
       <w:pPr>
@@ -4164,7 +4101,6 @@
           <w:highlight w:val="none"/>
         </w:rPr>
       </w:r>
-      <w:r/>
     </w:p>
     <w:p>
       <w:pPr>
@@ -4279,7 +4215,6 @@
           <w:highlight w:val="none"/>
         </w:rPr>
       </w:r>
-      <w:r/>
     </w:p>
     <w:p>
       <w:pPr>
@@ -4305,7 +4240,6 @@
           <w:highlight w:val="none"/>
         </w:rPr>
       </w:r>
-      <w:r/>
       <w:r>
         <mc:AlternateContent>
           <mc:Choice Requires="wpg">
@@ -4375,7 +4309,6 @@
           </mc:Fallback>
         </mc:AlternateContent>
       </w:r>
-      <w:r/>
       <w:r>
         <w:rPr>
           <w:rFonts w:ascii="Times New Roman" w:hAnsi="Times New Roman" w:eastAsia="Times New Roman" w:cs="Times New Roman"/>
@@ -4396,7 +4329,6 @@
           <w:highlight w:val="none"/>
         </w:rPr>
       </w:r>
-      <w:r/>
     </w:p>
     <w:p>
       <w:pPr>
@@ -4450,7 +4382,7 @@
                       <pic:spPr bwMode="auto">
                         <a:xfrm>
                           <a:off x="0" y="0"/>
-                          <a:ext cx="5940424" cy="2438268"/>
+                          <a:ext cx="5940424" cy="2438267"/>
                         </a:xfrm>
                         <a:prstGeom prst="rect">
                           <a:avLst/>
@@ -4511,7 +4443,6 @@
           <w:highlight w:val="none"/>
         </w:rPr>
       </w:r>
-      <w:r/>
     </w:p>
     <w:p>
       <w:pPr>
@@ -4626,7 +4557,6 @@
           <w:highlight w:val="none"/>
         </w:rPr>
       </w:r>
-      <w:r/>
     </w:p>
     <w:p>
       <w:pPr>
@@ -4669,6 +4599,14 @@
           <w:sz w:val="24"/>
         </w:rPr>
       </w:r>
+      <w:r>
+        <w:rPr>
+          <w:rFonts w:ascii="Times New Roman" w:hAnsi="Times New Roman" w:eastAsia="Times New Roman" w:cs="Times New Roman"/>
+          <w:color w:val="000000"/>
+          <w:sz w:val="24"/>
+          <w:szCs w:val="24"/>
+        </w:rPr>
+      </w:r>
     </w:p>
     <w:p>
       <w:pPr>
@@ -4695,8 +4633,13 @@
         </w:rPr>
         <w:t xml:space="preserve">Una red densa conecta todas las neuronas entre capas perdiendo la estructura espacial de los datos. Una CNN utiliza convoluciones para extraer características locales, conservando la relación espacial original de los píxeles en la imagen.</w:t>
       </w:r>
-      <w:r/>
-      <w:r/>
+      <w:r>
+        <w:rPr>
+          <w:rFonts w:ascii="Times New Roman" w:hAnsi="Times New Roman" w:eastAsia="Times New Roman" w:cs="Times New Roman"/>
+          <w:sz w:val="24"/>
+          <w:szCs w:val="24"/>
+        </w:rPr>
+      </w:r>
     </w:p>
     <w:p>
       <w:pPr>
@@ -4739,6 +4682,14 @@
           <w:sz w:val="24"/>
         </w:rPr>
       </w:r>
+      <w:r>
+        <w:rPr>
+          <w:rFonts w:ascii="Times New Roman" w:hAnsi="Times New Roman" w:eastAsia="Times New Roman" w:cs="Times New Roman"/>
+          <w:color w:val="000000"/>
+          <w:sz w:val="24"/>
+          <w:szCs w:val="24"/>
+        </w:rPr>
+      </w:r>
     </w:p>
     <w:p>
       <w:pPr>
@@ -4773,8 +4724,13 @@
         </w:rPr>
         <w:t xml:space="preserve">e.</w:t>
       </w:r>
-      <w:r/>
-      <w:r/>
+      <w:r>
+        <w:rPr>
+          <w:rFonts w:ascii="Times New Roman" w:hAnsi="Times New Roman" w:eastAsia="Times New Roman" w:cs="Times New Roman"/>
+          <w:sz w:val="24"/>
+          <w:szCs w:val="24"/>
+        </w:rPr>
+      </w:r>
     </w:p>
     <w:p>
       <w:pPr>
@@ -4815,6 +4771,14 @@
         <w:rPr>
           <w:rFonts w:ascii="Times New Roman" w:hAnsi="Times New Roman" w:eastAsia="Times New Roman" w:cs="Times New Roman"/>
           <w:sz w:val="24"/>
+        </w:rPr>
+      </w:r>
+      <w:r>
+        <w:rPr>
+          <w:rFonts w:ascii="Times New Roman" w:hAnsi="Times New Roman" w:eastAsia="Times New Roman" w:cs="Times New Roman"/>
+          <w:color w:val="000000"/>
+          <w:sz w:val="24"/>
+          <w:szCs w:val="24"/>
         </w:rPr>
       </w:r>
     </w:p>
@@ -4860,8 +4824,13 @@
         </w:rPr>
         <w:t xml:space="preserve">) es una pequeña matriz de pesos que se desliza sobre la imagen para detectar características específicas. Cada filtro se especializa en reconocer un patrón visual concreto, como líneas horizontales, esquinas o gradientes de color.</w:t>
       </w:r>
-      <w:r/>
-      <w:r/>
+      <w:r>
+        <w:rPr>
+          <w:rFonts w:ascii="Times New Roman" w:hAnsi="Times New Roman" w:eastAsia="Times New Roman" w:cs="Times New Roman"/>
+          <w:sz w:val="24"/>
+          <w:szCs w:val="24"/>
+        </w:rPr>
+      </w:r>
     </w:p>
     <w:p>
       <w:pPr>
@@ -4904,6 +4873,14 @@
           <w:sz w:val="24"/>
         </w:rPr>
       </w:r>
+      <w:r>
+        <w:rPr>
+          <w:rFonts w:ascii="Times New Roman" w:hAnsi="Times New Roman" w:eastAsia="Times New Roman" w:cs="Times New Roman"/>
+          <w:color w:val="000000"/>
+          <w:sz w:val="24"/>
+          <w:szCs w:val="24"/>
+        </w:rPr>
+      </w:r>
     </w:p>
     <w:p>
       <w:pPr>
@@ -4938,8 +4915,13 @@
         </w:rPr>
         <w:t xml:space="preserve">l objeto en la imagen.</w:t>
       </w:r>
-      <w:r/>
-      <w:r/>
+      <w:r>
+        <w:rPr>
+          <w:rFonts w:ascii="Times New Roman" w:hAnsi="Times New Roman" w:eastAsia="Times New Roman" w:cs="Times New Roman"/>
+          <w:sz w:val="24"/>
+          <w:szCs w:val="24"/>
+        </w:rPr>
+      </w:r>
     </w:p>
     <w:p>
       <w:pPr>
@@ -4982,6 +4964,14 @@
           <w:sz w:val="24"/>
         </w:rPr>
       </w:r>
+      <w:r>
+        <w:rPr>
+          <w:rFonts w:ascii="Times New Roman" w:hAnsi="Times New Roman" w:eastAsia="Times New Roman" w:cs="Times New Roman"/>
+          <w:color w:val="000000"/>
+          <w:sz w:val="24"/>
+          <w:szCs w:val="24"/>
+        </w:rPr>
+      </w:r>
     </w:p>
     <w:p>
       <w:pPr>
@@ -5016,8 +5006,13 @@
         </w:rPr>
         <w:t xml:space="preserve"> la misma escala.</w:t>
       </w:r>
-      <w:r/>
-      <w:r/>
+      <w:r>
+        <w:rPr>
+          <w:rFonts w:ascii="Times New Roman" w:hAnsi="Times New Roman" w:eastAsia="Times New Roman" w:cs="Times New Roman"/>
+          <w:sz w:val="24"/>
+          <w:szCs w:val="24"/>
+        </w:rPr>
+      </w:r>
     </w:p>
     <w:p>
       <w:pPr>
@@ -5058,6 +5053,14 @@
         <w:rPr>
           <w:rFonts w:ascii="Times New Roman" w:hAnsi="Times New Roman" w:eastAsia="Times New Roman" w:cs="Times New Roman"/>
           <w:sz w:val="24"/>
+        </w:rPr>
+      </w:r>
+      <w:r>
+        <w:rPr>
+          <w:rFonts w:ascii="Times New Roman" w:hAnsi="Times New Roman" w:eastAsia="Times New Roman" w:cs="Times New Roman"/>
+          <w:color w:val="000000"/>
+          <w:sz w:val="24"/>
+          <w:szCs w:val="24"/>
         </w:rPr>
       </w:r>
     </w:p>
@@ -5103,8 +5106,13 @@
         </w:rPr>
         <w:t xml:space="preserve">) en una distribución de probabilidades que suman exactamente 1. Esto nos permite interpretar de manera intuitiva el nivel de confianza que tiene el modelo para cada clase posible.</w:t>
       </w:r>
-      <w:r/>
-      <w:r/>
+      <w:r>
+        <w:rPr>
+          <w:rFonts w:ascii="Times New Roman" w:hAnsi="Times New Roman" w:eastAsia="Times New Roman" w:cs="Times New Roman"/>
+          <w:sz w:val="24"/>
+          <w:szCs w:val="24"/>
+        </w:rPr>
+      </w:r>
     </w:p>
     <w:p>
       <w:pPr>
@@ -5147,6 +5155,14 @@
           <w:sz w:val="24"/>
         </w:rPr>
       </w:r>
+      <w:r>
+        <w:rPr>
+          <w:rFonts w:ascii="Times New Roman" w:hAnsi="Times New Roman" w:eastAsia="Times New Roman" w:cs="Times New Roman"/>
+          <w:color w:val="000000"/>
+          <w:sz w:val="24"/>
+          <w:szCs w:val="24"/>
+        </w:rPr>
+      </w:r>
     </w:p>
     <w:p>
       <w:pPr>
@@ -5173,8 +5189,13 @@
         </w:rPr>
         <w:t xml:space="preserve">Asumiendo un dataset típico como MNIST, los pares que más se confunden suelen ser el 4 con el 9, el 3 con el 5, o el 7 con el 1. Esto ocurre debido a la gran similitud visual en sus trazos estructurales cuando se escriben rápido.</w:t>
       </w:r>
-      <w:r/>
-      <w:r/>
+      <w:r>
+        <w:rPr>
+          <w:rFonts w:ascii="Times New Roman" w:hAnsi="Times New Roman" w:eastAsia="Times New Roman" w:cs="Times New Roman"/>
+          <w:sz w:val="24"/>
+          <w:szCs w:val="24"/>
+        </w:rPr>
+      </w:r>
     </w:p>
     <w:p>
       <w:pPr>
@@ -5217,6 +5238,14 @@
           <w:sz w:val="24"/>
         </w:rPr>
       </w:r>
+      <w:r>
+        <w:rPr>
+          <w:rFonts w:ascii="Times New Roman" w:hAnsi="Times New Roman" w:eastAsia="Times New Roman" w:cs="Times New Roman"/>
+          <w:color w:val="000000"/>
+          <w:sz w:val="24"/>
+          <w:szCs w:val="24"/>
+        </w:rPr>
+      </w:r>
     </w:p>
     <w:p>
       <w:pPr>
@@ -5243,8 +5272,13 @@
         </w:rPr>
         <w:t xml:space="preserve">La alta variabilidad de la caligrafía humana, con diferentes inclinaciones y grosores, crea ambigüedades geométricas naturales. Además, un mal trazo puede hacer que un número sea literalmente idéntico a otro (como un "0" abierto que parece un "6").</w:t>
       </w:r>
-      <w:r/>
-      <w:r/>
+      <w:r>
+        <w:rPr>
+          <w:rFonts w:ascii="Times New Roman" w:hAnsi="Times New Roman" w:eastAsia="Times New Roman" w:cs="Times New Roman"/>
+          <w:sz w:val="24"/>
+          <w:szCs w:val="24"/>
+        </w:rPr>
+      </w:r>
     </w:p>
     <w:p>
       <w:pPr>
@@ -5287,6 +5321,14 @@
           <w:sz w:val="24"/>
         </w:rPr>
       </w:r>
+      <w:r>
+        <w:rPr>
+          <w:rFonts w:ascii="Times New Roman" w:hAnsi="Times New Roman" w:eastAsia="Times New Roman" w:cs="Times New Roman"/>
+          <w:color w:val="000000"/>
+          <w:sz w:val="24"/>
+          <w:szCs w:val="24"/>
+        </w:rPr>
+      </w:r>
     </w:p>
     <w:p>
       <w:pPr>
@@ -5321,8 +5363,13 @@
         </w:rPr>
         <w:t xml:space="preserve">da.</w:t>
       </w:r>
-      <w:r/>
-      <w:r/>
+      <w:r>
+        <w:rPr>
+          <w:rFonts w:ascii="Times New Roman" w:hAnsi="Times New Roman" w:eastAsia="Times New Roman" w:cs="Times New Roman"/>
+          <w:sz w:val="24"/>
+          <w:szCs w:val="24"/>
+        </w:rPr>
+      </w:r>
     </w:p>
     <w:p>
       <w:pPr>
@@ -5365,6 +5412,14 @@
           <w:sz w:val="24"/>
         </w:rPr>
       </w:r>
+      <w:r>
+        <w:rPr>
+          <w:rFonts w:ascii="Times New Roman" w:hAnsi="Times New Roman" w:eastAsia="Times New Roman" w:cs="Times New Roman"/>
+          <w:color w:val="000000"/>
+          <w:sz w:val="24"/>
+          <w:szCs w:val="24"/>
+        </w:rPr>
+      </w:r>
     </w:p>
     <w:p>
       <w:pPr>
@@ -5399,8 +5454,13 @@
         </w:rPr>
         <w:t xml:space="preserve">n documentos completos.</w:t>
       </w:r>
-      <w:r/>
-      <w:r/>
+      <w:r>
+        <w:rPr>
+          <w:rFonts w:ascii="Times New Roman" w:hAnsi="Times New Roman" w:eastAsia="Times New Roman" w:cs="Times New Roman"/>
+          <w:sz w:val="24"/>
+          <w:szCs w:val="24"/>
+        </w:rPr>
+      </w:r>
     </w:p>
     <w:p>
       <w:pPr>
@@ -5430,16 +5490,7 @@
           <w:highlight w:val="none"/>
         </w:rPr>
       </w:r>
-      <w:r>
-        <w:rPr>
-          <w:rFonts w:ascii="Times New Roman" w:hAnsi="Times New Roman" w:eastAsia="Times New Roman" w:cs="Times New Roman"/>
-          <w:b w:val="0"/>
-          <w:bCs w:val="0"/>
-          <w:sz w:val="24"/>
-          <w:szCs w:val="24"/>
-          <w:highlight w:val="none"/>
-        </w:rPr>
-      </w:r>
+      <w:r/>
     </w:p>
     <w:p>
       <w:pPr>
@@ -5474,7 +5525,6 @@
         <w:ind/>
         <w:rPr/>
       </w:pPr>
-      <w:r/>
       <w:r>
         <w:separator/>
       </w:r>
@@ -5489,7 +5539,6 @@
         <w:ind/>
         <w:rPr/>
       </w:pPr>
-      <w:r/>
       <w:r>
         <w:continuationSeparator/>
       </w:r>
@@ -5509,7 +5558,6 @@
         <w:ind/>
         <w:rPr/>
       </w:pPr>
-      <w:r/>
       <w:r>
         <w:separator/>
       </w:r>
@@ -5524,7 +5572,6 @@
         <w:ind/>
         <w:rPr/>
       </w:pPr>
-      <w:r/>
       <w:r>
         <w:continuationSeparator/>
       </w:r>
@@ -5979,9 +6026,9 @@
     <w:lsdException w:name="Bibliography" w:uiPriority="37"/>
     <w:lsdException w:name="TOC Heading" w:uiPriority="39" w:qFormat="1"/>
   </w:latentStyles>
-  <w:style w:type="table" w:styleId="12">
+  <w:style w:type="table" w:styleId="705">
     <w:name w:val="Table Grid"/>
-    <w:basedOn w:val="665"/>
+    <w:basedOn w:val="891"/>
     <w:uiPriority w:val="59"/>
     <w:pPr>
       <w:pBdr/>
@@ -6178,9 +6225,9 @@
       </w:tcPr>
     </w:tblStylePr>
   </w:style>
-  <w:style w:type="table" w:styleId="13">
+  <w:style w:type="table" w:styleId="706">
     <w:name w:val="Table Grid Light"/>
-    <w:basedOn w:val="665"/>
+    <w:basedOn w:val="891"/>
     <w:uiPriority w:val="59"/>
     <w:pPr>
       <w:pBdr/>
@@ -6377,9 +6424,9 @@
       </w:tcPr>
     </w:tblStylePr>
   </w:style>
-  <w:style w:type="table" w:styleId="14">
+  <w:style w:type="table" w:styleId="707">
     <w:name w:val="Plain Table 1"/>
-    <w:basedOn w:val="665"/>
+    <w:basedOn w:val="891"/>
     <w:uiPriority w:val="59"/>
     <w:pPr>
       <w:pBdr/>
@@ -6602,9 +6649,9 @@
       </w:tcPr>
     </w:tblStylePr>
   </w:style>
-  <w:style w:type="table" w:styleId="15">
+  <w:style w:type="table" w:styleId="708">
     <w:name w:val="Plain Table 2"/>
-    <w:basedOn w:val="665"/>
+    <w:basedOn w:val="891"/>
     <w:uiPriority w:val="59"/>
     <w:pPr>
       <w:pBdr/>
@@ -6835,9 +6882,9 @@
       </w:tcPr>
     </w:tblStylePr>
   </w:style>
-  <w:style w:type="table" w:styleId="16">
+  <w:style w:type="table" w:styleId="709">
     <w:name w:val="Plain Table 3"/>
-    <w:basedOn w:val="665"/>
+    <w:basedOn w:val="891"/>
     <w:uiPriority w:val="99"/>
     <w:pPr>
       <w:pBdr/>
@@ -7065,9 +7112,9 @@
       </w:tcPr>
     </w:tblStylePr>
   </w:style>
-  <w:style w:type="table" w:styleId="17">
+  <w:style w:type="table" w:styleId="710">
     <w:name w:val="Plain Table 4"/>
-    <w:basedOn w:val="665"/>
+    <w:basedOn w:val="891"/>
     <w:uiPriority w:val="99"/>
     <w:pPr>
       <w:pBdr/>
@@ -7281,9 +7328,9 @@
       </w:tcPr>
     </w:tblStylePr>
   </w:style>
-  <w:style w:type="table" w:styleId="18">
+  <w:style w:type="table" w:styleId="711">
     <w:name w:val="Plain Table 5"/>
-    <w:basedOn w:val="665"/>
+    <w:basedOn w:val="891"/>
     <w:uiPriority w:val="99"/>
     <w:pPr>
       <w:pBdr/>
@@ -7514,9 +7561,9 @@
       </w:tcPr>
     </w:tblStylePr>
   </w:style>
-  <w:style w:type="table" w:styleId="19">
+  <w:style w:type="table" w:styleId="712">
     <w:name w:val="Grid Table 1 Light"/>
-    <w:basedOn w:val="665"/>
+    <w:basedOn w:val="891"/>
     <w:uiPriority w:val="99"/>
     <w:pPr>
       <w:pBdr/>
@@ -7737,9 +7784,9 @@
       </w:tcPr>
     </w:tblStylePr>
   </w:style>
-  <w:style w:type="table" w:styleId="20">
+  <w:style w:type="table" w:styleId="713">
     <w:name w:val="Grid Table 1 Light - Accent 1"/>
-    <w:basedOn w:val="665"/>
+    <w:basedOn w:val="891"/>
     <w:uiPriority w:val="99"/>
     <w:pPr>
       <w:pBdr/>
@@ -7960,9 +8007,9 @@
       </w:tcPr>
     </w:tblStylePr>
   </w:style>
-  <w:style w:type="table" w:styleId="21">
+  <w:style w:type="table" w:styleId="714">
     <w:name w:val="Grid Table 1 Light - Accent 2"/>
-    <w:basedOn w:val="665"/>
+    <w:basedOn w:val="891"/>
     <w:uiPriority w:val="99"/>
     <w:pPr>
       <w:pBdr/>
@@ -8183,9 +8230,9 @@
       </w:tcPr>
     </w:tblStylePr>
   </w:style>
-  <w:style w:type="table" w:styleId="22">
+  <w:style w:type="table" w:styleId="715">
     <w:name w:val="Grid Table 1 Light - Accent 3"/>
-    <w:basedOn w:val="665"/>
+    <w:basedOn w:val="891"/>
     <w:uiPriority w:val="99"/>
     <w:pPr>
       <w:pBdr/>
@@ -8406,9 +8453,9 @@
       </w:tcPr>
     </w:tblStylePr>
   </w:style>
-  <w:style w:type="table" w:styleId="23">
+  <w:style w:type="table" w:styleId="716">
     <w:name w:val="Grid Table 1 Light - Accent 4"/>
-    <w:basedOn w:val="665"/>
+    <w:basedOn w:val="891"/>
     <w:uiPriority w:val="99"/>
     <w:pPr>
       <w:pBdr/>
@@ -8629,9 +8676,9 @@
       </w:tcPr>
     </w:tblStylePr>
   </w:style>
-  <w:style w:type="table" w:styleId="24">
+  <w:style w:type="table" w:styleId="717">
     <w:name w:val="Grid Table 1 Light - Accent 5"/>
-    <w:basedOn w:val="665"/>
+    <w:basedOn w:val="891"/>
     <w:uiPriority w:val="99"/>
     <w:pPr>
       <w:pBdr/>
@@ -8852,9 +8899,9 @@
       </w:tcPr>
     </w:tblStylePr>
   </w:style>
-  <w:style w:type="table" w:styleId="25">
+  <w:style w:type="table" w:styleId="718">
     <w:name w:val="Grid Table 1 Light - Accent 6"/>
-    <w:basedOn w:val="665"/>
+    <w:basedOn w:val="891"/>
     <w:uiPriority w:val="99"/>
     <w:pPr>
       <w:pBdr/>
@@ -9075,9 +9122,9 @@
       </w:tcPr>
     </w:tblStylePr>
   </w:style>
-  <w:style w:type="table" w:styleId="26">
+  <w:style w:type="table" w:styleId="719">
     <w:name w:val="Grid Table 2"/>
-    <w:basedOn w:val="665"/>
+    <w:basedOn w:val="891"/>
     <w:uiPriority w:val="99"/>
     <w:pPr>
       <w:pBdr/>
@@ -9307,9 +9354,9 @@
       </w:tcPr>
     </w:tblStylePr>
   </w:style>
-  <w:style w:type="table" w:styleId="27">
+  <w:style w:type="table" w:styleId="720">
     <w:name w:val="Grid Table 2 - Accent 1"/>
-    <w:basedOn w:val="665"/>
+    <w:basedOn w:val="891"/>
     <w:uiPriority w:val="99"/>
     <w:pPr>
       <w:pBdr/>
@@ -9539,9 +9586,9 @@
       </w:tcPr>
     </w:tblStylePr>
   </w:style>
-  <w:style w:type="table" w:styleId="28">
+  <w:style w:type="table" w:styleId="721">
     <w:name w:val="Grid Table 2 - Accent 2"/>
-    <w:basedOn w:val="665"/>
+    <w:basedOn w:val="891"/>
     <w:uiPriority w:val="99"/>
     <w:pPr>
       <w:pBdr/>
@@ -9771,9 +9818,9 @@
       </w:tcPr>
     </w:tblStylePr>
   </w:style>
-  <w:style w:type="table" w:styleId="29">
+  <w:style w:type="table" w:styleId="722">
     <w:name w:val="Grid Table 2 - Accent 3"/>
-    <w:basedOn w:val="665"/>
+    <w:basedOn w:val="891"/>
     <w:uiPriority w:val="99"/>
     <w:pPr>
       <w:pBdr/>
@@ -10003,9 +10050,9 @@
       </w:tcPr>
     </w:tblStylePr>
   </w:style>
-  <w:style w:type="table" w:styleId="30">
+  <w:style w:type="table" w:styleId="723">
     <w:name w:val="Grid Table 2 - Accent 4"/>
-    <w:basedOn w:val="665"/>
+    <w:basedOn w:val="891"/>
     <w:uiPriority w:val="99"/>
     <w:pPr>
       <w:pBdr/>
@@ -10235,9 +10282,9 @@
       </w:tcPr>
     </w:tblStylePr>
   </w:style>
-  <w:style w:type="table" w:styleId="31">
+  <w:style w:type="table" w:styleId="724">
     <w:name w:val="Grid Table 2 - Accent 5"/>
-    <w:basedOn w:val="665"/>
+    <w:basedOn w:val="891"/>
     <w:uiPriority w:val="99"/>
     <w:pPr>
       <w:pBdr/>
@@ -10467,9 +10514,9 @@
       </w:tcPr>
     </w:tblStylePr>
   </w:style>
-  <w:style w:type="table" w:styleId="32">
+  <w:style w:type="table" w:styleId="725">
     <w:name w:val="Grid Table 2 - Accent 6"/>
-    <w:basedOn w:val="665"/>
+    <w:basedOn w:val="891"/>
     <w:uiPriority w:val="99"/>
     <w:pPr>
       <w:pBdr/>
@@ -10699,9 +10746,9 @@
       </w:tcPr>
     </w:tblStylePr>
   </w:style>
-  <w:style w:type="table" w:styleId="33">
+  <w:style w:type="table" w:styleId="726">
     <w:name w:val="Grid Table 3"/>
-    <w:basedOn w:val="665"/>
+    <w:basedOn w:val="891"/>
     <w:uiPriority w:val="99"/>
     <w:pPr>
       <w:pBdr/>
@@ -10800,29 +10847,6 @@
         <w:tblBorders/>
       </w:tblPr>
       <w:tcPr>
-        <w:shd w:color="ffffff"/>
-        <w:tcBorders>
-          <w:top w:val="none" w:color="000000" w:sz="4" w:space="0"/>
-          <w:left w:val="none" w:color="000000" w:sz="4" w:space="0"/>
-          <w:bottom w:val="none" w:color="000000" w:sz="4" w:space="0"/>
-          <w:right w:val="none" w:color="000000" w:sz="4" w:space="0"/>
-        </w:tcBorders>
-      </w:tcPr>
-    </w:tblStylePr>
-    <w:tblStylePr w:type="firstRow">
-      <w:rPr>
-        <w:b/>
-        <w:color w:val="404040"/>
-      </w:rPr>
-      <w:pPr>
-        <w:pBdr/>
-        <w:spacing/>
-        <w:ind/>
-      </w:pPr>
-      <w:tblPr>
-        <w:tblBorders/>
-      </w:tblPr>
-      <w:tcPr>
         <w:shd w:val="clear" w:color="ffffff"/>
         <w:tcBorders>
           <w:top w:val="none" w:color="000000" w:sz="4" w:space="0"/>
@@ -10832,30 +10856,7 @@
         </w:tcBorders>
       </w:tcPr>
     </w:tblStylePr>
-    <w:tblStylePr w:type="lastCol">
-      <w:rPr>
-        <w:i/>
-        <w:color w:val="404040"/>
-      </w:rPr>
-      <w:pPr>
-        <w:pBdr/>
-        <w:spacing/>
-        <w:ind/>
-      </w:pPr>
-      <w:tblPr>
-        <w:tblBorders/>
-      </w:tblPr>
-      <w:tcPr>
-        <w:shd w:color="ffffff"/>
-        <w:tcBorders>
-          <w:top w:val="none" w:color="000000" w:sz="4" w:space="0"/>
-          <w:left w:val="none" w:color="000000" w:sz="4" w:space="0"/>
-          <w:bottom w:val="none" w:color="000000" w:sz="4" w:space="0"/>
-          <w:right w:val="none" w:color="000000" w:sz="4" w:space="0"/>
-        </w:tcBorders>
-      </w:tcPr>
-    </w:tblStylePr>
-    <w:tblStylePr w:type="lastRow">
+    <w:tblStylePr w:type="firstRow">
       <w:rPr>
         <w:b/>
         <w:color w:val="404040"/>
@@ -10878,6 +10879,52 @@
         </w:tcBorders>
       </w:tcPr>
     </w:tblStylePr>
+    <w:tblStylePr w:type="lastCol">
+      <w:rPr>
+        <w:i/>
+        <w:color w:val="404040"/>
+      </w:rPr>
+      <w:pPr>
+        <w:pBdr/>
+        <w:spacing/>
+        <w:ind/>
+      </w:pPr>
+      <w:tblPr>
+        <w:tblBorders/>
+      </w:tblPr>
+      <w:tcPr>
+        <w:shd w:val="clear" w:color="ffffff"/>
+        <w:tcBorders>
+          <w:top w:val="none" w:color="000000" w:sz="4" w:space="0"/>
+          <w:left w:val="none" w:color="000000" w:sz="4" w:space="0"/>
+          <w:bottom w:val="none" w:color="000000" w:sz="4" w:space="0"/>
+          <w:right w:val="none" w:color="000000" w:sz="4" w:space="0"/>
+        </w:tcBorders>
+      </w:tcPr>
+    </w:tblStylePr>
+    <w:tblStylePr w:type="lastRow">
+      <w:rPr>
+        <w:b/>
+        <w:color w:val="404040"/>
+      </w:rPr>
+      <w:pPr>
+        <w:pBdr/>
+        <w:spacing/>
+        <w:ind/>
+      </w:pPr>
+      <w:tblPr>
+        <w:tblBorders/>
+      </w:tblPr>
+      <w:tcPr>
+        <w:shd w:val="clear" w:color="ffffff"/>
+        <w:tcBorders>
+          <w:top w:val="none" w:color="000000" w:sz="4" w:space="0"/>
+          <w:left w:val="none" w:color="000000" w:sz="4" w:space="0"/>
+          <w:bottom w:val="none" w:color="000000" w:sz="4" w:space="0"/>
+          <w:right w:val="none" w:color="000000" w:sz="4" w:space="0"/>
+        </w:tcBorders>
+      </w:tcPr>
+    </w:tblStylePr>
     <w:tblStylePr w:type="nwCell">
       <w:pPr>
         <w:pBdr/>
@@ -10944,9 +10991,9 @@
       </w:tcPr>
     </w:tblStylePr>
   </w:style>
-  <w:style w:type="table" w:styleId="34">
+  <w:style w:type="table" w:styleId="727">
     <w:name w:val="Grid Table 3 - Accent 1"/>
-    <w:basedOn w:val="665"/>
+    <w:basedOn w:val="891"/>
     <w:uiPriority w:val="99"/>
     <w:pPr>
       <w:pBdr/>
@@ -11045,29 +11092,6 @@
         <w:tblBorders/>
       </w:tblPr>
       <w:tcPr>
-        <w:shd w:color="ffffff"/>
-        <w:tcBorders>
-          <w:top w:val="none" w:color="000000" w:sz="4" w:space="0"/>
-          <w:left w:val="none" w:color="000000" w:sz="4" w:space="0"/>
-          <w:bottom w:val="none" w:color="000000" w:sz="4" w:space="0"/>
-          <w:right w:val="none" w:color="000000" w:sz="4" w:space="0"/>
-        </w:tcBorders>
-      </w:tcPr>
-    </w:tblStylePr>
-    <w:tblStylePr w:type="firstRow">
-      <w:rPr>
-        <w:b/>
-        <w:color w:val="404040"/>
-      </w:rPr>
-      <w:pPr>
-        <w:pBdr/>
-        <w:spacing/>
-        <w:ind/>
-      </w:pPr>
-      <w:tblPr>
-        <w:tblBorders/>
-      </w:tblPr>
-      <w:tcPr>
         <w:shd w:val="clear" w:color="ffffff"/>
         <w:tcBorders>
           <w:top w:val="none" w:color="000000" w:sz="4" w:space="0"/>
@@ -11077,30 +11101,7 @@
         </w:tcBorders>
       </w:tcPr>
     </w:tblStylePr>
-    <w:tblStylePr w:type="lastCol">
-      <w:rPr>
-        <w:i/>
-        <w:color w:val="404040"/>
-      </w:rPr>
-      <w:pPr>
-        <w:pBdr/>
-        <w:spacing/>
-        <w:ind/>
-      </w:pPr>
-      <w:tblPr>
-        <w:tblBorders/>
-      </w:tblPr>
-      <w:tcPr>
-        <w:shd w:color="ffffff"/>
-        <w:tcBorders>
-          <w:top w:val="none" w:color="000000" w:sz="4" w:space="0"/>
-          <w:left w:val="none" w:color="000000" w:sz="4" w:space="0"/>
-          <w:bottom w:val="none" w:color="000000" w:sz="4" w:space="0"/>
-          <w:right w:val="none" w:color="000000" w:sz="4" w:space="0"/>
-        </w:tcBorders>
-      </w:tcPr>
-    </w:tblStylePr>
-    <w:tblStylePr w:type="lastRow">
+    <w:tblStylePr w:type="firstRow">
       <w:rPr>
         <w:b/>
         <w:color w:val="404040"/>
@@ -11123,6 +11124,52 @@
         </w:tcBorders>
       </w:tcPr>
     </w:tblStylePr>
+    <w:tblStylePr w:type="lastCol">
+      <w:rPr>
+        <w:i/>
+        <w:color w:val="404040"/>
+      </w:rPr>
+      <w:pPr>
+        <w:pBdr/>
+        <w:spacing/>
+        <w:ind/>
+      </w:pPr>
+      <w:tblPr>
+        <w:tblBorders/>
+      </w:tblPr>
+      <w:tcPr>
+        <w:shd w:val="clear" w:color="ffffff"/>
+        <w:tcBorders>
+          <w:top w:val="none" w:color="000000" w:sz="4" w:space="0"/>
+          <w:left w:val="none" w:color="000000" w:sz="4" w:space="0"/>
+          <w:bottom w:val="none" w:color="000000" w:sz="4" w:space="0"/>
+          <w:right w:val="none" w:color="000000" w:sz="4" w:space="0"/>
+        </w:tcBorders>
+      </w:tcPr>
+    </w:tblStylePr>
+    <w:tblStylePr w:type="lastRow">
+      <w:rPr>
+        <w:b/>
+        <w:color w:val="404040"/>
+      </w:rPr>
+      <w:pPr>
+        <w:pBdr/>
+        <w:spacing/>
+        <w:ind/>
+      </w:pPr>
+      <w:tblPr>
+        <w:tblBorders/>
+      </w:tblPr>
+      <w:tcPr>
+        <w:shd w:val="clear" w:color="ffffff"/>
+        <w:tcBorders>
+          <w:top w:val="none" w:color="000000" w:sz="4" w:space="0"/>
+          <w:left w:val="none" w:color="000000" w:sz="4" w:space="0"/>
+          <w:bottom w:val="none" w:color="000000" w:sz="4" w:space="0"/>
+          <w:right w:val="none" w:color="000000" w:sz="4" w:space="0"/>
+        </w:tcBorders>
+      </w:tcPr>
+    </w:tblStylePr>
     <w:tblStylePr w:type="nwCell">
       <w:pPr>
         <w:pBdr/>
@@ -11189,9 +11236,9 @@
       </w:tcPr>
     </w:tblStylePr>
   </w:style>
-  <w:style w:type="table" w:styleId="35">
+  <w:style w:type="table" w:styleId="728">
     <w:name w:val="Grid Table 3 - Accent 2"/>
-    <w:basedOn w:val="665"/>
+    <w:basedOn w:val="891"/>
     <w:uiPriority w:val="99"/>
     <w:pPr>
       <w:pBdr/>
@@ -11290,29 +11337,6 @@
         <w:tblBorders/>
       </w:tblPr>
       <w:tcPr>
-        <w:shd w:color="ffffff"/>
-        <w:tcBorders>
-          <w:top w:val="none" w:color="000000" w:sz="4" w:space="0"/>
-          <w:left w:val="none" w:color="000000" w:sz="4" w:space="0"/>
-          <w:bottom w:val="none" w:color="000000" w:sz="4" w:space="0"/>
-          <w:right w:val="none" w:color="000000" w:sz="4" w:space="0"/>
-        </w:tcBorders>
-      </w:tcPr>
-    </w:tblStylePr>
-    <w:tblStylePr w:type="firstRow">
-      <w:rPr>
-        <w:b/>
-        <w:color w:val="404040"/>
-      </w:rPr>
-      <w:pPr>
-        <w:pBdr/>
-        <w:spacing/>
-        <w:ind/>
-      </w:pPr>
-      <w:tblPr>
-        <w:tblBorders/>
-      </w:tblPr>
-      <w:tcPr>
         <w:shd w:val="clear" w:color="ffffff"/>
         <w:tcBorders>
           <w:top w:val="none" w:color="000000" w:sz="4" w:space="0"/>
@@ -11322,30 +11346,7 @@
         </w:tcBorders>
       </w:tcPr>
     </w:tblStylePr>
-    <w:tblStylePr w:type="lastCol">
-      <w:rPr>
-        <w:i/>
-        <w:color w:val="404040"/>
-      </w:rPr>
-      <w:pPr>
-        <w:pBdr/>
-        <w:spacing/>
-        <w:ind/>
-      </w:pPr>
-      <w:tblPr>
-        <w:tblBorders/>
-      </w:tblPr>
-      <w:tcPr>
-        <w:shd w:color="ffffff"/>
-        <w:tcBorders>
-          <w:top w:val="none" w:color="000000" w:sz="4" w:space="0"/>
-          <w:left w:val="none" w:color="000000" w:sz="4" w:space="0"/>
-          <w:bottom w:val="none" w:color="000000" w:sz="4" w:space="0"/>
-          <w:right w:val="none" w:color="000000" w:sz="4" w:space="0"/>
-        </w:tcBorders>
-      </w:tcPr>
-    </w:tblStylePr>
-    <w:tblStylePr w:type="lastRow">
+    <w:tblStylePr w:type="firstRow">
       <w:rPr>
         <w:b/>
         <w:color w:val="404040"/>
@@ -11368,6 +11369,52 @@
         </w:tcBorders>
       </w:tcPr>
     </w:tblStylePr>
+    <w:tblStylePr w:type="lastCol">
+      <w:rPr>
+        <w:i/>
+        <w:color w:val="404040"/>
+      </w:rPr>
+      <w:pPr>
+        <w:pBdr/>
+        <w:spacing/>
+        <w:ind/>
+      </w:pPr>
+      <w:tblPr>
+        <w:tblBorders/>
+      </w:tblPr>
+      <w:tcPr>
+        <w:shd w:val="clear" w:color="ffffff"/>
+        <w:tcBorders>
+          <w:top w:val="none" w:color="000000" w:sz="4" w:space="0"/>
+          <w:left w:val="none" w:color="000000" w:sz="4" w:space="0"/>
+          <w:bottom w:val="none" w:color="000000" w:sz="4" w:space="0"/>
+          <w:right w:val="none" w:color="000000" w:sz="4" w:space="0"/>
+        </w:tcBorders>
+      </w:tcPr>
+    </w:tblStylePr>
+    <w:tblStylePr w:type="lastRow">
+      <w:rPr>
+        <w:b/>
+        <w:color w:val="404040"/>
+      </w:rPr>
+      <w:pPr>
+        <w:pBdr/>
+        <w:spacing/>
+        <w:ind/>
+      </w:pPr>
+      <w:tblPr>
+        <w:tblBorders/>
+      </w:tblPr>
+      <w:tcPr>
+        <w:shd w:val="clear" w:color="ffffff"/>
+        <w:tcBorders>
+          <w:top w:val="none" w:color="000000" w:sz="4" w:space="0"/>
+          <w:left w:val="none" w:color="000000" w:sz="4" w:space="0"/>
+          <w:bottom w:val="none" w:color="000000" w:sz="4" w:space="0"/>
+          <w:right w:val="none" w:color="000000" w:sz="4" w:space="0"/>
+        </w:tcBorders>
+      </w:tcPr>
+    </w:tblStylePr>
     <w:tblStylePr w:type="nwCell">
       <w:pPr>
         <w:pBdr/>
@@ -11434,9 +11481,9 @@
       </w:tcPr>
     </w:tblStylePr>
   </w:style>
-  <w:style w:type="table" w:styleId="36">
+  <w:style w:type="table" w:styleId="729">
     <w:name w:val="Grid Table 3 - Accent 3"/>
-    <w:basedOn w:val="665"/>
+    <w:basedOn w:val="891"/>
     <w:uiPriority w:val="99"/>
     <w:pPr>
       <w:pBdr/>
@@ -11535,29 +11582,6 @@
         <w:tblBorders/>
       </w:tblPr>
       <w:tcPr>
-        <w:shd w:color="ffffff"/>
-        <w:tcBorders>
-          <w:top w:val="none" w:color="000000" w:sz="4" w:space="0"/>
-          <w:left w:val="none" w:color="000000" w:sz="4" w:space="0"/>
-          <w:bottom w:val="none" w:color="000000" w:sz="4" w:space="0"/>
-          <w:right w:val="none" w:color="000000" w:sz="4" w:space="0"/>
-        </w:tcBorders>
-      </w:tcPr>
-    </w:tblStylePr>
-    <w:tblStylePr w:type="firstRow">
-      <w:rPr>
-        <w:b/>
-        <w:color w:val="404040"/>
-      </w:rPr>
-      <w:pPr>
-        <w:pBdr/>
-        <w:spacing/>
-        <w:ind/>
-      </w:pPr>
-      <w:tblPr>
-        <w:tblBorders/>
-      </w:tblPr>
-      <w:tcPr>
         <w:shd w:val="clear" w:color="ffffff"/>
         <w:tcBorders>
           <w:top w:val="none" w:color="000000" w:sz="4" w:space="0"/>
@@ -11567,30 +11591,7 @@
         </w:tcBorders>
       </w:tcPr>
     </w:tblStylePr>
-    <w:tblStylePr w:type="lastCol">
-      <w:rPr>
-        <w:i/>
-        <w:color w:val="404040"/>
-      </w:rPr>
-      <w:pPr>
-        <w:pBdr/>
-        <w:spacing/>
-        <w:ind/>
-      </w:pPr>
-      <w:tblPr>
-        <w:tblBorders/>
-      </w:tblPr>
-      <w:tcPr>
-        <w:shd w:color="ffffff"/>
-        <w:tcBorders>
-          <w:top w:val="none" w:color="000000" w:sz="4" w:space="0"/>
-          <w:left w:val="none" w:color="000000" w:sz="4" w:space="0"/>
-          <w:bottom w:val="none" w:color="000000" w:sz="4" w:space="0"/>
-          <w:right w:val="none" w:color="000000" w:sz="4" w:space="0"/>
-        </w:tcBorders>
-      </w:tcPr>
-    </w:tblStylePr>
-    <w:tblStylePr w:type="lastRow">
+    <w:tblStylePr w:type="firstRow">
       <w:rPr>
         <w:b/>
         <w:color w:val="404040"/>
@@ -11613,6 +11614,52 @@
         </w:tcBorders>
       </w:tcPr>
     </w:tblStylePr>
+    <w:tblStylePr w:type="lastCol">
+      <w:rPr>
+        <w:i/>
+        <w:color w:val="404040"/>
+      </w:rPr>
+      <w:pPr>
+        <w:pBdr/>
+        <w:spacing/>
+        <w:ind/>
+      </w:pPr>
+      <w:tblPr>
+        <w:tblBorders/>
+      </w:tblPr>
+      <w:tcPr>
+        <w:shd w:val="clear" w:color="ffffff"/>
+        <w:tcBorders>
+          <w:top w:val="none" w:color="000000" w:sz="4" w:space="0"/>
+          <w:left w:val="none" w:color="000000" w:sz="4" w:space="0"/>
+          <w:bottom w:val="none" w:color="000000" w:sz="4" w:space="0"/>
+          <w:right w:val="none" w:color="000000" w:sz="4" w:space="0"/>
+        </w:tcBorders>
+      </w:tcPr>
+    </w:tblStylePr>
+    <w:tblStylePr w:type="lastRow">
+      <w:rPr>
+        <w:b/>
+        <w:color w:val="404040"/>
+      </w:rPr>
+      <w:pPr>
+        <w:pBdr/>
+        <w:spacing/>
+        <w:ind/>
+      </w:pPr>
+      <w:tblPr>
+        <w:tblBorders/>
+      </w:tblPr>
+      <w:tcPr>
+        <w:shd w:val="clear" w:color="ffffff"/>
+        <w:tcBorders>
+          <w:top w:val="none" w:color="000000" w:sz="4" w:space="0"/>
+          <w:left w:val="none" w:color="000000" w:sz="4" w:space="0"/>
+          <w:bottom w:val="none" w:color="000000" w:sz="4" w:space="0"/>
+          <w:right w:val="none" w:color="000000" w:sz="4" w:space="0"/>
+        </w:tcBorders>
+      </w:tcPr>
+    </w:tblStylePr>
     <w:tblStylePr w:type="nwCell">
       <w:pPr>
         <w:pBdr/>
@@ -11679,9 +11726,9 @@
       </w:tcPr>
     </w:tblStylePr>
   </w:style>
-  <w:style w:type="table" w:styleId="37">
+  <w:style w:type="table" w:styleId="730">
     <w:name w:val="Grid Table 3 - Accent 4"/>
-    <w:basedOn w:val="665"/>
+    <w:basedOn w:val="891"/>
     <w:uiPriority w:val="99"/>
     <w:pPr>
       <w:pBdr/>
@@ -11780,29 +11827,6 @@
         <w:tblBorders/>
       </w:tblPr>
       <w:tcPr>
-        <w:shd w:color="ffffff"/>
-        <w:tcBorders>
-          <w:top w:val="none" w:color="000000" w:sz="4" w:space="0"/>
-          <w:left w:val="none" w:color="000000" w:sz="4" w:space="0"/>
-          <w:bottom w:val="none" w:color="000000" w:sz="4" w:space="0"/>
-          <w:right w:val="none" w:color="000000" w:sz="4" w:space="0"/>
-        </w:tcBorders>
-      </w:tcPr>
-    </w:tblStylePr>
-    <w:tblStylePr w:type="firstRow">
-      <w:rPr>
-        <w:b/>
-        <w:color w:val="404040"/>
-      </w:rPr>
-      <w:pPr>
-        <w:pBdr/>
-        <w:spacing/>
-        <w:ind/>
-      </w:pPr>
-      <w:tblPr>
-        <w:tblBorders/>
-      </w:tblPr>
-      <w:tcPr>
         <w:shd w:val="clear" w:color="ffffff"/>
         <w:tcBorders>
           <w:top w:val="none" w:color="000000" w:sz="4" w:space="0"/>
@@ -11812,30 +11836,7 @@
         </w:tcBorders>
       </w:tcPr>
     </w:tblStylePr>
-    <w:tblStylePr w:type="lastCol">
-      <w:rPr>
-        <w:i/>
-        <w:color w:val="404040"/>
-      </w:rPr>
-      <w:pPr>
-        <w:pBdr/>
-        <w:spacing/>
-        <w:ind/>
-      </w:pPr>
-      <w:tblPr>
-        <w:tblBorders/>
-      </w:tblPr>
-      <w:tcPr>
-        <w:shd w:color="ffffff"/>
-        <w:tcBorders>
-          <w:top w:val="none" w:color="000000" w:sz="4" w:space="0"/>
-          <w:left w:val="none" w:color="000000" w:sz="4" w:space="0"/>
-          <w:bottom w:val="none" w:color="000000" w:sz="4" w:space="0"/>
-          <w:right w:val="none" w:color="000000" w:sz="4" w:space="0"/>
-        </w:tcBorders>
-      </w:tcPr>
-    </w:tblStylePr>
-    <w:tblStylePr w:type="lastRow">
+    <w:tblStylePr w:type="firstRow">
       <w:rPr>
         <w:b/>
         <w:color w:val="404040"/>
@@ -11858,6 +11859,52 @@
         </w:tcBorders>
       </w:tcPr>
     </w:tblStylePr>
+    <w:tblStylePr w:type="lastCol">
+      <w:rPr>
+        <w:i/>
+        <w:color w:val="404040"/>
+      </w:rPr>
+      <w:pPr>
+        <w:pBdr/>
+        <w:spacing/>
+        <w:ind/>
+      </w:pPr>
+      <w:tblPr>
+        <w:tblBorders/>
+      </w:tblPr>
+      <w:tcPr>
+        <w:shd w:val="clear" w:color="ffffff"/>
+        <w:tcBorders>
+          <w:top w:val="none" w:color="000000" w:sz="4" w:space="0"/>
+          <w:left w:val="none" w:color="000000" w:sz="4" w:space="0"/>
+          <w:bottom w:val="none" w:color="000000" w:sz="4" w:space="0"/>
+          <w:right w:val="none" w:color="000000" w:sz="4" w:space="0"/>
+        </w:tcBorders>
+      </w:tcPr>
+    </w:tblStylePr>
+    <w:tblStylePr w:type="lastRow">
+      <w:rPr>
+        <w:b/>
+        <w:color w:val="404040"/>
+      </w:rPr>
+      <w:pPr>
+        <w:pBdr/>
+        <w:spacing/>
+        <w:ind/>
+      </w:pPr>
+      <w:tblPr>
+        <w:tblBorders/>
+      </w:tblPr>
+      <w:tcPr>
+        <w:shd w:val="clear" w:color="ffffff"/>
+        <w:tcBorders>
+          <w:top w:val="none" w:color="000000" w:sz="4" w:space="0"/>
+          <w:left w:val="none" w:color="000000" w:sz="4" w:space="0"/>
+          <w:bottom w:val="none" w:color="000000" w:sz="4" w:space="0"/>
+          <w:right w:val="none" w:color="000000" w:sz="4" w:space="0"/>
+        </w:tcBorders>
+      </w:tcPr>
+    </w:tblStylePr>
     <w:tblStylePr w:type="nwCell">
       <w:pPr>
         <w:pBdr/>
@@ -11924,9 +11971,9 @@
       </w:tcPr>
     </w:tblStylePr>
   </w:style>
-  <w:style w:type="table" w:styleId="38">
+  <w:style w:type="table" w:styleId="731">
     <w:name w:val="Grid Table 3 - Accent 5"/>
-    <w:basedOn w:val="665"/>
+    <w:basedOn w:val="891"/>
     <w:uiPriority w:val="99"/>
     <w:pPr>
       <w:pBdr/>
@@ -12025,29 +12072,6 @@
         <w:tblBorders/>
       </w:tblPr>
       <w:tcPr>
-        <w:shd w:color="ffffff"/>
-        <w:tcBorders>
-          <w:top w:val="none" w:color="000000" w:sz="4" w:space="0"/>
-          <w:left w:val="none" w:color="000000" w:sz="4" w:space="0"/>
-          <w:bottom w:val="none" w:color="000000" w:sz="4" w:space="0"/>
-          <w:right w:val="none" w:color="000000" w:sz="4" w:space="0"/>
-        </w:tcBorders>
-      </w:tcPr>
-    </w:tblStylePr>
-    <w:tblStylePr w:type="firstRow">
-      <w:rPr>
-        <w:b/>
-        <w:color w:val="404040"/>
-      </w:rPr>
-      <w:pPr>
-        <w:pBdr/>
-        <w:spacing/>
-        <w:ind/>
-      </w:pPr>
-      <w:tblPr>
-        <w:tblBorders/>
-      </w:tblPr>
-      <w:tcPr>
         <w:shd w:val="clear" w:color="ffffff"/>
         <w:tcBorders>
           <w:top w:val="none" w:color="000000" w:sz="4" w:space="0"/>
@@ -12057,30 +12081,7 @@
         </w:tcBorders>
       </w:tcPr>
     </w:tblStylePr>
-    <w:tblStylePr w:type="lastCol">
-      <w:rPr>
-        <w:i/>
-        <w:color w:val="404040"/>
-      </w:rPr>
-      <w:pPr>
-        <w:pBdr/>
-        <w:spacing/>
-        <w:ind/>
-      </w:pPr>
-      <w:tblPr>
-        <w:tblBorders/>
-      </w:tblPr>
-      <w:tcPr>
-        <w:shd w:color="ffffff"/>
-        <w:tcBorders>
-          <w:top w:val="none" w:color="000000" w:sz="4" w:space="0"/>
-          <w:left w:val="none" w:color="000000" w:sz="4" w:space="0"/>
-          <w:bottom w:val="none" w:color="000000" w:sz="4" w:space="0"/>
-          <w:right w:val="none" w:color="000000" w:sz="4" w:space="0"/>
-        </w:tcBorders>
-      </w:tcPr>
-    </w:tblStylePr>
-    <w:tblStylePr w:type="lastRow">
+    <w:tblStylePr w:type="firstRow">
       <w:rPr>
         <w:b/>
         <w:color w:val="404040"/>
@@ -12103,6 +12104,52 @@
         </w:tcBorders>
       </w:tcPr>
     </w:tblStylePr>
+    <w:tblStylePr w:type="lastCol">
+      <w:rPr>
+        <w:i/>
+        <w:color w:val="404040"/>
+      </w:rPr>
+      <w:pPr>
+        <w:pBdr/>
+        <w:spacing/>
+        <w:ind/>
+      </w:pPr>
+      <w:tblPr>
+        <w:tblBorders/>
+      </w:tblPr>
+      <w:tcPr>
+        <w:shd w:val="clear" w:color="ffffff"/>
+        <w:tcBorders>
+          <w:top w:val="none" w:color="000000" w:sz="4" w:space="0"/>
+          <w:left w:val="none" w:color="000000" w:sz="4" w:space="0"/>
+          <w:bottom w:val="none" w:color="000000" w:sz="4" w:space="0"/>
+          <w:right w:val="none" w:color="000000" w:sz="4" w:space="0"/>
+        </w:tcBorders>
+      </w:tcPr>
+    </w:tblStylePr>
+    <w:tblStylePr w:type="lastRow">
+      <w:rPr>
+        <w:b/>
+        <w:color w:val="404040"/>
+      </w:rPr>
+      <w:pPr>
+        <w:pBdr/>
+        <w:spacing/>
+        <w:ind/>
+      </w:pPr>
+      <w:tblPr>
+        <w:tblBorders/>
+      </w:tblPr>
+      <w:tcPr>
+        <w:shd w:val="clear" w:color="ffffff"/>
+        <w:tcBorders>
+          <w:top w:val="none" w:color="000000" w:sz="4" w:space="0"/>
+          <w:left w:val="none" w:color="000000" w:sz="4" w:space="0"/>
+          <w:bottom w:val="none" w:color="000000" w:sz="4" w:space="0"/>
+          <w:right w:val="none" w:color="000000" w:sz="4" w:space="0"/>
+        </w:tcBorders>
+      </w:tcPr>
+    </w:tblStylePr>
     <w:tblStylePr w:type="nwCell">
       <w:pPr>
         <w:pBdr/>
@@ -12169,9 +12216,9 @@
       </w:tcPr>
     </w:tblStylePr>
   </w:style>
-  <w:style w:type="table" w:styleId="39">
+  <w:style w:type="table" w:styleId="732">
     <w:name w:val="Grid Table 3 - Accent 6"/>
-    <w:basedOn w:val="665"/>
+    <w:basedOn w:val="891"/>
     <w:uiPriority w:val="99"/>
     <w:pPr>
       <w:pBdr/>
@@ -12270,29 +12317,6 @@
         <w:tblBorders/>
       </w:tblPr>
       <w:tcPr>
-        <w:shd w:color="ffffff"/>
-        <w:tcBorders>
-          <w:top w:val="none" w:color="000000" w:sz="4" w:space="0"/>
-          <w:left w:val="none" w:color="000000" w:sz="4" w:space="0"/>
-          <w:bottom w:val="none" w:color="000000" w:sz="4" w:space="0"/>
-          <w:right w:val="none" w:color="000000" w:sz="4" w:space="0"/>
-        </w:tcBorders>
-      </w:tcPr>
-    </w:tblStylePr>
-    <w:tblStylePr w:type="firstRow">
-      <w:rPr>
-        <w:b/>
-        <w:color w:val="404040"/>
-      </w:rPr>
-      <w:pPr>
-        <w:pBdr/>
-        <w:spacing/>
-        <w:ind/>
-      </w:pPr>
-      <w:tblPr>
-        <w:tblBorders/>
-      </w:tblPr>
-      <w:tcPr>
         <w:shd w:val="clear" w:color="ffffff"/>
         <w:tcBorders>
           <w:top w:val="none" w:color="000000" w:sz="4" w:space="0"/>
@@ -12302,30 +12326,7 @@
         </w:tcBorders>
       </w:tcPr>
     </w:tblStylePr>
-    <w:tblStylePr w:type="lastCol">
-      <w:rPr>
-        <w:i/>
-        <w:color w:val="404040"/>
-      </w:rPr>
-      <w:pPr>
-        <w:pBdr/>
-        <w:spacing/>
-        <w:ind/>
-      </w:pPr>
-      <w:tblPr>
-        <w:tblBorders/>
-      </w:tblPr>
-      <w:tcPr>
-        <w:shd w:color="ffffff"/>
-        <w:tcBorders>
-          <w:top w:val="none" w:color="000000" w:sz="4" w:space="0"/>
-          <w:left w:val="none" w:color="000000" w:sz="4" w:space="0"/>
-          <w:bottom w:val="none" w:color="000000" w:sz="4" w:space="0"/>
-          <w:right w:val="none" w:color="000000" w:sz="4" w:space="0"/>
-        </w:tcBorders>
-      </w:tcPr>
-    </w:tblStylePr>
-    <w:tblStylePr w:type="lastRow">
+    <w:tblStylePr w:type="firstRow">
       <w:rPr>
         <w:b/>
         <w:color w:val="404040"/>
@@ -12348,6 +12349,52 @@
         </w:tcBorders>
       </w:tcPr>
     </w:tblStylePr>
+    <w:tblStylePr w:type="lastCol">
+      <w:rPr>
+        <w:i/>
+        <w:color w:val="404040"/>
+      </w:rPr>
+      <w:pPr>
+        <w:pBdr/>
+        <w:spacing/>
+        <w:ind/>
+      </w:pPr>
+      <w:tblPr>
+        <w:tblBorders/>
+      </w:tblPr>
+      <w:tcPr>
+        <w:shd w:val="clear" w:color="ffffff"/>
+        <w:tcBorders>
+          <w:top w:val="none" w:color="000000" w:sz="4" w:space="0"/>
+          <w:left w:val="none" w:color="000000" w:sz="4" w:space="0"/>
+          <w:bottom w:val="none" w:color="000000" w:sz="4" w:space="0"/>
+          <w:right w:val="none" w:color="000000" w:sz="4" w:space="0"/>
+        </w:tcBorders>
+      </w:tcPr>
+    </w:tblStylePr>
+    <w:tblStylePr w:type="lastRow">
+      <w:rPr>
+        <w:b/>
+        <w:color w:val="404040"/>
+      </w:rPr>
+      <w:pPr>
+        <w:pBdr/>
+        <w:spacing/>
+        <w:ind/>
+      </w:pPr>
+      <w:tblPr>
+        <w:tblBorders/>
+      </w:tblPr>
+      <w:tcPr>
+        <w:shd w:val="clear" w:color="ffffff"/>
+        <w:tcBorders>
+          <w:top w:val="none" w:color="000000" w:sz="4" w:space="0"/>
+          <w:left w:val="none" w:color="000000" w:sz="4" w:space="0"/>
+          <w:bottom w:val="none" w:color="000000" w:sz="4" w:space="0"/>
+          <w:right w:val="none" w:color="000000" w:sz="4" w:space="0"/>
+        </w:tcBorders>
+      </w:tcPr>
+    </w:tblStylePr>
     <w:tblStylePr w:type="nwCell">
       <w:pPr>
         <w:pBdr/>
@@ -12414,9 +12461,9 @@
       </w:tcPr>
     </w:tblStylePr>
   </w:style>
-  <w:style w:type="table" w:styleId="40">
+  <w:style w:type="table" w:styleId="733">
     <w:name w:val="Grid Table 4"/>
-    <w:basedOn w:val="665"/>
+    <w:basedOn w:val="891"/>
     <w:uiPriority w:val="59"/>
     <w:pPr>
       <w:pBdr/>
@@ -12647,9 +12694,9 @@
       </w:tcPr>
     </w:tblStylePr>
   </w:style>
-  <w:style w:type="table" w:styleId="41">
+  <w:style w:type="table" w:styleId="734">
     <w:name w:val="Grid Table 4 - Accent 1"/>
-    <w:basedOn w:val="665"/>
+    <w:basedOn w:val="891"/>
     <w:uiPriority w:val="59"/>
     <w:pPr>
       <w:pBdr/>
@@ -12880,9 +12927,9 @@
       </w:tcPr>
     </w:tblStylePr>
   </w:style>
-  <w:style w:type="table" w:styleId="42">
+  <w:style w:type="table" w:styleId="735">
     <w:name w:val="Grid Table 4 - Accent 2"/>
-    <w:basedOn w:val="665"/>
+    <w:basedOn w:val="891"/>
     <w:uiPriority w:val="59"/>
     <w:pPr>
       <w:pBdr/>
@@ -13113,9 +13160,9 @@
       </w:tcPr>
     </w:tblStylePr>
   </w:style>
-  <w:style w:type="table" w:styleId="43">
+  <w:style w:type="table" w:styleId="736">
     <w:name w:val="Grid Table 4 - Accent 3"/>
-    <w:basedOn w:val="665"/>
+    <w:basedOn w:val="891"/>
     <w:uiPriority w:val="59"/>
     <w:pPr>
       <w:pBdr/>
@@ -13346,9 +13393,9 @@
       </w:tcPr>
     </w:tblStylePr>
   </w:style>
-  <w:style w:type="table" w:styleId="44">
+  <w:style w:type="table" w:styleId="737">
     <w:name w:val="Grid Table 4 - Accent 4"/>
-    <w:basedOn w:val="665"/>
+    <w:basedOn w:val="891"/>
     <w:uiPriority w:val="59"/>
     <w:pPr>
       <w:pBdr/>
@@ -13579,9 +13626,9 @@
       </w:tcPr>
     </w:tblStylePr>
   </w:style>
-  <w:style w:type="table" w:styleId="45">
+  <w:style w:type="table" w:styleId="738">
     <w:name w:val="Grid Table 4 - Accent 5"/>
-    <w:basedOn w:val="665"/>
+    <w:basedOn w:val="891"/>
     <w:uiPriority w:val="59"/>
     <w:pPr>
       <w:pBdr/>
@@ -13812,9 +13859,9 @@
       </w:tcPr>
     </w:tblStylePr>
   </w:style>
-  <w:style w:type="table" w:styleId="46">
+  <w:style w:type="table" w:styleId="739">
     <w:name w:val="Grid Table 4 - Accent 6"/>
-    <w:basedOn w:val="665"/>
+    <w:basedOn w:val="891"/>
     <w:uiPriority w:val="59"/>
     <w:pPr>
       <w:pBdr/>
@@ -14045,9 +14092,9 @@
       </w:tcPr>
     </w:tblStylePr>
   </w:style>
-  <w:style w:type="table" w:styleId="47">
+  <w:style w:type="table" w:styleId="740">
     <w:name w:val="Grid Table 5 Dark"/>
-    <w:basedOn w:val="665"/>
+    <w:basedOn w:val="891"/>
     <w:uiPriority w:val="99"/>
     <w:pPr>
       <w:pBdr/>
@@ -14273,9 +14320,9 @@
       </w:tcPr>
     </w:tblStylePr>
   </w:style>
-  <w:style w:type="table" w:styleId="48">
+  <w:style w:type="table" w:styleId="741">
     <w:name w:val="Grid Table 5 Dark- Accent 1"/>
-    <w:basedOn w:val="665"/>
+    <w:basedOn w:val="891"/>
     <w:uiPriority w:val="99"/>
     <w:pPr>
       <w:pBdr/>
@@ -14501,9 +14548,9 @@
       </w:tcPr>
     </w:tblStylePr>
   </w:style>
-  <w:style w:type="table" w:styleId="49">
+  <w:style w:type="table" w:styleId="742">
     <w:name w:val="Grid Table 5 Dark - Accent 2"/>
-    <w:basedOn w:val="665"/>
+    <w:basedOn w:val="891"/>
     <w:uiPriority w:val="99"/>
     <w:pPr>
       <w:pBdr/>
@@ -14729,9 +14776,9 @@
       </w:tcPr>
     </w:tblStylePr>
   </w:style>
-  <w:style w:type="table" w:styleId="50">
+  <w:style w:type="table" w:styleId="743">
     <w:name w:val="Grid Table 5 Dark - Accent 3"/>
-    <w:basedOn w:val="665"/>
+    <w:basedOn w:val="891"/>
     <w:uiPriority w:val="99"/>
     <w:pPr>
       <w:pBdr/>
@@ -14957,9 +15004,9 @@
       </w:tcPr>
     </w:tblStylePr>
   </w:style>
-  <w:style w:type="table" w:styleId="51">
+  <w:style w:type="table" w:styleId="744">
     <w:name w:val="Grid Table 5 Dark- Accent 4"/>
-    <w:basedOn w:val="665"/>
+    <w:basedOn w:val="891"/>
     <w:uiPriority w:val="99"/>
     <w:pPr>
       <w:pBdr/>
@@ -15185,9 +15232,9 @@
       </w:tcPr>
     </w:tblStylePr>
   </w:style>
-  <w:style w:type="table" w:styleId="52">
+  <w:style w:type="table" w:styleId="745">
     <w:name w:val="Grid Table 5 Dark - Accent 5"/>
-    <w:basedOn w:val="665"/>
+    <w:basedOn w:val="891"/>
     <w:uiPriority w:val="99"/>
     <w:pPr>
       <w:pBdr/>
@@ -15413,9 +15460,9 @@
       </w:tcPr>
     </w:tblStylePr>
   </w:style>
-  <w:style w:type="table" w:styleId="53">
+  <w:style w:type="table" w:styleId="746">
     <w:name w:val="Grid Table 5 Dark - Accent 6"/>
-    <w:basedOn w:val="665"/>
+    <w:basedOn w:val="891"/>
     <w:uiPriority w:val="99"/>
     <w:pPr>
       <w:pBdr/>
@@ -15641,9 +15688,9 @@
       </w:tcPr>
     </w:tblStylePr>
   </w:style>
-  <w:style w:type="table" w:styleId="54">
+  <w:style w:type="table" w:styleId="747">
     <w:name w:val="Grid Table 6 Colorful"/>
-    <w:basedOn w:val="665"/>
+    <w:basedOn w:val="891"/>
     <w:uiPriority w:val="99"/>
     <w:pPr>
       <w:pBdr/>
@@ -15871,9 +15918,9 @@
       </w:tcPr>
     </w:tblStylePr>
   </w:style>
-  <w:style w:type="table" w:styleId="55">
+  <w:style w:type="table" w:styleId="748">
     <w:name w:val="Grid Table 6 Colorful - Accent 1"/>
-    <w:basedOn w:val="665"/>
+    <w:basedOn w:val="891"/>
     <w:uiPriority w:val="99"/>
     <w:pPr>
       <w:pBdr/>
@@ -16101,9 +16148,9 @@
       </w:tcPr>
     </w:tblStylePr>
   </w:style>
-  <w:style w:type="table" w:styleId="56">
+  <w:style w:type="table" w:styleId="749">
     <w:name w:val="Grid Table 6 Colorful - Accent 2"/>
-    <w:basedOn w:val="665"/>
+    <w:basedOn w:val="891"/>
     <w:uiPriority w:val="99"/>
     <w:pPr>
       <w:pBdr/>
@@ -16331,9 +16378,9 @@
       </w:tcPr>
     </w:tblStylePr>
   </w:style>
-  <w:style w:type="table" w:styleId="57">
+  <w:style w:type="table" w:styleId="750">
     <w:name w:val="Grid Table 6 Colorful - Accent 3"/>
-    <w:basedOn w:val="665"/>
+    <w:basedOn w:val="891"/>
     <w:uiPriority w:val="99"/>
     <w:pPr>
       <w:pBdr/>
@@ -16561,9 +16608,9 @@
       </w:tcPr>
     </w:tblStylePr>
   </w:style>
-  <w:style w:type="table" w:styleId="58">
+  <w:style w:type="table" w:styleId="751">
     <w:name w:val="Grid Table 6 Colorful - Accent 4"/>
-    <w:basedOn w:val="665"/>
+    <w:basedOn w:val="891"/>
     <w:uiPriority w:val="99"/>
     <w:pPr>
       <w:pBdr/>
@@ -16791,9 +16838,9 @@
       </w:tcPr>
     </w:tblStylePr>
   </w:style>
-  <w:style w:type="table" w:styleId="59">
+  <w:style w:type="table" w:styleId="752">
     <w:name w:val="Grid Table 6 Colorful - Accent 5"/>
-    <w:basedOn w:val="665"/>
+    <w:basedOn w:val="891"/>
     <w:uiPriority w:val="99"/>
     <w:pPr>
       <w:pBdr/>
@@ -17021,9 +17068,9 @@
       </w:tcPr>
     </w:tblStylePr>
   </w:style>
-  <w:style w:type="table" w:styleId="60">
+  <w:style w:type="table" w:styleId="753">
     <w:name w:val="Grid Table 6 Colorful - Accent 6"/>
-    <w:basedOn w:val="665"/>
+    <w:basedOn w:val="891"/>
     <w:uiPriority w:val="99"/>
     <w:pPr>
       <w:pBdr/>
@@ -17251,9 +17298,9 @@
       </w:tcPr>
     </w:tblStylePr>
   </w:style>
-  <w:style w:type="table" w:styleId="61">
+  <w:style w:type="table" w:styleId="754">
     <w:name w:val="Grid Table 7 Colorful"/>
-    <w:basedOn w:val="665"/>
+    <w:basedOn w:val="891"/>
     <w:uiPriority w:val="99"/>
     <w:pPr>
       <w:pBdr/>
@@ -17355,11 +17402,11 @@
         <w:tblBorders/>
       </w:tblPr>
       <w:tcPr>
-        <w:shd w:color="ffffff"/>
+        <w:shd w:val="clear" w:color="ffffff"/>
         <w:tcBorders>
-          <w:top w:val="none"/>
-          <w:left w:val="none"/>
-          <w:bottom w:val="none"/>
+          <w:top w:val="none" w:color="000000" w:sz="4" w:space="0"/>
+          <w:left w:val="none" w:color="000000" w:sz="4" w:space="0"/>
+          <w:bottom w:val="none" w:color="000000" w:sz="4" w:space="0"/>
           <w:right w:val="single" w:color="000000" w:themeColor="text1" w:themeTint="80" w:sz="4" w:space="0"/>
         </w:tcBorders>
       </w:tcPr>
@@ -17382,10 +17429,10 @@
       <w:tcPr>
         <w:shd w:val="clear" w:color="ffffff" w:themeColor="light1" w:fill="ffffff" w:themeFill="light1"/>
         <w:tcBorders>
-          <w:top w:val="none"/>
-          <w:left w:val="none"/>
+          <w:top w:val="none" w:color="000000" w:sz="4" w:space="0"/>
+          <w:left w:val="none" w:color="000000" w:sz="4" w:space="0"/>
           <w:bottom w:val="single" w:color="000000" w:themeColor="text1" w:themeTint="80" w:sz="4" w:space="0"/>
-          <w:right w:val="none"/>
+          <w:right w:val="none" w:color="000000" w:sz="4" w:space="0"/>
         </w:tcBorders>
       </w:tcPr>
     </w:tblStylePr>
@@ -17405,12 +17452,12 @@
         <w:tblBorders/>
       </w:tblPr>
       <w:tcPr>
-        <w:shd w:color="ffffff"/>
+        <w:shd w:val="clear" w:color="ffffff"/>
         <w:tcBorders>
-          <w:top w:val="none"/>
+          <w:top w:val="none" w:color="000000" w:sz="4" w:space="0"/>
           <w:left w:val="single" w:color="000000" w:themeColor="text1" w:themeTint="80" w:sz="4" w:space="0"/>
-          <w:bottom w:val="none"/>
-          <w:right w:val="none"/>
+          <w:bottom w:val="none" w:color="000000" w:sz="4" w:space="0"/>
+          <w:right w:val="none" w:color="000000" w:sz="4" w:space="0"/>
         </w:tcBorders>
       </w:tcPr>
     </w:tblStylePr>
@@ -17433,9 +17480,9 @@
         <w:shd w:val="clear" w:color="ffffff" w:themeColor="light1" w:fill="ffffff" w:themeFill="light1"/>
         <w:tcBorders>
           <w:top w:val="single" w:color="000000" w:themeColor="text1" w:themeTint="80" w:sz="4" w:space="0"/>
-          <w:left w:val="none"/>
-          <w:bottom w:val="none"/>
-          <w:right w:val="none"/>
+          <w:left w:val="none" w:color="000000" w:sz="4" w:space="0"/>
+          <w:bottom w:val="none" w:color="000000" w:sz="4" w:space="0"/>
+          <w:right w:val="none" w:color="000000" w:sz="4" w:space="0"/>
         </w:tcBorders>
       </w:tcPr>
     </w:tblStylePr>
@@ -17505,9 +17552,9 @@
       </w:tcPr>
     </w:tblStylePr>
   </w:style>
-  <w:style w:type="table" w:styleId="62">
+  <w:style w:type="table" w:styleId="755">
     <w:name w:val="Grid Table 7 Colorful - Accent 1"/>
-    <w:basedOn w:val="665"/>
+    <w:basedOn w:val="891"/>
     <w:uiPriority w:val="99"/>
     <w:pPr>
       <w:pBdr/>
@@ -17609,11 +17656,11 @@
         <w:tblBorders/>
       </w:tblPr>
       <w:tcPr>
-        <w:shd w:color="ffffff"/>
+        <w:shd w:val="clear" w:color="ffffff"/>
         <w:tcBorders>
-          <w:top w:val="none"/>
-          <w:left w:val="none"/>
-          <w:bottom w:val="none"/>
+          <w:top w:val="none" w:color="000000" w:sz="4" w:space="0"/>
+          <w:left w:val="none" w:color="000000" w:sz="4" w:space="0"/>
+          <w:bottom w:val="none" w:color="000000" w:sz="4" w:space="0"/>
           <w:right w:val="single" w:color="000000" w:themeColor="accent1" w:themeTint="80" w:sz="4" w:space="0"/>
         </w:tcBorders>
       </w:tcPr>
@@ -17636,10 +17683,10 @@
       <w:tcPr>
         <w:shd w:val="clear" w:color="ffffff" w:themeColor="light1" w:fill="ffffff" w:themeFill="light1"/>
         <w:tcBorders>
-          <w:top w:val="none"/>
-          <w:left w:val="none"/>
+          <w:top w:val="none" w:color="000000" w:sz="4" w:space="0"/>
+          <w:left w:val="none" w:color="000000" w:sz="4" w:space="0"/>
           <w:bottom w:val="single" w:color="000000" w:themeColor="accent1" w:themeTint="80" w:sz="4" w:space="0"/>
-          <w:right w:val="none"/>
+          <w:right w:val="none" w:color="000000" w:sz="4" w:space="0"/>
         </w:tcBorders>
       </w:tcPr>
     </w:tblStylePr>
@@ -17659,12 +17706,12 @@
         <w:tblBorders/>
       </w:tblPr>
       <w:tcPr>
-        <w:shd w:color="ffffff"/>
+        <w:shd w:val="clear" w:color="ffffff"/>
         <w:tcBorders>
-          <w:top w:val="none"/>
+          <w:top w:val="none" w:color="000000" w:sz="4" w:space="0"/>
           <w:left w:val="single" w:color="000000" w:themeColor="accent1" w:themeTint="80" w:sz="4" w:space="0"/>
-          <w:bottom w:val="none"/>
-          <w:right w:val="none"/>
+          <w:bottom w:val="none" w:color="000000" w:sz="4" w:space="0"/>
+          <w:right w:val="none" w:color="000000" w:sz="4" w:space="0"/>
         </w:tcBorders>
       </w:tcPr>
     </w:tblStylePr>
@@ -17687,9 +17734,9 @@
         <w:shd w:val="clear" w:color="ffffff" w:themeColor="light1" w:fill="ffffff" w:themeFill="light1"/>
         <w:tcBorders>
           <w:top w:val="single" w:color="000000" w:themeColor="accent1" w:themeTint="80" w:sz="4" w:space="0"/>
-          <w:left w:val="none"/>
-          <w:bottom w:val="none"/>
-          <w:right w:val="none"/>
+          <w:left w:val="none" w:color="000000" w:sz="4" w:space="0"/>
+          <w:bottom w:val="none" w:color="000000" w:sz="4" w:space="0"/>
+          <w:right w:val="none" w:color="000000" w:sz="4" w:space="0"/>
         </w:tcBorders>
       </w:tcPr>
     </w:tblStylePr>
@@ -17759,9 +17806,9 @@
       </w:tcPr>
     </w:tblStylePr>
   </w:style>
-  <w:style w:type="table" w:styleId="63">
+  <w:style w:type="table" w:styleId="756">
     <w:name w:val="Grid Table 7 Colorful - Accent 2"/>
-    <w:basedOn w:val="665"/>
+    <w:basedOn w:val="891"/>
     <w:uiPriority w:val="99"/>
     <w:pPr>
       <w:pBdr/>
@@ -17863,11 +17910,11 @@
         <w:tblBorders/>
       </w:tblPr>
       <w:tcPr>
-        <w:shd w:color="ffffff"/>
+        <w:shd w:val="clear" w:color="ffffff"/>
         <w:tcBorders>
-          <w:top w:val="none"/>
-          <w:left w:val="none"/>
-          <w:bottom w:val="none"/>
+          <w:top w:val="none" w:color="000000" w:sz="4" w:space="0"/>
+          <w:left w:val="none" w:color="000000" w:sz="4" w:space="0"/>
+          <w:bottom w:val="none" w:color="000000" w:sz="4" w:space="0"/>
           <w:right w:val="single" w:color="000000" w:themeColor="accent2" w:themeTint="97" w:sz="4" w:space="0"/>
         </w:tcBorders>
       </w:tcPr>
@@ -17890,10 +17937,10 @@
       <w:tcPr>
         <w:shd w:val="clear" w:color="ffffff" w:themeColor="light1" w:fill="ffffff" w:themeFill="light1"/>
         <w:tcBorders>
-          <w:top w:val="none"/>
-          <w:left w:val="none"/>
+          <w:top w:val="none" w:color="000000" w:sz="4" w:space="0"/>
+          <w:left w:val="none" w:color="000000" w:sz="4" w:space="0"/>
           <w:bottom w:val="single" w:color="000000" w:themeColor="accent2" w:themeTint="97" w:sz="4" w:space="0"/>
-          <w:right w:val="none"/>
+          <w:right w:val="none" w:color="000000" w:sz="4" w:space="0"/>
         </w:tcBorders>
       </w:tcPr>
     </w:tblStylePr>
@@ -17913,12 +17960,12 @@
         <w:tblBorders/>
       </w:tblPr>
       <w:tcPr>
-        <w:shd w:color="ffffff"/>
+        <w:shd w:val="clear" w:color="ffffff"/>
         <w:tcBorders>
-          <w:top w:val="none"/>
+          <w:top w:val="none" w:color="000000" w:sz="4" w:space="0"/>
           <w:left w:val="single" w:color="000000" w:themeColor="accent2" w:themeTint="97" w:sz="4" w:space="0"/>
-          <w:bottom w:val="none"/>
-          <w:right w:val="none"/>
+          <w:bottom w:val="none" w:color="000000" w:sz="4" w:space="0"/>
+          <w:right w:val="none" w:color="000000" w:sz="4" w:space="0"/>
         </w:tcBorders>
       </w:tcPr>
     </w:tblStylePr>
@@ -17941,9 +17988,9 @@
         <w:shd w:val="clear" w:color="ffffff" w:themeColor="light1" w:fill="ffffff" w:themeFill="light1"/>
         <w:tcBorders>
           <w:top w:val="single" w:color="000000" w:themeColor="accent2" w:themeTint="97" w:sz="4" w:space="0"/>
-          <w:left w:val="none"/>
-          <w:bottom w:val="none"/>
-          <w:right w:val="none"/>
+          <w:left w:val="none" w:color="000000" w:sz="4" w:space="0"/>
+          <w:bottom w:val="none" w:color="000000" w:sz="4" w:space="0"/>
+          <w:right w:val="none" w:color="000000" w:sz="4" w:space="0"/>
         </w:tcBorders>
       </w:tcPr>
     </w:tblStylePr>
@@ -18013,9 +18060,9 @@
       </w:tcPr>
     </w:tblStylePr>
   </w:style>
-  <w:style w:type="table" w:styleId="64">
+  <w:style w:type="table" w:styleId="757">
     <w:name w:val="Grid Table 7 Colorful - Accent 3"/>
-    <w:basedOn w:val="665"/>
+    <w:basedOn w:val="891"/>
     <w:uiPriority w:val="99"/>
     <w:pPr>
       <w:pBdr/>
@@ -18117,11 +18164,11 @@
         <w:tblBorders/>
       </w:tblPr>
       <w:tcPr>
-        <w:shd w:color="ffffff"/>
+        <w:shd w:val="clear" w:color="ffffff"/>
         <w:tcBorders>
-          <w:top w:val="none"/>
-          <w:left w:val="none"/>
-          <w:bottom w:val="none"/>
+          <w:top w:val="none" w:color="000000" w:sz="4" w:space="0"/>
+          <w:left w:val="none" w:color="000000" w:sz="4" w:space="0"/>
+          <w:bottom w:val="none" w:color="000000" w:sz="4" w:space="0"/>
           <w:right w:val="single" w:color="000000" w:themeColor="accent3" w:themeTint="FE" w:sz="4" w:space="0"/>
         </w:tcBorders>
       </w:tcPr>
@@ -18144,10 +18191,10 @@
       <w:tcPr>
         <w:shd w:val="clear" w:color="ffffff" w:themeColor="light1" w:fill="ffffff" w:themeFill="light1"/>
         <w:tcBorders>
-          <w:top w:val="none"/>
-          <w:left w:val="none"/>
+          <w:top w:val="none" w:color="000000" w:sz="4" w:space="0"/>
+          <w:left w:val="none" w:color="000000" w:sz="4" w:space="0"/>
           <w:bottom w:val="single" w:color="000000" w:themeColor="accent3" w:themeTint="FE" w:sz="4" w:space="0"/>
-          <w:right w:val="none"/>
+          <w:right w:val="none" w:color="000000" w:sz="4" w:space="0"/>
         </w:tcBorders>
       </w:tcPr>
     </w:tblStylePr>
@@ -18167,12 +18214,12 @@
         <w:tblBorders/>
       </w:tblPr>
       <w:tcPr>
-        <w:shd w:color="ffffff"/>
+        <w:shd w:val="clear" w:color="ffffff"/>
         <w:tcBorders>
-          <w:top w:val="none"/>
+          <w:top w:val="none" w:color="000000" w:sz="4" w:space="0"/>
           <w:left w:val="single" w:color="000000" w:themeColor="accent3" w:themeTint="FE" w:sz="4" w:space="0"/>
-          <w:bottom w:val="none"/>
-          <w:right w:val="none"/>
+          <w:bottom w:val="none" w:color="000000" w:sz="4" w:space="0"/>
+          <w:right w:val="none" w:color="000000" w:sz="4" w:space="0"/>
         </w:tcBorders>
       </w:tcPr>
     </w:tblStylePr>
@@ -18195,9 +18242,9 @@
         <w:shd w:val="clear" w:color="ffffff" w:themeColor="light1" w:fill="ffffff" w:themeFill="light1"/>
         <w:tcBorders>
           <w:top w:val="single" w:color="000000" w:themeColor="accent3" w:themeTint="FE" w:sz="4" w:space="0"/>
-          <w:left w:val="none"/>
-          <w:bottom w:val="none"/>
-          <w:right w:val="none"/>
+          <w:left w:val="none" w:color="000000" w:sz="4" w:space="0"/>
+          <w:bottom w:val="none" w:color="000000" w:sz="4" w:space="0"/>
+          <w:right w:val="none" w:color="000000" w:sz="4" w:space="0"/>
         </w:tcBorders>
       </w:tcPr>
     </w:tblStylePr>
@@ -18267,9 +18314,9 @@
       </w:tcPr>
     </w:tblStylePr>
   </w:style>
-  <w:style w:type="table" w:styleId="65">
+  <w:style w:type="table" w:styleId="758">
     <w:name w:val="Grid Table 7 Colorful - Accent 4"/>
-    <w:basedOn w:val="665"/>
+    <w:basedOn w:val="891"/>
     <w:uiPriority w:val="99"/>
     <w:pPr>
       <w:pBdr/>
@@ -18371,11 +18418,11 @@
         <w:tblBorders/>
       </w:tblPr>
       <w:tcPr>
-        <w:shd w:color="ffffff"/>
+        <w:shd w:val="clear" w:color="ffffff"/>
         <w:tcBorders>
-          <w:top w:val="none"/>
-          <w:left w:val="none"/>
-          <w:bottom w:val="none"/>
+          <w:top w:val="none" w:color="000000" w:sz="4" w:space="0"/>
+          <w:left w:val="none" w:color="000000" w:sz="4" w:space="0"/>
+          <w:bottom w:val="none" w:color="000000" w:sz="4" w:space="0"/>
           <w:right w:val="single" w:color="000000" w:themeColor="accent4" w:themeTint="9A" w:sz="4" w:space="0"/>
         </w:tcBorders>
       </w:tcPr>
@@ -18398,10 +18445,10 @@
       <w:tcPr>
         <w:shd w:val="clear" w:color="ffffff" w:themeColor="light1" w:fill="ffffff" w:themeFill="light1"/>
         <w:tcBorders>
-          <w:top w:val="none"/>
-          <w:left w:val="none"/>
+          <w:top w:val="none" w:color="000000" w:sz="4" w:space="0"/>
+          <w:left w:val="none" w:color="000000" w:sz="4" w:space="0"/>
           <w:bottom w:val="single" w:color="000000" w:themeColor="accent4" w:themeTint="9A" w:sz="4" w:space="0"/>
-          <w:right w:val="none"/>
+          <w:right w:val="none" w:color="000000" w:sz="4" w:space="0"/>
         </w:tcBorders>
       </w:tcPr>
     </w:tblStylePr>
@@ -18421,12 +18468,12 @@
         <w:tblBorders/>
       </w:tblPr>
       <w:tcPr>
-        <w:shd w:color="ffffff"/>
+        <w:shd w:val="clear" w:color="ffffff"/>
         <w:tcBorders>
-          <w:top w:val="none"/>
+          <w:top w:val="none" w:color="000000" w:sz="4" w:space="0"/>
           <w:left w:val="single" w:color="000000" w:themeColor="accent4" w:themeTint="9A" w:sz="4" w:space="0"/>
-          <w:bottom w:val="none"/>
-          <w:right w:val="none"/>
+          <w:bottom w:val="none" w:color="000000" w:sz="4" w:space="0"/>
+          <w:right w:val="none" w:color="000000" w:sz="4" w:space="0"/>
         </w:tcBorders>
       </w:tcPr>
     </w:tblStylePr>
@@ -18449,9 +18496,9 @@
         <w:shd w:val="clear" w:color="ffffff" w:themeColor="light1" w:fill="ffffff" w:themeFill="light1"/>
         <w:tcBorders>
           <w:top w:val="single" w:color="000000" w:themeColor="accent4" w:themeTint="9A" w:sz="4" w:space="0"/>
-          <w:left w:val="none"/>
-          <w:bottom w:val="none"/>
-          <w:right w:val="none"/>
+          <w:left w:val="none" w:color="000000" w:sz="4" w:space="0"/>
+          <w:bottom w:val="none" w:color="000000" w:sz="4" w:space="0"/>
+          <w:right w:val="none" w:color="000000" w:sz="4" w:space="0"/>
         </w:tcBorders>
       </w:tcPr>
     </w:tblStylePr>
@@ -18521,9 +18568,9 @@
       </w:tcPr>
     </w:tblStylePr>
   </w:style>
-  <w:style w:type="table" w:styleId="66">
+  <w:style w:type="table" w:styleId="759">
     <w:name w:val="Grid Table 7 Colorful - Accent 5"/>
-    <w:basedOn w:val="665"/>
+    <w:basedOn w:val="891"/>
     <w:uiPriority w:val="99"/>
     <w:pPr>
       <w:pBdr/>
@@ -18625,11 +18672,11 @@
         <w:tblBorders/>
       </w:tblPr>
       <w:tcPr>
-        <w:shd w:color="ffffff"/>
+        <w:shd w:val="clear" w:color="ffffff"/>
         <w:tcBorders>
-          <w:top w:val="none"/>
-          <w:left w:val="none"/>
-          <w:bottom w:val="none"/>
+          <w:top w:val="none" w:color="000000" w:sz="4" w:space="0"/>
+          <w:left w:val="none" w:color="000000" w:sz="4" w:space="0"/>
+          <w:bottom w:val="none" w:color="000000" w:sz="4" w:space="0"/>
           <w:right w:val="single" w:color="000000" w:themeColor="accent5" w:themeTint="90" w:sz="4" w:space="0"/>
         </w:tcBorders>
       </w:tcPr>
@@ -18652,10 +18699,10 @@
       <w:tcPr>
         <w:shd w:val="clear" w:color="ffffff" w:themeColor="light1" w:fill="ffffff" w:themeFill="light1"/>
         <w:tcBorders>
-          <w:top w:val="none"/>
-          <w:left w:val="none"/>
+          <w:top w:val="none" w:color="000000" w:sz="4" w:space="0"/>
+          <w:left w:val="none" w:color="000000" w:sz="4" w:space="0"/>
           <w:bottom w:val="single" w:color="000000" w:themeColor="accent5" w:themeTint="90" w:sz="4" w:space="0"/>
-          <w:right w:val="none"/>
+          <w:right w:val="none" w:color="000000" w:sz="4" w:space="0"/>
         </w:tcBorders>
       </w:tcPr>
     </w:tblStylePr>
@@ -18675,12 +18722,12 @@
         <w:tblBorders/>
       </w:tblPr>
       <w:tcPr>
-        <w:shd w:color="ffffff"/>
+        <w:shd w:val="clear" w:color="ffffff"/>
         <w:tcBorders>
-          <w:top w:val="none"/>
+          <w:top w:val="none" w:color="000000" w:sz="4" w:space="0"/>
           <w:left w:val="single" w:color="000000" w:themeColor="accent5" w:themeTint="90" w:sz="4" w:space="0"/>
-          <w:bottom w:val="none"/>
-          <w:right w:val="none"/>
+          <w:bottom w:val="none" w:color="000000" w:sz="4" w:space="0"/>
+          <w:right w:val="none" w:color="000000" w:sz="4" w:space="0"/>
         </w:tcBorders>
       </w:tcPr>
     </w:tblStylePr>
@@ -18703,9 +18750,9 @@
         <w:shd w:val="clear" w:color="ffffff" w:themeColor="light1" w:fill="ffffff" w:themeFill="light1"/>
         <w:tcBorders>
           <w:top w:val="single" w:color="000000" w:themeColor="accent5" w:themeTint="90" w:sz="4" w:space="0"/>
-          <w:left w:val="none"/>
-          <w:bottom w:val="none"/>
-          <w:right w:val="none"/>
+          <w:left w:val="none" w:color="000000" w:sz="4" w:space="0"/>
+          <w:bottom w:val="none" w:color="000000" w:sz="4" w:space="0"/>
+          <w:right w:val="none" w:color="000000" w:sz="4" w:space="0"/>
         </w:tcBorders>
       </w:tcPr>
     </w:tblStylePr>
@@ -18775,9 +18822,9 @@
       </w:tcPr>
     </w:tblStylePr>
   </w:style>
-  <w:style w:type="table" w:styleId="67">
+  <w:style w:type="table" w:styleId="760">
     <w:name w:val="Grid Table 7 Colorful - Accent 6"/>
-    <w:basedOn w:val="665"/>
+    <w:basedOn w:val="891"/>
     <w:uiPriority w:val="99"/>
     <w:pPr>
       <w:pBdr/>
@@ -18879,11 +18926,11 @@
         <w:tblBorders/>
       </w:tblPr>
       <w:tcPr>
-        <w:shd w:color="ffffff"/>
+        <w:shd w:val="clear" w:color="ffffff"/>
         <w:tcBorders>
-          <w:top w:val="none"/>
-          <w:left w:val="none"/>
-          <w:bottom w:val="none"/>
+          <w:top w:val="none" w:color="000000" w:sz="4" w:space="0"/>
+          <w:left w:val="none" w:color="000000" w:sz="4" w:space="0"/>
+          <w:bottom w:val="none" w:color="000000" w:sz="4" w:space="0"/>
           <w:right w:val="single" w:color="000000" w:themeColor="accent6" w:themeTint="90" w:sz="4" w:space="0"/>
         </w:tcBorders>
       </w:tcPr>
@@ -18906,10 +18953,10 @@
       <w:tcPr>
         <w:shd w:val="clear" w:color="ffffff" w:themeColor="light1" w:fill="ffffff" w:themeFill="light1"/>
         <w:tcBorders>
-          <w:top w:val="none"/>
-          <w:left w:val="none"/>
+          <w:top w:val="none" w:color="000000" w:sz="4" w:space="0"/>
+          <w:left w:val="none" w:color="000000" w:sz="4" w:space="0"/>
           <w:bottom w:val="single" w:color="000000" w:themeColor="accent6" w:themeTint="90" w:sz="4" w:space="0"/>
-          <w:right w:val="none"/>
+          <w:right w:val="none" w:color="000000" w:sz="4" w:space="0"/>
         </w:tcBorders>
       </w:tcPr>
     </w:tblStylePr>
@@ -18929,12 +18976,12 @@
         <w:tblBorders/>
       </w:tblPr>
       <w:tcPr>
-        <w:shd w:color="ffffff"/>
+        <w:shd w:val="clear" w:color="ffffff"/>
         <w:tcBorders>
-          <w:top w:val="none"/>
+          <w:top w:val="none" w:color="000000" w:sz="4" w:space="0"/>
           <w:left w:val="single" w:color="000000" w:themeColor="accent6" w:themeTint="90" w:sz="4" w:space="0"/>
-          <w:bottom w:val="none"/>
-          <w:right w:val="none"/>
+          <w:bottom w:val="none" w:color="000000" w:sz="4" w:space="0"/>
+          <w:right w:val="none" w:color="000000" w:sz="4" w:space="0"/>
         </w:tcBorders>
       </w:tcPr>
     </w:tblStylePr>
@@ -18957,9 +19004,9 @@
         <w:shd w:val="clear" w:color="ffffff" w:themeColor="light1" w:fill="ffffff" w:themeFill="light1"/>
         <w:tcBorders>
           <w:top w:val="single" w:color="000000" w:themeColor="accent6" w:themeTint="90" w:sz="4" w:space="0"/>
-          <w:left w:val="none"/>
-          <w:bottom w:val="none"/>
-          <w:right w:val="none"/>
+          <w:left w:val="none" w:color="000000" w:sz="4" w:space="0"/>
+          <w:bottom w:val="none" w:color="000000" w:sz="4" w:space="0"/>
+          <w:right w:val="none" w:color="000000" w:sz="4" w:space="0"/>
         </w:tcBorders>
       </w:tcPr>
     </w:tblStylePr>
@@ -19029,9 +19076,9 @@
       </w:tcPr>
     </w:tblStylePr>
   </w:style>
-  <w:style w:type="table" w:styleId="68">
+  <w:style w:type="table" w:styleId="761">
     <w:name w:val="List Table 1 Light"/>
-    <w:basedOn w:val="665"/>
+    <w:basedOn w:val="891"/>
     <w:uiPriority w:val="99"/>
     <w:pPr>
       <w:pBdr/>
@@ -19245,9 +19292,9 @@
       </w:tcPr>
     </w:tblStylePr>
   </w:style>
-  <w:style w:type="table" w:styleId="69">
+  <w:style w:type="table" w:styleId="762">
     <w:name w:val="List Table 1 Light - Accent 1"/>
-    <w:basedOn w:val="665"/>
+    <w:basedOn w:val="891"/>
     <w:uiPriority w:val="99"/>
     <w:pPr>
       <w:pBdr/>
@@ -19461,9 +19508,9 @@
       </w:tcPr>
     </w:tblStylePr>
   </w:style>
-  <w:style w:type="table" w:styleId="70">
+  <w:style w:type="table" w:styleId="763">
     <w:name w:val="List Table 1 Light - Accent 2"/>
-    <w:basedOn w:val="665"/>
+    <w:basedOn w:val="891"/>
     <w:uiPriority w:val="99"/>
     <w:pPr>
       <w:pBdr/>
@@ -19677,9 +19724,9 @@
       </w:tcPr>
     </w:tblStylePr>
   </w:style>
-  <w:style w:type="table" w:styleId="71">
+  <w:style w:type="table" w:styleId="764">
     <w:name w:val="List Table 1 Light - Accent 3"/>
-    <w:basedOn w:val="665"/>
+    <w:basedOn w:val="891"/>
     <w:uiPriority w:val="99"/>
     <w:pPr>
       <w:pBdr/>
@@ -19893,9 +19940,9 @@
       </w:tcPr>
     </w:tblStylePr>
   </w:style>
-  <w:style w:type="table" w:styleId="72">
+  <w:style w:type="table" w:styleId="765">
     <w:name w:val="List Table 1 Light - Accent 4"/>
-    <w:basedOn w:val="665"/>
+    <w:basedOn w:val="891"/>
     <w:uiPriority w:val="99"/>
     <w:pPr>
       <w:pBdr/>
@@ -20109,9 +20156,9 @@
       </w:tcPr>
     </w:tblStylePr>
   </w:style>
-  <w:style w:type="table" w:styleId="73">
+  <w:style w:type="table" w:styleId="766">
     <w:name w:val="List Table 1 Light - Accent 5"/>
-    <w:basedOn w:val="665"/>
+    <w:basedOn w:val="891"/>
     <w:uiPriority w:val="99"/>
     <w:pPr>
       <w:pBdr/>
@@ -20325,9 +20372,9 @@
       </w:tcPr>
     </w:tblStylePr>
   </w:style>
-  <w:style w:type="table" w:styleId="74">
+  <w:style w:type="table" w:styleId="767">
     <w:name w:val="List Table 1 Light - Accent 6"/>
-    <w:basedOn w:val="665"/>
+    <w:basedOn w:val="891"/>
     <w:uiPriority w:val="99"/>
     <w:pPr>
       <w:pBdr/>
@@ -20541,9 +20588,9 @@
       </w:tcPr>
     </w:tblStylePr>
   </w:style>
-  <w:style w:type="table" w:styleId="75">
+  <w:style w:type="table" w:styleId="768">
     <w:name w:val="List Table 2"/>
-    <w:basedOn w:val="665"/>
+    <w:basedOn w:val="891"/>
     <w:uiPriority w:val="99"/>
     <w:pPr>
       <w:pBdr/>
@@ -20779,9 +20826,9 @@
       </w:tcPr>
     </w:tblStylePr>
   </w:style>
-  <w:style w:type="table" w:styleId="76">
+  <w:style w:type="table" w:styleId="769">
     <w:name w:val="List Table 2 - Accent 1"/>
-    <w:basedOn w:val="665"/>
+    <w:basedOn w:val="891"/>
     <w:uiPriority w:val="99"/>
     <w:pPr>
       <w:pBdr/>
@@ -21017,9 +21064,9 @@
       </w:tcPr>
     </w:tblStylePr>
   </w:style>
-  <w:style w:type="table" w:styleId="77">
+  <w:style w:type="table" w:styleId="770">
     <w:name w:val="List Table 2 - Accent 2"/>
-    <w:basedOn w:val="665"/>
+    <w:basedOn w:val="891"/>
     <w:uiPriority w:val="99"/>
     <w:pPr>
       <w:pBdr/>
@@ -21255,9 +21302,9 @@
       </w:tcPr>
     </w:tblStylePr>
   </w:style>
-  <w:style w:type="table" w:styleId="78">
+  <w:style w:type="table" w:styleId="771">
     <w:name w:val="List Table 2 - Accent 3"/>
-    <w:basedOn w:val="665"/>
+    <w:basedOn w:val="891"/>
     <w:uiPriority w:val="99"/>
     <w:pPr>
       <w:pBdr/>
@@ -21493,9 +21540,9 @@
       </w:tcPr>
     </w:tblStylePr>
   </w:style>
-  <w:style w:type="table" w:styleId="79">
+  <w:style w:type="table" w:styleId="772">
     <w:name w:val="List Table 2 - Accent 4"/>
-    <w:basedOn w:val="665"/>
+    <w:basedOn w:val="891"/>
     <w:uiPriority w:val="99"/>
     <w:pPr>
       <w:pBdr/>
@@ -21731,9 +21778,9 @@
       </w:tcPr>
     </w:tblStylePr>
   </w:style>
-  <w:style w:type="table" w:styleId="80">
+  <w:style w:type="table" w:styleId="773">
     <w:name w:val="List Table 2 - Accent 5"/>
-    <w:basedOn w:val="665"/>
+    <w:basedOn w:val="891"/>
     <w:uiPriority w:val="99"/>
     <w:pPr>
       <w:pBdr/>
@@ -21969,9 +22016,9 @@
       </w:tcPr>
     </w:tblStylePr>
   </w:style>
-  <w:style w:type="table" w:styleId="81">
+  <w:style w:type="table" w:styleId="774">
     <w:name w:val="List Table 2 - Accent 6"/>
-    <w:basedOn w:val="665"/>
+    <w:basedOn w:val="891"/>
     <w:uiPriority w:val="99"/>
     <w:pPr>
       <w:pBdr/>
@@ -22207,9 +22254,9 @@
       </w:tcPr>
     </w:tblStylePr>
   </w:style>
-  <w:style w:type="table" w:styleId="82">
+  <w:style w:type="table" w:styleId="775">
     <w:name w:val="List Table 3"/>
-    <w:basedOn w:val="665"/>
+    <w:basedOn w:val="891"/>
     <w:uiPriority w:val="99"/>
     <w:pPr>
       <w:pBdr/>
@@ -22435,9 +22482,9 @@
       </w:tcPr>
     </w:tblStylePr>
   </w:style>
-  <w:style w:type="table" w:styleId="83">
+  <w:style w:type="table" w:styleId="776">
     <w:name w:val="List Table 3 - Accent 1"/>
-    <w:basedOn w:val="665"/>
+    <w:basedOn w:val="891"/>
     <w:uiPriority w:val="99"/>
     <w:pPr>
       <w:pBdr/>
@@ -22663,9 +22710,9 @@
       </w:tcPr>
     </w:tblStylePr>
   </w:style>
-  <w:style w:type="table" w:styleId="84">
+  <w:style w:type="table" w:styleId="777">
     <w:name w:val="List Table 3 - Accent 2"/>
-    <w:basedOn w:val="665"/>
+    <w:basedOn w:val="891"/>
     <w:uiPriority w:val="99"/>
     <w:pPr>
       <w:pBdr/>
@@ -22891,9 +22938,9 @@
       </w:tcPr>
     </w:tblStylePr>
   </w:style>
-  <w:style w:type="table" w:styleId="85">
+  <w:style w:type="table" w:styleId="778">
     <w:name w:val="List Table 3 - Accent 3"/>
-    <w:basedOn w:val="665"/>
+    <w:basedOn w:val="891"/>
     <w:uiPriority w:val="99"/>
     <w:pPr>
       <w:pBdr/>
@@ -23119,9 +23166,9 @@
       </w:tcPr>
     </w:tblStylePr>
   </w:style>
-  <w:style w:type="table" w:styleId="86">
+  <w:style w:type="table" w:styleId="779">
     <w:name w:val="List Table 3 - Accent 4"/>
-    <w:basedOn w:val="665"/>
+    <w:basedOn w:val="891"/>
     <w:uiPriority w:val="99"/>
     <w:pPr>
       <w:pBdr/>
@@ -23347,9 +23394,9 @@
       </w:tcPr>
     </w:tblStylePr>
   </w:style>
-  <w:style w:type="table" w:styleId="87">
+  <w:style w:type="table" w:styleId="780">
     <w:name w:val="List Table 3 - Accent 5"/>
-    <w:basedOn w:val="665"/>
+    <w:basedOn w:val="891"/>
     <w:uiPriority w:val="99"/>
     <w:pPr>
       <w:pBdr/>
@@ -23575,9 +23622,9 @@
       </w:tcPr>
     </w:tblStylePr>
   </w:style>
-  <w:style w:type="table" w:styleId="88">
+  <w:style w:type="table" w:styleId="781">
     <w:name w:val="List Table 3 - Accent 6"/>
-    <w:basedOn w:val="665"/>
+    <w:basedOn w:val="891"/>
     <w:uiPriority w:val="99"/>
     <w:pPr>
       <w:pBdr/>
@@ -23803,9 +23850,9 @@
       </w:tcPr>
     </w:tblStylePr>
   </w:style>
-  <w:style w:type="table" w:styleId="89">
+  <w:style w:type="table" w:styleId="782">
     <w:name w:val="List Table 4"/>
-    <w:basedOn w:val="665"/>
+    <w:basedOn w:val="891"/>
     <w:uiPriority w:val="99"/>
     <w:pPr>
       <w:pBdr/>
@@ -24028,9 +24075,9 @@
       </w:tcPr>
     </w:tblStylePr>
   </w:style>
-  <w:style w:type="table" w:styleId="90">
+  <w:style w:type="table" w:styleId="783">
     <w:name w:val="List Table 4 - Accent 1"/>
-    <w:basedOn w:val="665"/>
+    <w:basedOn w:val="891"/>
     <w:uiPriority w:val="99"/>
     <w:pPr>
       <w:pBdr/>
@@ -24253,9 +24300,9 @@
       </w:tcPr>
     </w:tblStylePr>
   </w:style>
-  <w:style w:type="table" w:styleId="91">
+  <w:style w:type="table" w:styleId="784">
     <w:name w:val="List Table 4 - Accent 2"/>
-    <w:basedOn w:val="665"/>
+    <w:basedOn w:val="891"/>
     <w:uiPriority w:val="99"/>
     <w:pPr>
       <w:pBdr/>
@@ -24478,9 +24525,9 @@
       </w:tcPr>
     </w:tblStylePr>
   </w:style>
-  <w:style w:type="table" w:styleId="92">
+  <w:style w:type="table" w:styleId="785">
     <w:name w:val="List Table 4 - Accent 3"/>
-    <w:basedOn w:val="665"/>
+    <w:basedOn w:val="891"/>
     <w:uiPriority w:val="99"/>
     <w:pPr>
       <w:pBdr/>
@@ -24703,9 +24750,9 @@
       </w:tcPr>
     </w:tblStylePr>
   </w:style>
-  <w:style w:type="table" w:styleId="93">
+  <w:style w:type="table" w:styleId="786">
     <w:name w:val="List Table 4 - Accent 4"/>
-    <w:basedOn w:val="665"/>
+    <w:basedOn w:val="891"/>
     <w:uiPriority w:val="99"/>
     <w:pPr>
       <w:pBdr/>
@@ -24928,9 +24975,9 @@
       </w:tcPr>
     </w:tblStylePr>
   </w:style>
-  <w:style w:type="table" w:styleId="94">
+  <w:style w:type="table" w:styleId="787">
     <w:name w:val="List Table 4 - Accent 5"/>
-    <w:basedOn w:val="665"/>
+    <w:basedOn w:val="891"/>
     <w:uiPriority w:val="99"/>
     <w:pPr>
       <w:pBdr/>
@@ -25153,9 +25200,9 @@
       </w:tcPr>
     </w:tblStylePr>
   </w:style>
-  <w:style w:type="table" w:styleId="95">
+  <w:style w:type="table" w:styleId="788">
     <w:name w:val="List Table 4 - Accent 6"/>
-    <w:basedOn w:val="665"/>
+    <w:basedOn w:val="891"/>
     <w:uiPriority w:val="99"/>
     <w:pPr>
       <w:pBdr/>
@@ -25378,9 +25425,9 @@
       </w:tcPr>
     </w:tblStylePr>
   </w:style>
-  <w:style w:type="table" w:styleId="96">
+  <w:style w:type="table" w:styleId="789">
     <w:name w:val="List Table 5 Dark"/>
-    <w:basedOn w:val="665"/>
+    <w:basedOn w:val="891"/>
     <w:uiPriority w:val="99"/>
     <w:pPr>
       <w:pBdr/>
@@ -25620,9 +25667,9 @@
       </w:tcPr>
     </w:tblStylePr>
   </w:style>
-  <w:style w:type="table" w:styleId="97">
+  <w:style w:type="table" w:styleId="790">
     <w:name w:val="List Table 5 Dark - Accent 1"/>
-    <w:basedOn w:val="665"/>
+    <w:basedOn w:val="891"/>
     <w:uiPriority w:val="99"/>
     <w:pPr>
       <w:pBdr/>
@@ -25862,9 +25909,9 @@
       </w:tcPr>
     </w:tblStylePr>
   </w:style>
-  <w:style w:type="table" w:styleId="98">
+  <w:style w:type="table" w:styleId="791">
     <w:name w:val="List Table 5 Dark - Accent 2"/>
-    <w:basedOn w:val="665"/>
+    <w:basedOn w:val="891"/>
     <w:uiPriority w:val="99"/>
     <w:pPr>
       <w:pBdr/>
@@ -26104,9 +26151,9 @@
       </w:tcPr>
     </w:tblStylePr>
   </w:style>
-  <w:style w:type="table" w:styleId="99">
+  <w:style w:type="table" w:styleId="792">
     <w:name w:val="List Table 5 Dark - Accent 3"/>
-    <w:basedOn w:val="665"/>
+    <w:basedOn w:val="891"/>
     <w:uiPriority w:val="99"/>
     <w:pPr>
       <w:pBdr/>
@@ -26346,9 +26393,9 @@
       </w:tcPr>
     </w:tblStylePr>
   </w:style>
-  <w:style w:type="table" w:styleId="100">
+  <w:style w:type="table" w:styleId="793">
     <w:name w:val="List Table 5 Dark - Accent 4"/>
-    <w:basedOn w:val="665"/>
+    <w:basedOn w:val="891"/>
     <w:uiPriority w:val="99"/>
     <w:pPr>
       <w:pBdr/>
@@ -26588,9 +26635,9 @@
       </w:tcPr>
     </w:tblStylePr>
   </w:style>
-  <w:style w:type="table" w:styleId="101">
+  <w:style w:type="table" w:styleId="794">
     <w:name w:val="List Table 5 Dark - Accent 5"/>
-    <w:basedOn w:val="665"/>
+    <w:basedOn w:val="891"/>
     <w:uiPriority w:val="99"/>
     <w:pPr>
       <w:pBdr/>
@@ -26830,9 +26877,9 @@
       </w:tcPr>
     </w:tblStylePr>
   </w:style>
-  <w:style w:type="table" w:styleId="102">
+  <w:style w:type="table" w:styleId="795">
     <w:name w:val="List Table 5 Dark - Accent 6"/>
-    <w:basedOn w:val="665"/>
+    <w:basedOn w:val="891"/>
     <w:uiPriority w:val="99"/>
     <w:pPr>
       <w:pBdr/>
@@ -27072,9 +27119,9 @@
       </w:tcPr>
     </w:tblStylePr>
   </w:style>
-  <w:style w:type="table" w:styleId="103">
+  <w:style w:type="table" w:styleId="796">
     <w:name w:val="List Table 6 Colorful"/>
-    <w:basedOn w:val="665"/>
+    <w:basedOn w:val="891"/>
     <w:uiPriority w:val="99"/>
     <w:pPr>
       <w:pBdr/>
@@ -27295,9 +27342,9 @@
       </w:tcPr>
     </w:tblStylePr>
   </w:style>
-  <w:style w:type="table" w:styleId="104">
+  <w:style w:type="table" w:styleId="797">
     <w:name w:val="List Table 6 Colorful - Accent 1"/>
-    <w:basedOn w:val="665"/>
+    <w:basedOn w:val="891"/>
     <w:uiPriority w:val="99"/>
     <w:pPr>
       <w:pBdr/>
@@ -27518,9 +27565,9 @@
       </w:tcPr>
     </w:tblStylePr>
   </w:style>
-  <w:style w:type="table" w:styleId="105">
+  <w:style w:type="table" w:styleId="798">
     <w:name w:val="List Table 6 Colorful - Accent 2"/>
-    <w:basedOn w:val="665"/>
+    <w:basedOn w:val="891"/>
     <w:uiPriority w:val="99"/>
     <w:pPr>
       <w:pBdr/>
@@ -27741,9 +27788,9 @@
       </w:tcPr>
     </w:tblStylePr>
   </w:style>
-  <w:style w:type="table" w:styleId="106">
+  <w:style w:type="table" w:styleId="799">
     <w:name w:val="List Table 6 Colorful - Accent 3"/>
-    <w:basedOn w:val="665"/>
+    <w:basedOn w:val="891"/>
     <w:uiPriority w:val="99"/>
     <w:pPr>
       <w:pBdr/>
@@ -27964,9 +28011,9 @@
       </w:tcPr>
     </w:tblStylePr>
   </w:style>
-  <w:style w:type="table" w:styleId="107">
+  <w:style w:type="table" w:styleId="800">
     <w:name w:val="List Table 6 Colorful - Accent 4"/>
-    <w:basedOn w:val="665"/>
+    <w:basedOn w:val="891"/>
     <w:uiPriority w:val="99"/>
     <w:pPr>
       <w:pBdr/>
@@ -28187,9 +28234,9 @@
       </w:tcPr>
     </w:tblStylePr>
   </w:style>
-  <w:style w:type="table" w:styleId="108">
+  <w:style w:type="table" w:styleId="801">
     <w:name w:val="List Table 6 Colorful - Accent 5"/>
-    <w:basedOn w:val="665"/>
+    <w:basedOn w:val="891"/>
     <w:uiPriority w:val="99"/>
     <w:pPr>
       <w:pBdr/>
@@ -28410,9 +28457,9 @@
       </w:tcPr>
     </w:tblStylePr>
   </w:style>
-  <w:style w:type="table" w:styleId="109">
+  <w:style w:type="table" w:styleId="802">
     <w:name w:val="List Table 6 Colorful - Accent 6"/>
-    <w:basedOn w:val="665"/>
+    <w:basedOn w:val="891"/>
     <w:uiPriority w:val="99"/>
     <w:pPr>
       <w:pBdr/>
@@ -28633,9 +28680,9 @@
       </w:tcPr>
     </w:tblStylePr>
   </w:style>
-  <w:style w:type="table" w:styleId="110">
+  <w:style w:type="table" w:styleId="803">
     <w:name w:val="List Table 7 Colorful"/>
-    <w:basedOn w:val="665"/>
+    <w:basedOn w:val="891"/>
     <w:uiPriority w:val="99"/>
     <w:pPr>
       <w:pBdr/>
@@ -28734,11 +28781,11 @@
         <w:tblBorders/>
       </w:tblPr>
       <w:tcPr>
-        <w:shd w:color="ffffff"/>
+        <w:shd w:val="clear" w:color="ffffff"/>
         <w:tcBorders>
-          <w:top w:val="none"/>
-          <w:left w:val="none"/>
-          <w:bottom w:val="none"/>
+          <w:top w:val="none" w:color="000000" w:sz="4" w:space="0"/>
+          <w:left w:val="none" w:color="000000" w:sz="4" w:space="0"/>
+          <w:bottom w:val="none" w:color="000000" w:sz="4" w:space="0"/>
           <w:right w:val="single" w:color="000000" w:themeColor="text1" w:themeTint="80" w:sz="4" w:space="0"/>
         </w:tcBorders>
       </w:tcPr>
@@ -28761,10 +28808,10 @@
       <w:tcPr>
         <w:shd w:val="clear" w:color="ffffff" w:themeColor="light1" w:fill="ffffff" w:themeFill="light1"/>
         <w:tcBorders>
-          <w:top w:val="none"/>
-          <w:left w:val="none"/>
+          <w:top w:val="none" w:color="000000" w:sz="4" w:space="0"/>
+          <w:left w:val="none" w:color="000000" w:sz="4" w:space="0"/>
           <w:bottom w:val="single" w:color="000000" w:themeColor="text1" w:themeTint="80" w:sz="4" w:space="0"/>
-          <w:right w:val="none"/>
+          <w:right w:val="none" w:color="000000" w:sz="4" w:space="0"/>
         </w:tcBorders>
       </w:tcPr>
     </w:tblStylePr>
@@ -28784,12 +28831,12 @@
         <w:tblBorders/>
       </w:tblPr>
       <w:tcPr>
-        <w:shd w:color="ffffff"/>
+        <w:shd w:val="clear" w:color="ffffff"/>
         <w:tcBorders>
-          <w:top w:val="none"/>
+          <w:top w:val="none" w:color="000000" w:sz="4" w:space="0"/>
           <w:left w:val="single" w:color="000000" w:themeColor="text1" w:themeTint="80" w:sz="4" w:space="0"/>
-          <w:bottom w:val="none"/>
-          <w:right w:val="none"/>
+          <w:bottom w:val="none" w:color="000000" w:sz="4" w:space="0"/>
+          <w:right w:val="none" w:color="000000" w:sz="4" w:space="0"/>
         </w:tcBorders>
       </w:tcPr>
     </w:tblStylePr>
@@ -28812,9 +28859,9 @@
         <w:shd w:val="clear" w:color="ffffff" w:themeColor="light1" w:fill="ffffff" w:themeFill="light1"/>
         <w:tcBorders>
           <w:top w:val="single" w:color="000000" w:themeColor="text1" w:themeTint="80" w:sz="4" w:space="0"/>
-          <w:left w:val="none"/>
-          <w:bottom w:val="none"/>
-          <w:right w:val="none"/>
+          <w:left w:val="none" w:color="000000" w:sz="4" w:space="0"/>
+          <w:bottom w:val="none" w:color="000000" w:sz="4" w:space="0"/>
+          <w:right w:val="none" w:color="000000" w:sz="4" w:space="0"/>
         </w:tcBorders>
       </w:tcPr>
     </w:tblStylePr>
@@ -28889,9 +28936,9 @@
       </w:tcPr>
     </w:tblStylePr>
   </w:style>
-  <w:style w:type="table" w:styleId="111">
+  <w:style w:type="table" w:styleId="804">
     <w:name w:val="List Table 7 Colorful - Accent 1"/>
-    <w:basedOn w:val="665"/>
+    <w:basedOn w:val="891"/>
     <w:uiPriority w:val="99"/>
     <w:pPr>
       <w:pBdr/>
@@ -28990,11 +29037,11 @@
         <w:tblBorders/>
       </w:tblPr>
       <w:tcPr>
-        <w:shd w:color="ffffff"/>
+        <w:shd w:val="clear" w:color="ffffff"/>
         <w:tcBorders>
-          <w:top w:val="none"/>
-          <w:left w:val="none"/>
-          <w:bottom w:val="none"/>
+          <w:top w:val="none" w:color="000000" w:sz="4" w:space="0"/>
+          <w:left w:val="none" w:color="000000" w:sz="4" w:space="0"/>
+          <w:bottom w:val="none" w:color="000000" w:sz="4" w:space="0"/>
           <w:right w:val="single" w:color="000000" w:themeColor="accent1" w:sz="4" w:space="0"/>
         </w:tcBorders>
       </w:tcPr>
@@ -29017,10 +29064,10 @@
       <w:tcPr>
         <w:shd w:val="clear" w:color="ffffff" w:themeColor="light1" w:fill="ffffff" w:themeFill="light1"/>
         <w:tcBorders>
-          <w:top w:val="none"/>
-          <w:left w:val="none"/>
+          <w:top w:val="none" w:color="000000" w:sz="4" w:space="0"/>
+          <w:left w:val="none" w:color="000000" w:sz="4" w:space="0"/>
           <w:bottom w:val="single" w:color="000000" w:themeColor="accent1" w:sz="4" w:space="0"/>
-          <w:right w:val="none"/>
+          <w:right w:val="none" w:color="000000" w:sz="4" w:space="0"/>
         </w:tcBorders>
       </w:tcPr>
     </w:tblStylePr>
@@ -29040,12 +29087,12 @@
         <w:tblBorders/>
       </w:tblPr>
       <w:tcPr>
-        <w:shd w:color="ffffff"/>
+        <w:shd w:val="clear" w:color="ffffff"/>
         <w:tcBorders>
-          <w:top w:val="none"/>
+          <w:top w:val="none" w:color="000000" w:sz="4" w:space="0"/>
           <w:left w:val="single" w:color="000000" w:themeColor="accent1" w:sz="4" w:space="0"/>
-          <w:bottom w:val="none"/>
-          <w:right w:val="none"/>
+          <w:bottom w:val="none" w:color="000000" w:sz="4" w:space="0"/>
+          <w:right w:val="none" w:color="000000" w:sz="4" w:space="0"/>
         </w:tcBorders>
       </w:tcPr>
     </w:tblStylePr>
@@ -29068,9 +29115,9 @@
         <w:shd w:val="clear" w:color="ffffff" w:themeColor="light1" w:fill="ffffff" w:themeFill="light1"/>
         <w:tcBorders>
           <w:top w:val="single" w:color="000000" w:themeColor="accent1" w:sz="4" w:space="0"/>
-          <w:left w:val="none"/>
-          <w:bottom w:val="none"/>
-          <w:right w:val="none"/>
+          <w:left w:val="none" w:color="000000" w:sz="4" w:space="0"/>
+          <w:bottom w:val="none" w:color="000000" w:sz="4" w:space="0"/>
+          <w:right w:val="none" w:color="000000" w:sz="4" w:space="0"/>
         </w:tcBorders>
       </w:tcPr>
     </w:tblStylePr>
@@ -29145,9 +29192,9 @@
       </w:tcPr>
     </w:tblStylePr>
   </w:style>
-  <w:style w:type="table" w:styleId="112">
+  <w:style w:type="table" w:styleId="805">
     <w:name w:val="List Table 7 Colorful - Accent 2"/>
-    <w:basedOn w:val="665"/>
+    <w:basedOn w:val="891"/>
     <w:uiPriority w:val="99"/>
     <w:pPr>
       <w:pBdr/>
@@ -29246,11 +29293,11 @@
         <w:tblBorders/>
       </w:tblPr>
       <w:tcPr>
-        <w:shd w:color="ffffff"/>
+        <w:shd w:val="clear" w:color="ffffff"/>
         <w:tcBorders>
-          <w:top w:val="none"/>
-          <w:left w:val="none"/>
-          <w:bottom w:val="none"/>
+          <w:top w:val="none" w:color="000000" w:sz="4" w:space="0"/>
+          <w:left w:val="none" w:color="000000" w:sz="4" w:space="0"/>
+          <w:bottom w:val="none" w:color="000000" w:sz="4" w:space="0"/>
           <w:right w:val="single" w:color="000000" w:themeColor="accent2" w:themeTint="97" w:sz="4" w:space="0"/>
         </w:tcBorders>
       </w:tcPr>
@@ -29273,10 +29320,10 @@
       <w:tcPr>
         <w:shd w:val="clear" w:color="ffffff" w:themeColor="light1" w:fill="ffffff" w:themeFill="light1"/>
         <w:tcBorders>
-          <w:top w:val="none"/>
-          <w:left w:val="none"/>
+          <w:top w:val="none" w:color="000000" w:sz="4" w:space="0"/>
+          <w:left w:val="none" w:color="000000" w:sz="4" w:space="0"/>
           <w:bottom w:val="single" w:color="000000" w:themeColor="accent2" w:themeTint="97" w:sz="4" w:space="0"/>
-          <w:right w:val="none"/>
+          <w:right w:val="none" w:color="000000" w:sz="4" w:space="0"/>
         </w:tcBorders>
       </w:tcPr>
     </w:tblStylePr>
@@ -29296,12 +29343,12 @@
         <w:tblBorders/>
       </w:tblPr>
       <w:tcPr>
-        <w:shd w:color="ffffff"/>
+        <w:shd w:val="clear" w:color="ffffff"/>
         <w:tcBorders>
-          <w:top w:val="none"/>
+          <w:top w:val="none" w:color="000000" w:sz="4" w:space="0"/>
           <w:left w:val="single" w:color="000000" w:themeColor="accent2" w:themeTint="97" w:sz="4" w:space="0"/>
-          <w:bottom w:val="none"/>
-          <w:right w:val="none"/>
+          <w:bottom w:val="none" w:color="000000" w:sz="4" w:space="0"/>
+          <w:right w:val="none" w:color="000000" w:sz="4" w:space="0"/>
         </w:tcBorders>
       </w:tcPr>
     </w:tblStylePr>
@@ -29324,9 +29371,9 @@
         <w:shd w:val="clear" w:color="ffffff" w:themeColor="light1" w:fill="ffffff" w:themeFill="light1"/>
         <w:tcBorders>
           <w:top w:val="single" w:color="000000" w:themeColor="accent2" w:themeTint="97" w:sz="4" w:space="0"/>
-          <w:left w:val="none"/>
-          <w:bottom w:val="none"/>
-          <w:right w:val="none"/>
+          <w:left w:val="none" w:color="000000" w:sz="4" w:space="0"/>
+          <w:bottom w:val="none" w:color="000000" w:sz="4" w:space="0"/>
+          <w:right w:val="none" w:color="000000" w:sz="4" w:space="0"/>
         </w:tcBorders>
       </w:tcPr>
     </w:tblStylePr>
@@ -29401,9 +29448,9 @@
       </w:tcPr>
     </w:tblStylePr>
   </w:style>
-  <w:style w:type="table" w:styleId="113">
+  <w:style w:type="table" w:styleId="806">
     <w:name w:val="List Table 7 Colorful - Accent 3"/>
-    <w:basedOn w:val="665"/>
+    <w:basedOn w:val="891"/>
     <w:uiPriority w:val="99"/>
     <w:pPr>
       <w:pBdr/>
@@ -29502,11 +29549,11 @@
         <w:tblBorders/>
       </w:tblPr>
       <w:tcPr>
-        <w:shd w:color="ffffff"/>
+        <w:shd w:val="clear" w:color="ffffff"/>
         <w:tcBorders>
-          <w:top w:val="none"/>
-          <w:left w:val="none"/>
-          <w:bottom w:val="none"/>
+          <w:top w:val="none" w:color="000000" w:sz="4" w:space="0"/>
+          <w:left w:val="none" w:color="000000" w:sz="4" w:space="0"/>
+          <w:bottom w:val="none" w:color="000000" w:sz="4" w:space="0"/>
           <w:right w:val="single" w:color="000000" w:themeColor="accent3" w:themeTint="98" w:sz="4" w:space="0"/>
         </w:tcBorders>
       </w:tcPr>
@@ -29529,10 +29576,10 @@
       <w:tcPr>
         <w:shd w:val="clear" w:color="ffffff" w:themeColor="light1" w:fill="ffffff" w:themeFill="light1"/>
         <w:tcBorders>
-          <w:top w:val="none"/>
-          <w:left w:val="none"/>
+          <w:top w:val="none" w:color="000000" w:sz="4" w:space="0"/>
+          <w:left w:val="none" w:color="000000" w:sz="4" w:space="0"/>
           <w:bottom w:val="single" w:color="000000" w:themeColor="accent3" w:themeTint="98" w:sz="4" w:space="0"/>
-          <w:right w:val="none"/>
+          <w:right w:val="none" w:color="000000" w:sz="4" w:space="0"/>
         </w:tcBorders>
       </w:tcPr>
     </w:tblStylePr>
@@ -29552,12 +29599,12 @@
         <w:tblBorders/>
       </w:tblPr>
       <w:tcPr>
-        <w:shd w:color="ffffff"/>
+        <w:shd w:val="clear" w:color="ffffff"/>
         <w:tcBorders>
-          <w:top w:val="none"/>
+          <w:top w:val="none" w:color="000000" w:sz="4" w:space="0"/>
           <w:left w:val="single" w:color="000000" w:themeColor="accent3" w:themeTint="98" w:sz="4" w:space="0"/>
-          <w:bottom w:val="none"/>
-          <w:right w:val="none"/>
+          <w:bottom w:val="none" w:color="000000" w:sz="4" w:space="0"/>
+          <w:right w:val="none" w:color="000000" w:sz="4" w:space="0"/>
         </w:tcBorders>
       </w:tcPr>
     </w:tblStylePr>
@@ -29580,9 +29627,9 @@
         <w:shd w:val="clear" w:color="ffffff" w:themeColor="light1" w:fill="ffffff" w:themeFill="light1"/>
         <w:tcBorders>
           <w:top w:val="single" w:color="000000" w:themeColor="accent3" w:themeTint="98" w:sz="4" w:space="0"/>
-          <w:left w:val="none"/>
-          <w:bottom w:val="none"/>
-          <w:right w:val="none"/>
+          <w:left w:val="none" w:color="000000" w:sz="4" w:space="0"/>
+          <w:bottom w:val="none" w:color="000000" w:sz="4" w:space="0"/>
+          <w:right w:val="none" w:color="000000" w:sz="4" w:space="0"/>
         </w:tcBorders>
       </w:tcPr>
     </w:tblStylePr>
@@ -29657,9 +29704,9 @@
       </w:tcPr>
     </w:tblStylePr>
   </w:style>
-  <w:style w:type="table" w:styleId="114">
+  <w:style w:type="table" w:styleId="807">
     <w:name w:val="List Table 7 Colorful - Accent 4"/>
-    <w:basedOn w:val="665"/>
+    <w:basedOn w:val="891"/>
     <w:uiPriority w:val="99"/>
     <w:pPr>
       <w:pBdr/>
@@ -29758,11 +29805,11 @@
         <w:tblBorders/>
       </w:tblPr>
       <w:tcPr>
-        <w:shd w:color="ffffff"/>
+        <w:shd w:val="clear" w:color="ffffff"/>
         <w:tcBorders>
-          <w:top w:val="none"/>
-          <w:left w:val="none"/>
-          <w:bottom w:val="none"/>
+          <w:top w:val="none" w:color="000000" w:sz="4" w:space="0"/>
+          <w:left w:val="none" w:color="000000" w:sz="4" w:space="0"/>
+          <w:bottom w:val="none" w:color="000000" w:sz="4" w:space="0"/>
           <w:right w:val="single" w:color="000000" w:themeColor="accent4" w:themeTint="9A" w:sz="4" w:space="0"/>
         </w:tcBorders>
       </w:tcPr>
@@ -29785,10 +29832,10 @@
       <w:tcPr>
         <w:shd w:val="clear" w:color="ffffff" w:themeColor="light1" w:fill="ffffff" w:themeFill="light1"/>
         <w:tcBorders>
-          <w:top w:val="none"/>
-          <w:left w:val="none"/>
+          <w:top w:val="none" w:color="000000" w:sz="4" w:space="0"/>
+          <w:left w:val="none" w:color="000000" w:sz="4" w:space="0"/>
           <w:bottom w:val="single" w:color="000000" w:themeColor="accent4" w:themeTint="9A" w:sz="4" w:space="0"/>
-          <w:right w:val="none"/>
+          <w:right w:val="none" w:color="000000" w:sz="4" w:space="0"/>
         </w:tcBorders>
       </w:tcPr>
     </w:tblStylePr>
@@ -29808,12 +29855,12 @@
         <w:tblBorders/>
       </w:tblPr>
       <w:tcPr>
-        <w:shd w:color="ffffff"/>
+        <w:shd w:val="clear" w:color="ffffff"/>
         <w:tcBorders>
-          <w:top w:val="none"/>
+          <w:top w:val="none" w:color="000000" w:sz="4" w:space="0"/>
           <w:left w:val="single" w:color="000000" w:themeColor="accent4" w:themeTint="9A" w:sz="4" w:space="0"/>
-          <w:bottom w:val="none"/>
-          <w:right w:val="none"/>
+          <w:bottom w:val="none" w:color="000000" w:sz="4" w:space="0"/>
+          <w:right w:val="none" w:color="000000" w:sz="4" w:space="0"/>
         </w:tcBorders>
       </w:tcPr>
     </w:tblStylePr>
@@ -29836,9 +29883,9 @@
         <w:shd w:val="clear" w:color="ffffff" w:themeColor="light1" w:fill="ffffff" w:themeFill="light1"/>
         <w:tcBorders>
           <w:top w:val="single" w:color="000000" w:themeColor="accent4" w:themeTint="9A" w:sz="4" w:space="0"/>
-          <w:left w:val="none"/>
-          <w:bottom w:val="none"/>
-          <w:right w:val="none"/>
+          <w:left w:val="none" w:color="000000" w:sz="4" w:space="0"/>
+          <w:bottom w:val="none" w:color="000000" w:sz="4" w:space="0"/>
+          <w:right w:val="none" w:color="000000" w:sz="4" w:space="0"/>
         </w:tcBorders>
       </w:tcPr>
     </w:tblStylePr>
@@ -29913,9 +29960,9 @@
       </w:tcPr>
     </w:tblStylePr>
   </w:style>
-  <w:style w:type="table" w:styleId="115">
+  <w:style w:type="table" w:styleId="808">
     <w:name w:val="List Table 7 Colorful - Accent 5"/>
-    <w:basedOn w:val="665"/>
+    <w:basedOn w:val="891"/>
     <w:uiPriority w:val="99"/>
     <w:pPr>
       <w:pBdr/>
@@ -30014,11 +30061,11 @@
         <w:tblBorders/>
       </w:tblPr>
       <w:tcPr>
-        <w:shd w:color="ffffff"/>
+        <w:shd w:val="clear" w:color="ffffff"/>
         <w:tcBorders>
-          <w:top w:val="none"/>
-          <w:left w:val="none"/>
-          <w:bottom w:val="none"/>
+          <w:top w:val="none" w:color="000000" w:sz="4" w:space="0"/>
+          <w:left w:val="none" w:color="000000" w:sz="4" w:space="0"/>
+          <w:bottom w:val="none" w:color="000000" w:sz="4" w:space="0"/>
           <w:right w:val="single" w:color="000000" w:themeColor="accent5" w:themeTint="9A" w:sz="4" w:space="0"/>
         </w:tcBorders>
       </w:tcPr>
@@ -30041,10 +30088,10 @@
       <w:tcPr>
         <w:shd w:val="clear" w:color="ffffff" w:themeColor="light1" w:fill="ffffff" w:themeFill="light1"/>
         <w:tcBorders>
-          <w:top w:val="none"/>
-          <w:left w:val="none"/>
+          <w:top w:val="none" w:color="000000" w:sz="4" w:space="0"/>
+          <w:left w:val="none" w:color="000000" w:sz="4" w:space="0"/>
           <w:bottom w:val="single" w:color="000000" w:themeColor="accent5" w:themeTint="9A" w:sz="4" w:space="0"/>
-          <w:right w:val="none"/>
+          <w:right w:val="none" w:color="000000" w:sz="4" w:space="0"/>
         </w:tcBorders>
       </w:tcPr>
     </w:tblStylePr>
@@ -30064,12 +30111,12 @@
         <w:tblBorders/>
       </w:tblPr>
       <w:tcPr>
-        <w:shd w:color="ffffff"/>
+        <w:shd w:val="clear" w:color="ffffff"/>
         <w:tcBorders>
-          <w:top w:val="none"/>
+          <w:top w:val="none" w:color="000000" w:sz="4" w:space="0"/>
           <w:left w:val="single" w:color="000000" w:themeColor="accent5" w:themeTint="9A" w:sz="4" w:space="0"/>
-          <w:bottom w:val="none"/>
-          <w:right w:val="none"/>
+          <w:bottom w:val="none" w:color="000000" w:sz="4" w:space="0"/>
+          <w:right w:val="none" w:color="000000" w:sz="4" w:space="0"/>
         </w:tcBorders>
       </w:tcPr>
     </w:tblStylePr>
@@ -30092,9 +30139,9 @@
         <w:shd w:val="clear" w:color="ffffff" w:themeColor="light1" w:fill="ffffff" w:themeFill="light1"/>
         <w:tcBorders>
           <w:top w:val="single" w:color="000000" w:themeColor="accent5" w:themeTint="9A" w:sz="4" w:space="0"/>
-          <w:left w:val="none"/>
-          <w:bottom w:val="none"/>
-          <w:right w:val="none"/>
+          <w:left w:val="none" w:color="000000" w:sz="4" w:space="0"/>
+          <w:bottom w:val="none" w:color="000000" w:sz="4" w:space="0"/>
+          <w:right w:val="none" w:color="000000" w:sz="4" w:space="0"/>
         </w:tcBorders>
       </w:tcPr>
     </w:tblStylePr>
@@ -30169,9 +30216,9 @@
       </w:tcPr>
     </w:tblStylePr>
   </w:style>
-  <w:style w:type="table" w:styleId="116">
+  <w:style w:type="table" w:styleId="809">
     <w:name w:val="List Table 7 Colorful - Accent 6"/>
-    <w:basedOn w:val="665"/>
+    <w:basedOn w:val="891"/>
     <w:uiPriority w:val="99"/>
     <w:pPr>
       <w:pBdr/>
@@ -30270,11 +30317,11 @@
         <w:tblBorders/>
       </w:tblPr>
       <w:tcPr>
-        <w:shd w:color="ffffff"/>
+        <w:shd w:val="clear" w:color="ffffff"/>
         <w:tcBorders>
-          <w:top w:val="none"/>
-          <w:left w:val="none"/>
-          <w:bottom w:val="none"/>
+          <w:top w:val="none" w:color="000000" w:sz="4" w:space="0"/>
+          <w:left w:val="none" w:color="000000" w:sz="4" w:space="0"/>
+          <w:bottom w:val="none" w:color="000000" w:sz="4" w:space="0"/>
           <w:right w:val="single" w:color="000000" w:themeColor="accent6" w:themeTint="98" w:sz="4" w:space="0"/>
         </w:tcBorders>
       </w:tcPr>
@@ -30297,10 +30344,10 @@
       <w:tcPr>
         <w:shd w:val="clear" w:color="ffffff" w:themeColor="light1" w:fill="ffffff" w:themeFill="light1"/>
         <w:tcBorders>
-          <w:top w:val="none"/>
-          <w:left w:val="none"/>
+          <w:top w:val="none" w:color="000000" w:sz="4" w:space="0"/>
+          <w:left w:val="none" w:color="000000" w:sz="4" w:space="0"/>
           <w:bottom w:val="single" w:color="000000" w:themeColor="accent6" w:themeTint="98" w:sz="4" w:space="0"/>
-          <w:right w:val="none"/>
+          <w:right w:val="none" w:color="000000" w:sz="4" w:space="0"/>
         </w:tcBorders>
       </w:tcPr>
     </w:tblStylePr>
@@ -30320,12 +30367,12 @@
         <w:tblBorders/>
       </w:tblPr>
       <w:tcPr>
-        <w:shd w:color="ffffff"/>
+        <w:shd w:val="clear" w:color="ffffff"/>
         <w:tcBorders>
-          <w:top w:val="none"/>
+          <w:top w:val="none" w:color="000000" w:sz="4" w:space="0"/>
           <w:left w:val="single" w:color="000000" w:themeColor="accent6" w:themeTint="98" w:sz="4" w:space="0"/>
-          <w:bottom w:val="none"/>
-          <w:right w:val="none"/>
+          <w:bottom w:val="none" w:color="000000" w:sz="4" w:space="0"/>
+          <w:right w:val="none" w:color="000000" w:sz="4" w:space="0"/>
         </w:tcBorders>
       </w:tcPr>
     </w:tblStylePr>
@@ -30348,9 +30395,9 @@
         <w:shd w:val="clear" w:color="ffffff" w:themeColor="light1" w:fill="ffffff" w:themeFill="light1"/>
         <w:tcBorders>
           <w:top w:val="single" w:color="000000" w:themeColor="accent6" w:themeTint="98" w:sz="4" w:space="0"/>
-          <w:left w:val="none"/>
-          <w:bottom w:val="none"/>
-          <w:right w:val="none"/>
+          <w:left w:val="none" w:color="000000" w:sz="4" w:space="0"/>
+          <w:bottom w:val="none" w:color="000000" w:sz="4" w:space="0"/>
+          <w:right w:val="none" w:color="000000" w:sz="4" w:space="0"/>
         </w:tcBorders>
       </w:tcPr>
     </w:tblStylePr>
@@ -30425,9 +30472,9 @@
       </w:tcPr>
     </w:tblStylePr>
   </w:style>
-  <w:style w:type="table" w:styleId="117">
+  <w:style w:type="table" w:styleId="810">
     <w:name w:val="Lined - Accent"/>
-    <w:basedOn w:val="665"/>
+    <w:basedOn w:val="891"/>
     <w:uiPriority w:val="99"/>
     <w:pPr>
       <w:pBdr/>
@@ -30662,9 +30709,9 @@
       </w:tcPr>
     </w:tblStylePr>
   </w:style>
-  <w:style w:type="table" w:styleId="118">
+  <w:style w:type="table" w:styleId="811">
     <w:name w:val="Lined - Accent 1"/>
-    <w:basedOn w:val="665"/>
+    <w:basedOn w:val="891"/>
     <w:uiPriority w:val="99"/>
     <w:pPr>
       <w:pBdr/>
@@ -30899,9 +30946,9 @@
       </w:tcPr>
     </w:tblStylePr>
   </w:style>
-  <w:style w:type="table" w:styleId="119">
+  <w:style w:type="table" w:styleId="812">
     <w:name w:val="Lined - Accent 2"/>
-    <w:basedOn w:val="665"/>
+    <w:basedOn w:val="891"/>
     <w:uiPriority w:val="99"/>
     <w:pPr>
       <w:pBdr/>
@@ -31136,9 +31183,9 @@
       </w:tcPr>
     </w:tblStylePr>
   </w:style>
-  <w:style w:type="table" w:styleId="120">
+  <w:style w:type="table" w:styleId="813">
     <w:name w:val="Lined - Accent 3"/>
-    <w:basedOn w:val="665"/>
+    <w:basedOn w:val="891"/>
     <w:uiPriority w:val="99"/>
     <w:pPr>
       <w:pBdr/>
@@ -31373,9 +31420,9 @@
       </w:tcPr>
     </w:tblStylePr>
   </w:style>
-  <w:style w:type="table" w:styleId="121">
+  <w:style w:type="table" w:styleId="814">
     <w:name w:val="Lined - Accent 4"/>
-    <w:basedOn w:val="665"/>
+    <w:basedOn w:val="891"/>
     <w:uiPriority w:val="99"/>
     <w:pPr>
       <w:pBdr/>
@@ -31610,9 +31657,9 @@
       </w:tcPr>
     </w:tblStylePr>
   </w:style>
-  <w:style w:type="table" w:styleId="122">
+  <w:style w:type="table" w:styleId="815">
     <w:name w:val="Lined - Accent 5"/>
-    <w:basedOn w:val="665"/>
+    <w:basedOn w:val="891"/>
     <w:uiPriority w:val="99"/>
     <w:pPr>
       <w:pBdr/>
@@ -31847,9 +31894,9 @@
       </w:tcPr>
     </w:tblStylePr>
   </w:style>
-  <w:style w:type="table" w:styleId="123">
+  <w:style w:type="table" w:styleId="816">
     <w:name w:val="Lined - Accent 6"/>
-    <w:basedOn w:val="665"/>
+    <w:basedOn w:val="891"/>
     <w:uiPriority w:val="99"/>
     <w:pPr>
       <w:pBdr/>
@@ -32084,9 +32131,9 @@
       </w:tcPr>
     </w:tblStylePr>
   </w:style>
-  <w:style w:type="table" w:styleId="124">
+  <w:style w:type="table" w:styleId="817">
     <w:name w:val="Bordered &amp; Lined - Accent"/>
-    <w:basedOn w:val="665"/>
+    <w:basedOn w:val="891"/>
     <w:uiPriority w:val="99"/>
     <w:pPr>
       <w:pBdr/>
@@ -32328,9 +32375,9 @@
       </w:tcPr>
     </w:tblStylePr>
   </w:style>
-  <w:style w:type="table" w:styleId="125">
+  <w:style w:type="table" w:styleId="818">
     <w:name w:val="Bordered &amp; Lined - Accent 1"/>
-    <w:basedOn w:val="665"/>
+    <w:basedOn w:val="891"/>
     <w:uiPriority w:val="99"/>
     <w:pPr>
       <w:pBdr/>
@@ -32572,9 +32619,9 @@
       </w:tcPr>
     </w:tblStylePr>
   </w:style>
-  <w:style w:type="table" w:styleId="126">
+  <w:style w:type="table" w:styleId="819">
     <w:name w:val="Bordered &amp; Lined - Accent 2"/>
-    <w:basedOn w:val="665"/>
+    <w:basedOn w:val="891"/>
     <w:uiPriority w:val="99"/>
     <w:pPr>
       <w:pBdr/>
@@ -32816,9 +32863,9 @@
       </w:tcPr>
     </w:tblStylePr>
   </w:style>
-  <w:style w:type="table" w:styleId="127">
+  <w:style w:type="table" w:styleId="820">
     <w:name w:val="Bordered &amp; Lined - Accent 3"/>
-    <w:basedOn w:val="665"/>
+    <w:basedOn w:val="891"/>
     <w:uiPriority w:val="99"/>
     <w:pPr>
       <w:pBdr/>
@@ -33060,9 +33107,9 @@
       </w:tcPr>
     </w:tblStylePr>
   </w:style>
-  <w:style w:type="table" w:styleId="128">
+  <w:style w:type="table" w:styleId="821">
     <w:name w:val="Bordered &amp; Lined - Accent 4"/>
-    <w:basedOn w:val="665"/>
+    <w:basedOn w:val="891"/>
     <w:uiPriority w:val="99"/>
     <w:pPr>
       <w:pBdr/>
@@ -33304,9 +33351,9 @@
       </w:tcPr>
     </w:tblStylePr>
   </w:style>
-  <w:style w:type="table" w:styleId="129">
+  <w:style w:type="table" w:styleId="822">
     <w:name w:val="Bordered &amp; Lined - Accent 5"/>
-    <w:basedOn w:val="665"/>
+    <w:basedOn w:val="891"/>
     <w:uiPriority w:val="99"/>
     <w:pPr>
       <w:pBdr/>
@@ -33548,9 +33595,9 @@
       </w:tcPr>
     </w:tblStylePr>
   </w:style>
-  <w:style w:type="table" w:styleId="130">
+  <w:style w:type="table" w:styleId="823">
     <w:name w:val="Bordered &amp; Lined - Accent 6"/>
-    <w:basedOn w:val="665"/>
+    <w:basedOn w:val="891"/>
     <w:uiPriority w:val="99"/>
     <w:pPr>
       <w:pBdr/>
@@ -33792,9 +33839,9 @@
       </w:tcPr>
     </w:tblStylePr>
   </w:style>
-  <w:style w:type="table" w:styleId="131">
+  <w:style w:type="table" w:styleId="824">
     <w:name w:val="Bordered"/>
-    <w:basedOn w:val="665"/>
+    <w:basedOn w:val="891"/>
     <w:uiPriority w:val="99"/>
     <w:pPr>
       <w:pBdr/>
@@ -34023,9 +34070,9 @@
       </w:tcPr>
     </w:tblStylePr>
   </w:style>
-  <w:style w:type="table" w:styleId="132">
+  <w:style w:type="table" w:styleId="825">
     <w:name w:val="Bordered - Accent 1"/>
-    <w:basedOn w:val="665"/>
+    <w:basedOn w:val="891"/>
     <w:uiPriority w:val="99"/>
     <w:pPr>
       <w:pBdr/>
@@ -34254,9 +34301,9 @@
       </w:tcPr>
     </w:tblStylePr>
   </w:style>
-  <w:style w:type="table" w:styleId="133">
+  <w:style w:type="table" w:styleId="826">
     <w:name w:val="Bordered - Accent 2"/>
-    <w:basedOn w:val="665"/>
+    <w:basedOn w:val="891"/>
     <w:uiPriority w:val="99"/>
     <w:pPr>
       <w:pBdr/>
@@ -34485,9 +34532,9 @@
       </w:tcPr>
     </w:tblStylePr>
   </w:style>
-  <w:style w:type="table" w:styleId="134">
+  <w:style w:type="table" w:styleId="827">
     <w:name w:val="Bordered - Accent 3"/>
-    <w:basedOn w:val="665"/>
+    <w:basedOn w:val="891"/>
     <w:uiPriority w:val="99"/>
     <w:pPr>
       <w:pBdr/>
@@ -34716,9 +34763,9 @@
       </w:tcPr>
     </w:tblStylePr>
   </w:style>
-  <w:style w:type="table" w:styleId="135">
+  <w:style w:type="table" w:styleId="828">
     <w:name w:val="Bordered - Accent 4"/>
-    <w:basedOn w:val="665"/>
+    <w:basedOn w:val="891"/>
     <w:uiPriority w:val="99"/>
     <w:pPr>
       <w:pBdr/>
@@ -34947,9 +34994,9 @@
       </w:tcPr>
     </w:tblStylePr>
   </w:style>
-  <w:style w:type="table" w:styleId="136">
+  <w:style w:type="table" w:styleId="829">
     <w:name w:val="Bordered - Accent 5"/>
-    <w:basedOn w:val="665"/>
+    <w:basedOn w:val="891"/>
     <w:uiPriority w:val="99"/>
     <w:pPr>
       <w:pBdr/>
@@ -35178,9 +35225,9 @@
       </w:tcPr>
     </w:tblStylePr>
   </w:style>
-  <w:style w:type="table" w:styleId="137">
+  <w:style w:type="table" w:styleId="830">
     <w:name w:val="Bordered - Accent 6"/>
-    <w:basedOn w:val="665"/>
+    <w:basedOn w:val="891"/>
     <w:uiPriority w:val="99"/>
     <w:pPr>
       <w:pBdr/>
@@ -35409,11 +35456,11 @@
       </w:tcPr>
     </w:tblStylePr>
   </w:style>
-  <w:style w:type="paragraph" w:styleId="139">
+  <w:style w:type="paragraph" w:styleId="831">
     <w:name w:val="Heading 1"/>
-    <w:basedOn w:val="664"/>
-    <w:next w:val="664"/>
-    <w:link w:val="150"/>
+    <w:basedOn w:val="890"/>
+    <w:next w:val="890"/>
+    <w:link w:val="841"/>
     <w:uiPriority w:val="9"/>
     <w:qFormat/>
     <w:pPr>
@@ -35431,11 +35478,11 @@
       <w:szCs w:val="40"/>
     </w:rPr>
   </w:style>
-  <w:style w:type="paragraph" w:styleId="140">
+  <w:style w:type="paragraph" w:styleId="832">
     <w:name w:val="Heading 2"/>
-    <w:basedOn w:val="664"/>
-    <w:next w:val="664"/>
-    <w:link w:val="151"/>
+    <w:basedOn w:val="890"/>
+    <w:next w:val="890"/>
+    <w:link w:val="842"/>
     <w:uiPriority w:val="9"/>
     <w:unhideWhenUsed/>
     <w:qFormat/>
@@ -35454,11 +35501,11 @@
       <w:szCs w:val="32"/>
     </w:rPr>
   </w:style>
-  <w:style w:type="paragraph" w:styleId="141">
+  <w:style w:type="paragraph" w:styleId="833">
     <w:name w:val="Heading 3"/>
-    <w:basedOn w:val="664"/>
-    <w:next w:val="664"/>
-    <w:link w:val="152"/>
+    <w:basedOn w:val="890"/>
+    <w:next w:val="890"/>
+    <w:link w:val="843"/>
     <w:uiPriority w:val="9"/>
     <w:unhideWhenUsed/>
     <w:qFormat/>
@@ -35477,11 +35524,11 @@
       <w:szCs w:val="28"/>
     </w:rPr>
   </w:style>
-  <w:style w:type="paragraph" w:styleId="142">
+  <w:style w:type="paragraph" w:styleId="834">
     <w:name w:val="Heading 4"/>
-    <w:basedOn w:val="664"/>
-    <w:next w:val="664"/>
-    <w:link w:val="153"/>
+    <w:basedOn w:val="890"/>
+    <w:next w:val="890"/>
+    <w:link w:val="844"/>
     <w:uiPriority w:val="9"/>
     <w:unhideWhenUsed/>
     <w:qFormat/>
@@ -35500,11 +35547,11 @@
       <w:color w:val="0f4761" w:themeColor="accent1" w:themeShade="BF"/>
     </w:rPr>
   </w:style>
-  <w:style w:type="paragraph" w:styleId="143">
+  <w:style w:type="paragraph" w:styleId="835">
     <w:name w:val="Heading 5"/>
-    <w:basedOn w:val="664"/>
-    <w:next w:val="664"/>
-    <w:link w:val="154"/>
+    <w:basedOn w:val="890"/>
+    <w:next w:val="890"/>
+    <w:link w:val="845"/>
     <w:uiPriority w:val="9"/>
     <w:unhideWhenUsed/>
     <w:qFormat/>
@@ -35521,11 +35568,11 @@
       <w:color w:val="0f4761" w:themeColor="accent1" w:themeShade="BF"/>
     </w:rPr>
   </w:style>
-  <w:style w:type="paragraph" w:styleId="144">
+  <w:style w:type="paragraph" w:styleId="836">
     <w:name w:val="Heading 6"/>
-    <w:basedOn w:val="664"/>
-    <w:next w:val="664"/>
-    <w:link w:val="155"/>
+    <w:basedOn w:val="890"/>
+    <w:next w:val="890"/>
+    <w:link w:val="846"/>
     <w:uiPriority w:val="9"/>
     <w:unhideWhenUsed/>
     <w:qFormat/>
@@ -35544,11 +35591,11 @@
       <w:color w:val="595959" w:themeColor="text1" w:themeTint="A6"/>
     </w:rPr>
   </w:style>
-  <w:style w:type="paragraph" w:styleId="145">
+  <w:style w:type="paragraph" w:styleId="837">
     <w:name w:val="Heading 7"/>
-    <w:basedOn w:val="664"/>
-    <w:next w:val="664"/>
-    <w:link w:val="156"/>
+    <w:basedOn w:val="890"/>
+    <w:next w:val="890"/>
+    <w:link w:val="847"/>
     <w:uiPriority w:val="9"/>
     <w:unhideWhenUsed/>
     <w:qFormat/>
@@ -35565,11 +35612,11 @@
       <w:color w:val="595959" w:themeColor="text1" w:themeTint="A6"/>
     </w:rPr>
   </w:style>
-  <w:style w:type="paragraph" w:styleId="146">
+  <w:style w:type="paragraph" w:styleId="838">
     <w:name w:val="Heading 8"/>
-    <w:basedOn w:val="664"/>
-    <w:next w:val="664"/>
-    <w:link w:val="157"/>
+    <w:basedOn w:val="890"/>
+    <w:next w:val="890"/>
+    <w:link w:val="848"/>
     <w:uiPriority w:val="9"/>
     <w:unhideWhenUsed/>
     <w:qFormat/>
@@ -35588,11 +35635,11 @@
       <w:color w:val="272727" w:themeColor="text1" w:themeTint="D8"/>
     </w:rPr>
   </w:style>
-  <w:style w:type="paragraph" w:styleId="147">
+  <w:style w:type="paragraph" w:styleId="839">
     <w:name w:val="Heading 9"/>
-    <w:basedOn w:val="664"/>
-    <w:next w:val="664"/>
-    <w:link w:val="158"/>
+    <w:basedOn w:val="890"/>
+    <w:next w:val="890"/>
+    <w:link w:val="849"/>
     <w:uiPriority w:val="9"/>
     <w:unhideWhenUsed/>
     <w:qFormat/>
@@ -35611,7 +35658,7 @@
       <w:color w:val="272727" w:themeColor="text1" w:themeTint="D8"/>
     </w:rPr>
   </w:style>
-  <w:style w:type="character" w:styleId="148" w:default="1">
+  <w:style w:type="character" w:styleId="840" w:default="1">
     <w:name w:val="Default Paragraph Font"/>
     <w:uiPriority w:val="1"/>
     <w:semiHidden/>
@@ -35622,10 +35669,10 @@
       <w:ind/>
     </w:pPr>
   </w:style>
-  <w:style w:type="character" w:styleId="150">
+  <w:style w:type="character" w:styleId="841">
     <w:name w:val="Heading 1 Char"/>
-    <w:basedOn w:val="148"/>
-    <w:link w:val="139"/>
+    <w:basedOn w:val="840"/>
+    <w:link w:val="831"/>
     <w:uiPriority w:val="9"/>
     <w:pPr>
       <w:pBdr/>
@@ -35639,10 +35686,10 @@
       <w:szCs w:val="40"/>
     </w:rPr>
   </w:style>
-  <w:style w:type="character" w:styleId="151">
+  <w:style w:type="character" w:styleId="842">
     <w:name w:val="Heading 2 Char"/>
-    <w:basedOn w:val="148"/>
-    <w:link w:val="140"/>
+    <w:basedOn w:val="840"/>
+    <w:link w:val="832"/>
     <w:uiPriority w:val="9"/>
     <w:pPr>
       <w:pBdr/>
@@ -35656,10 +35703,10 @@
       <w:szCs w:val="32"/>
     </w:rPr>
   </w:style>
-  <w:style w:type="character" w:styleId="152">
+  <w:style w:type="character" w:styleId="843">
     <w:name w:val="Heading 3 Char"/>
-    <w:basedOn w:val="148"/>
-    <w:link w:val="141"/>
+    <w:basedOn w:val="840"/>
+    <w:link w:val="833"/>
     <w:uiPriority w:val="9"/>
     <w:pPr>
       <w:pBdr/>
@@ -35673,10 +35720,10 @@
       <w:szCs w:val="28"/>
     </w:rPr>
   </w:style>
-  <w:style w:type="character" w:styleId="153">
+  <w:style w:type="character" w:styleId="844">
     <w:name w:val="Heading 4 Char"/>
-    <w:basedOn w:val="148"/>
-    <w:link w:val="142"/>
+    <w:basedOn w:val="840"/>
+    <w:link w:val="834"/>
     <w:uiPriority w:val="9"/>
     <w:pPr>
       <w:pBdr/>
@@ -35690,10 +35737,10 @@
       <w:color w:val="0f4761" w:themeColor="accent1" w:themeShade="BF"/>
     </w:rPr>
   </w:style>
-  <w:style w:type="character" w:styleId="154">
+  <w:style w:type="character" w:styleId="845">
     <w:name w:val="Heading 5 Char"/>
-    <w:basedOn w:val="148"/>
-    <w:link w:val="143"/>
+    <w:basedOn w:val="840"/>
+    <w:link w:val="835"/>
     <w:uiPriority w:val="9"/>
     <w:pPr>
       <w:pBdr/>
@@ -35705,10 +35752,10 @@
       <w:color w:val="0f4761" w:themeColor="accent1" w:themeShade="BF"/>
     </w:rPr>
   </w:style>
-  <w:style w:type="character" w:styleId="155">
+  <w:style w:type="character" w:styleId="846">
     <w:name w:val="Heading 6 Char"/>
-    <w:basedOn w:val="148"/>
-    <w:link w:val="144"/>
+    <w:basedOn w:val="840"/>
+    <w:link w:val="836"/>
     <w:uiPriority w:val="9"/>
     <w:pPr>
       <w:pBdr/>
@@ -35722,10 +35769,10 @@
       <w:color w:val="595959" w:themeColor="text1" w:themeTint="A6"/>
     </w:rPr>
   </w:style>
-  <w:style w:type="character" w:styleId="156">
+  <w:style w:type="character" w:styleId="847">
     <w:name w:val="Heading 7 Char"/>
-    <w:basedOn w:val="148"/>
-    <w:link w:val="145"/>
+    <w:basedOn w:val="840"/>
+    <w:link w:val="837"/>
     <w:uiPriority w:val="9"/>
     <w:pPr>
       <w:pBdr/>
@@ -35737,10 +35784,10 @@
       <w:color w:val="595959" w:themeColor="text1" w:themeTint="A6"/>
     </w:rPr>
   </w:style>
-  <w:style w:type="character" w:styleId="157">
+  <w:style w:type="character" w:styleId="848">
     <w:name w:val="Heading 8 Char"/>
-    <w:basedOn w:val="148"/>
-    <w:link w:val="146"/>
+    <w:basedOn w:val="840"/>
+    <w:link w:val="838"/>
     <w:uiPriority w:val="9"/>
     <w:pPr>
       <w:pBdr/>
@@ -35754,10 +35801,10 @@
       <w:color w:val="272727" w:themeColor="text1" w:themeTint="D8"/>
     </w:rPr>
   </w:style>
-  <w:style w:type="character" w:styleId="158">
+  <w:style w:type="character" w:styleId="849">
     <w:name w:val="Heading 9 Char"/>
-    <w:basedOn w:val="148"/>
-    <w:link w:val="147"/>
+    <w:basedOn w:val="840"/>
+    <w:link w:val="839"/>
     <w:uiPriority w:val="9"/>
     <w:pPr>
       <w:pBdr/>
@@ -35771,11 +35818,11 @@
       <w:color w:val="272727" w:themeColor="text1" w:themeTint="D8"/>
     </w:rPr>
   </w:style>
-  <w:style w:type="paragraph" w:styleId="159">
+  <w:style w:type="paragraph" w:styleId="850">
     <w:name w:val="Title"/>
-    <w:basedOn w:val="664"/>
-    <w:next w:val="664"/>
-    <w:link w:val="160"/>
+    <w:basedOn w:val="890"/>
+    <w:next w:val="890"/>
+    <w:link w:val="851"/>
     <w:uiPriority w:val="10"/>
     <w:qFormat/>
     <w:pPr>
@@ -35791,10 +35838,10 @@
       <w:szCs w:val="56"/>
     </w:rPr>
   </w:style>
-  <w:style w:type="character" w:styleId="160">
+  <w:style w:type="character" w:styleId="851">
     <w:name w:val="Title Char"/>
-    <w:basedOn w:val="148"/>
-    <w:link w:val="159"/>
+    <w:basedOn w:val="840"/>
+    <w:link w:val="850"/>
     <w:uiPriority w:val="10"/>
     <w:pPr>
       <w:pBdr/>
@@ -35808,11 +35855,11 @@
       <w:szCs w:val="56"/>
     </w:rPr>
   </w:style>
-  <w:style w:type="paragraph" w:styleId="161">
+  <w:style w:type="paragraph" w:styleId="852">
     <w:name w:val="Subtitle"/>
-    <w:basedOn w:val="664"/>
-    <w:next w:val="664"/>
-    <w:link w:val="162"/>
+    <w:basedOn w:val="890"/>
+    <w:next w:val="890"/>
+    <w:link w:val="853"/>
     <w:uiPriority w:val="11"/>
     <w:qFormat/>
     <w:pPr>
@@ -35830,10 +35877,10 @@
       <w:szCs w:val="28"/>
     </w:rPr>
   </w:style>
-  <w:style w:type="character" w:styleId="162">
+  <w:style w:type="character" w:styleId="853">
     <w:name w:val="Subtitle Char"/>
-    <w:basedOn w:val="148"/>
-    <w:link w:val="161"/>
+    <w:basedOn w:val="840"/>
+    <w:link w:val="852"/>
     <w:uiPriority w:val="11"/>
     <w:pPr>
       <w:pBdr/>
@@ -35847,11 +35894,11 @@
       <w:szCs w:val="28"/>
     </w:rPr>
   </w:style>
-  <w:style w:type="paragraph" w:styleId="163">
+  <w:style w:type="paragraph" w:styleId="854">
     <w:name w:val="Quote"/>
-    <w:basedOn w:val="664"/>
-    <w:next w:val="664"/>
-    <w:link w:val="164"/>
+    <w:basedOn w:val="890"/>
+    <w:next w:val="890"/>
+    <w:link w:val="855"/>
     <w:uiPriority w:val="29"/>
     <w:qFormat/>
     <w:pPr>
@@ -35866,10 +35913,10 @@
       <w:color w:val="404040" w:themeColor="text1" w:themeTint="BF"/>
     </w:rPr>
   </w:style>
-  <w:style w:type="character" w:styleId="164">
+  <w:style w:type="character" w:styleId="855">
     <w:name w:val="Quote Char"/>
-    <w:basedOn w:val="148"/>
-    <w:link w:val="163"/>
+    <w:basedOn w:val="840"/>
+    <w:link w:val="854"/>
     <w:uiPriority w:val="29"/>
     <w:pPr>
       <w:pBdr/>
@@ -35882,9 +35929,9 @@
       <w:color w:val="404040" w:themeColor="text1" w:themeTint="BF"/>
     </w:rPr>
   </w:style>
-  <w:style w:type="character" w:styleId="166">
+  <w:style w:type="character" w:styleId="856">
     <w:name w:val="Intense Emphasis"/>
-    <w:basedOn w:val="148"/>
+    <w:basedOn w:val="840"/>
     <w:uiPriority w:val="21"/>
     <w:qFormat/>
     <w:pPr>
@@ -35898,11 +35945,11 @@
       <w:color w:val="0f4761" w:themeColor="accent1" w:themeShade="BF"/>
     </w:rPr>
   </w:style>
-  <w:style w:type="paragraph" w:styleId="167">
+  <w:style w:type="paragraph" w:styleId="857">
     <w:name w:val="Intense Quote"/>
-    <w:basedOn w:val="664"/>
-    <w:next w:val="664"/>
-    <w:link w:val="168"/>
+    <w:basedOn w:val="890"/>
+    <w:next w:val="890"/>
+    <w:link w:val="858"/>
     <w:uiPriority w:val="30"/>
     <w:qFormat/>
     <w:pPr>
@@ -35920,10 +35967,10 @@
       <w:color w:val="0f4761" w:themeColor="accent1" w:themeShade="BF"/>
     </w:rPr>
   </w:style>
-  <w:style w:type="character" w:styleId="168">
+  <w:style w:type="character" w:styleId="858">
     <w:name w:val="Intense Quote Char"/>
-    <w:basedOn w:val="148"/>
-    <w:link w:val="167"/>
+    <w:basedOn w:val="840"/>
+    <w:link w:val="857"/>
     <w:uiPriority w:val="30"/>
     <w:pPr>
       <w:pBdr/>
@@ -35936,9 +35983,9 @@
       <w:color w:val="0f4761" w:themeColor="accent1" w:themeShade="BF"/>
     </w:rPr>
   </w:style>
-  <w:style w:type="character" w:styleId="169">
+  <w:style w:type="character" w:styleId="859">
     <w:name w:val="Intense Reference"/>
-    <w:basedOn w:val="148"/>
+    <w:basedOn w:val="840"/>
     <w:uiPriority w:val="32"/>
     <w:qFormat/>
     <w:pPr>
@@ -35954,9 +36001,9 @@
       <w:spacing w:val="5"/>
     </w:rPr>
   </w:style>
-  <w:style w:type="character" w:styleId="171">
+  <w:style w:type="character" w:styleId="860">
     <w:name w:val="Subtle Emphasis"/>
-    <w:basedOn w:val="148"/>
+    <w:basedOn w:val="840"/>
     <w:uiPriority w:val="19"/>
     <w:qFormat/>
     <w:pPr>
@@ -35970,9 +36017,9 @@
       <w:color w:val="404040" w:themeColor="text1" w:themeTint="BF"/>
     </w:rPr>
   </w:style>
-  <w:style w:type="character" w:styleId="172">
+  <w:style w:type="character" w:styleId="861">
     <w:name w:val="Emphasis"/>
-    <w:basedOn w:val="148"/>
+    <w:basedOn w:val="840"/>
     <w:uiPriority w:val="20"/>
     <w:qFormat/>
     <w:pPr>
@@ -35985,9 +36032,9 @@
       <w:iCs/>
     </w:rPr>
   </w:style>
-  <w:style w:type="character" w:styleId="173">
+  <w:style w:type="character" w:styleId="862">
     <w:name w:val="Strong"/>
-    <w:basedOn w:val="148"/>
+    <w:basedOn w:val="840"/>
     <w:uiPriority w:val="22"/>
     <w:qFormat/>
     <w:pPr>
@@ -36000,9 +36047,9 @@
       <w:bCs/>
     </w:rPr>
   </w:style>
-  <w:style w:type="character" w:styleId="174">
+  <w:style w:type="character" w:styleId="863">
     <w:name w:val="Subtle Reference"/>
-    <w:basedOn w:val="148"/>
+    <w:basedOn w:val="840"/>
     <w:uiPriority w:val="31"/>
     <w:qFormat/>
     <w:pPr>
@@ -36015,9 +36062,9 @@
       <w:color w:val="5a5a5a" w:themeColor="text1" w:themeTint="A5"/>
     </w:rPr>
   </w:style>
-  <w:style w:type="character" w:styleId="175">
+  <w:style w:type="character" w:styleId="864">
     <w:name w:val="Book Title"/>
-    <w:basedOn w:val="148"/>
+    <w:basedOn w:val="840"/>
     <w:uiPriority w:val="33"/>
     <w:qFormat/>
     <w:pPr>
@@ -36033,10 +36080,10 @@
       <w:spacing w:val="5"/>
     </w:rPr>
   </w:style>
-  <w:style w:type="paragraph" w:styleId="176">
+  <w:style w:type="paragraph" w:styleId="865">
     <w:name w:val="Header"/>
-    <w:basedOn w:val="664"/>
-    <w:link w:val="177"/>
+    <w:basedOn w:val="890"/>
+    <w:link w:val="866"/>
     <w:uiPriority w:val="99"/>
     <w:unhideWhenUsed/>
     <w:pPr>
@@ -36049,10 +36096,10 @@
       <w:ind/>
     </w:pPr>
   </w:style>
-  <w:style w:type="character" w:styleId="177">
+  <w:style w:type="character" w:styleId="866">
     <w:name w:val="Header Char"/>
-    <w:basedOn w:val="148"/>
-    <w:link w:val="176"/>
+    <w:basedOn w:val="840"/>
+    <w:link w:val="865"/>
     <w:uiPriority w:val="99"/>
     <w:pPr>
       <w:pBdr/>
@@ -36060,10 +36107,10 @@
       <w:ind/>
     </w:pPr>
   </w:style>
-  <w:style w:type="paragraph" w:styleId="178">
+  <w:style w:type="paragraph" w:styleId="867">
     <w:name w:val="Footer"/>
-    <w:basedOn w:val="664"/>
-    <w:link w:val="179"/>
+    <w:basedOn w:val="890"/>
+    <w:link w:val="868"/>
     <w:uiPriority w:val="99"/>
     <w:unhideWhenUsed/>
     <w:pPr>
@@ -36076,10 +36123,10 @@
       <w:ind/>
     </w:pPr>
   </w:style>
-  <w:style w:type="character" w:styleId="179">
+  <w:style w:type="character" w:styleId="868">
     <w:name w:val="Footer Char"/>
-    <w:basedOn w:val="148"/>
-    <w:link w:val="178"/>
+    <w:basedOn w:val="840"/>
+    <w:link w:val="867"/>
     <w:uiPriority w:val="99"/>
     <w:pPr>
       <w:pBdr/>
@@ -36087,10 +36134,10 @@
       <w:ind/>
     </w:pPr>
   </w:style>
-  <w:style w:type="paragraph" w:styleId="180">
+  <w:style w:type="paragraph" w:styleId="869">
     <w:name w:val="Caption"/>
-    <w:basedOn w:val="664"/>
-    <w:next w:val="664"/>
+    <w:basedOn w:val="890"/>
+    <w:next w:val="890"/>
     <w:uiPriority w:val="35"/>
     <w:unhideWhenUsed/>
     <w:qFormat/>
@@ -36107,10 +36154,10 @@
       <w:szCs w:val="18"/>
     </w:rPr>
   </w:style>
-  <w:style w:type="paragraph" w:styleId="181">
+  <w:style w:type="paragraph" w:styleId="870">
     <w:name w:val="footnote text"/>
-    <w:basedOn w:val="664"/>
-    <w:link w:val="182"/>
+    <w:basedOn w:val="890"/>
+    <w:link w:val="871"/>
     <w:uiPriority w:val="99"/>
     <w:semiHidden/>
     <w:unhideWhenUsed/>
@@ -36124,10 +36171,10 @@
       <w:szCs w:val="20"/>
     </w:rPr>
   </w:style>
-  <w:style w:type="character" w:styleId="182">
+  <w:style w:type="character" w:styleId="871">
     <w:name w:val="Footnote Text Char"/>
-    <w:basedOn w:val="148"/>
-    <w:link w:val="181"/>
+    <w:basedOn w:val="840"/>
+    <w:link w:val="870"/>
     <w:uiPriority w:val="99"/>
     <w:semiHidden/>
     <w:pPr>
@@ -36140,9 +36187,9 @@
       <w:szCs w:val="20"/>
     </w:rPr>
   </w:style>
-  <w:style w:type="character" w:styleId="183">
+  <w:style w:type="character" w:styleId="872">
     <w:name w:val="footnote reference"/>
-    <w:basedOn w:val="148"/>
+    <w:basedOn w:val="840"/>
     <w:uiPriority w:val="99"/>
     <w:semiHidden/>
     <w:unhideWhenUsed/>
@@ -36155,10 +36202,10 @@
       <w:vertAlign w:val="superscript"/>
     </w:rPr>
   </w:style>
-  <w:style w:type="paragraph" w:styleId="184">
+  <w:style w:type="paragraph" w:styleId="873">
     <w:name w:val="endnote text"/>
-    <w:basedOn w:val="664"/>
-    <w:link w:val="185"/>
+    <w:basedOn w:val="890"/>
+    <w:link w:val="874"/>
     <w:uiPriority w:val="99"/>
     <w:semiHidden/>
     <w:unhideWhenUsed/>
@@ -36172,10 +36219,10 @@
       <w:szCs w:val="20"/>
     </w:rPr>
   </w:style>
-  <w:style w:type="character" w:styleId="185">
+  <w:style w:type="character" w:styleId="874">
     <w:name w:val="Endnote Text Char"/>
-    <w:basedOn w:val="148"/>
-    <w:link w:val="184"/>
+    <w:basedOn w:val="840"/>
+    <w:link w:val="873"/>
     <w:uiPriority w:val="99"/>
     <w:semiHidden/>
     <w:pPr>
@@ -36188,9 +36235,9 @@
       <w:szCs w:val="20"/>
     </w:rPr>
   </w:style>
-  <w:style w:type="character" w:styleId="186">
+  <w:style w:type="character" w:styleId="875">
     <w:name w:val="endnote reference"/>
-    <w:basedOn w:val="148"/>
+    <w:basedOn w:val="840"/>
     <w:uiPriority w:val="99"/>
     <w:semiHidden/>
     <w:unhideWhenUsed/>
@@ -36203,9 +36250,9 @@
       <w:vertAlign w:val="superscript"/>
     </w:rPr>
   </w:style>
-  <w:style w:type="character" w:styleId="187">
+  <w:style w:type="character" w:styleId="876">
     <w:name w:val="Hyperlink"/>
-    <w:basedOn w:val="148"/>
+    <w:basedOn w:val="840"/>
     <w:uiPriority w:val="99"/>
     <w:unhideWhenUsed/>
     <w:pPr>
@@ -36218,9 +36265,9 @@
       <w:u w:val="single"/>
     </w:rPr>
   </w:style>
-  <w:style w:type="character" w:styleId="188">
+  <w:style w:type="character" w:styleId="877">
     <w:name w:val="FollowedHyperlink"/>
-    <w:basedOn w:val="148"/>
+    <w:basedOn w:val="840"/>
     <w:uiPriority w:val="99"/>
     <w:semiHidden/>
     <w:unhideWhenUsed/>
@@ -36234,10 +36281,10 @@
       <w:u w:val="single"/>
     </w:rPr>
   </w:style>
-  <w:style w:type="paragraph" w:styleId="189">
+  <w:style w:type="paragraph" w:styleId="878">
     <w:name w:val="toc 1"/>
-    <w:basedOn w:val="664"/>
-    <w:next w:val="664"/>
+    <w:basedOn w:val="890"/>
+    <w:next w:val="890"/>
     <w:uiPriority w:val="39"/>
     <w:unhideWhenUsed/>
     <w:pPr>
@@ -36246,10 +36293,10 @@
       <w:ind/>
     </w:pPr>
   </w:style>
-  <w:style w:type="paragraph" w:styleId="190">
+  <w:style w:type="paragraph" w:styleId="879">
     <w:name w:val="toc 2"/>
-    <w:basedOn w:val="664"/>
-    <w:next w:val="664"/>
+    <w:basedOn w:val="890"/>
+    <w:next w:val="890"/>
     <w:uiPriority w:val="39"/>
     <w:unhideWhenUsed/>
     <w:pPr>
@@ -36258,10 +36305,10 @@
       <w:ind w:left="220"/>
     </w:pPr>
   </w:style>
-  <w:style w:type="paragraph" w:styleId="191">
+  <w:style w:type="paragraph" w:styleId="880">
     <w:name w:val="toc 3"/>
-    <w:basedOn w:val="664"/>
-    <w:next w:val="664"/>
+    <w:basedOn w:val="890"/>
+    <w:next w:val="890"/>
     <w:uiPriority w:val="39"/>
     <w:unhideWhenUsed/>
     <w:pPr>
@@ -36270,10 +36317,10 @@
       <w:ind w:left="440"/>
     </w:pPr>
   </w:style>
-  <w:style w:type="paragraph" w:styleId="192">
+  <w:style w:type="paragraph" w:styleId="881">
     <w:name w:val="toc 4"/>
-    <w:basedOn w:val="664"/>
-    <w:next w:val="664"/>
+    <w:basedOn w:val="890"/>
+    <w:next w:val="890"/>
     <w:uiPriority w:val="39"/>
     <w:unhideWhenUsed/>
     <w:pPr>
@@ -36282,10 +36329,10 @@
       <w:ind w:left="660"/>
     </w:pPr>
   </w:style>
-  <w:style w:type="paragraph" w:styleId="193">
+  <w:style w:type="paragraph" w:styleId="882">
     <w:name w:val="toc 5"/>
-    <w:basedOn w:val="664"/>
-    <w:next w:val="664"/>
+    <w:basedOn w:val="890"/>
+    <w:next w:val="890"/>
     <w:uiPriority w:val="39"/>
     <w:unhideWhenUsed/>
     <w:pPr>
@@ -36294,10 +36341,10 @@
       <w:ind w:left="880"/>
     </w:pPr>
   </w:style>
-  <w:style w:type="paragraph" w:styleId="194">
+  <w:style w:type="paragraph" w:styleId="883">
     <w:name w:val="toc 6"/>
-    <w:basedOn w:val="664"/>
-    <w:next w:val="664"/>
+    <w:basedOn w:val="890"/>
+    <w:next w:val="890"/>
     <w:uiPriority w:val="39"/>
     <w:unhideWhenUsed/>
     <w:pPr>
@@ -36306,10 +36353,10 @@
       <w:ind w:left="1100"/>
     </w:pPr>
   </w:style>
-  <w:style w:type="paragraph" w:styleId="195">
+  <w:style w:type="paragraph" w:styleId="884">
     <w:name w:val="toc 7"/>
-    <w:basedOn w:val="664"/>
-    <w:next w:val="664"/>
+    <w:basedOn w:val="890"/>
+    <w:next w:val="890"/>
     <w:uiPriority w:val="39"/>
     <w:unhideWhenUsed/>
     <w:pPr>
@@ -36318,10 +36365,10 @@
       <w:ind w:left="1320"/>
     </w:pPr>
   </w:style>
-  <w:style w:type="paragraph" w:styleId="196">
+  <w:style w:type="paragraph" w:styleId="885">
     <w:name w:val="toc 8"/>
-    <w:basedOn w:val="664"/>
-    <w:next w:val="664"/>
+    <w:basedOn w:val="890"/>
+    <w:next w:val="890"/>
     <w:uiPriority w:val="39"/>
     <w:unhideWhenUsed/>
     <w:pPr>
@@ -36330,10 +36377,10 @@
       <w:ind w:left="1540"/>
     </w:pPr>
   </w:style>
-  <w:style w:type="paragraph" w:styleId="197">
+  <w:style w:type="paragraph" w:styleId="886">
     <w:name w:val="toc 9"/>
-    <w:basedOn w:val="664"/>
-    <w:next w:val="664"/>
+    <w:basedOn w:val="890"/>
+    <w:next w:val="890"/>
     <w:uiPriority w:val="39"/>
     <w:unhideWhenUsed/>
     <w:pPr>
@@ -36342,9 +36389,9 @@
       <w:ind w:left="1760"/>
     </w:pPr>
   </w:style>
-  <w:style w:type="character" w:styleId="198">
+  <w:style w:type="character" w:styleId="887">
     <w:name w:val="Placeholder Text"/>
-    <w:basedOn w:val="148"/>
+    <w:basedOn w:val="840"/>
     <w:uiPriority w:val="99"/>
     <w:semiHidden/>
     <w:pPr>
@@ -36356,7 +36403,7 @@
       <w:color w:val="666666"/>
     </w:rPr>
   </w:style>
-  <w:style w:type="paragraph" w:styleId="208">
+  <w:style w:type="paragraph" w:styleId="888">
     <w:name w:val="TOC Heading"/>
     <w:uiPriority w:val="39"/>
     <w:unhideWhenUsed/>
@@ -36366,10 +36413,10 @@
       <w:ind/>
     </w:pPr>
   </w:style>
-  <w:style w:type="paragraph" w:styleId="209">
+  <w:style w:type="paragraph" w:styleId="889">
     <w:name w:val="table of figures"/>
-    <w:basedOn w:val="664"/>
-    <w:next w:val="664"/>
+    <w:basedOn w:val="890"/>
+    <w:next w:val="890"/>
     <w:uiPriority w:val="99"/>
     <w:unhideWhenUsed/>
     <w:pPr>
@@ -36378,7 +36425,7 @@
       <w:ind/>
     </w:pPr>
   </w:style>
-  <w:style w:type="paragraph" w:styleId="664" w:default="1">
+  <w:style w:type="paragraph" w:styleId="890" w:default="1">
     <w:name w:val="Normal"/>
     <w:qFormat/>
     <w:pPr>
@@ -36387,7 +36434,7 @@
       <w:ind/>
     </w:pPr>
   </w:style>
-  <w:style w:type="table" w:styleId="665" w:default="1">
+  <w:style w:type="table" w:styleId="891" w:default="1">
     <w:name w:val="Normal Table"/>
     <w:uiPriority w:val="99"/>
     <w:semiHidden/>
@@ -36580,7 +36627,7 @@
       </w:tcPr>
     </w:tblStylePr>
   </w:style>
-  <w:style w:type="numbering" w:styleId="666" w:default="1">
+  <w:style w:type="numbering" w:styleId="892" w:default="1">
     <w:name w:val="No List"/>
     <w:uiPriority w:val="99"/>
     <w:semiHidden/>
@@ -36591,9 +36638,9 @@
       <w:ind/>
     </w:pPr>
   </w:style>
-  <w:style w:type="paragraph" w:styleId="667">
+  <w:style w:type="paragraph" w:styleId="893">
     <w:name w:val="No Spacing"/>
-    <w:basedOn w:val="664"/>
+    <w:basedOn w:val="890"/>
     <w:uiPriority w:val="1"/>
     <w:qFormat/>
     <w:pPr>
@@ -36602,9 +36649,9 @@
       <w:ind/>
     </w:pPr>
   </w:style>
-  <w:style w:type="paragraph" w:styleId="668">
+  <w:style w:type="paragraph" w:styleId="894">
     <w:name w:val="List Paragraph"/>
-    <w:basedOn w:val="664"/>
+    <w:basedOn w:val="890"/>
     <w:uiPriority w:val="34"/>
     <w:qFormat/>
     <w:pPr>
